--- a/documentation/openRVFcast_Walkthrough.docx
+++ b/documentation/openRVFcast_Walkthrough.docx
@@ -1,6 +1,6 @@
 
 <file path=word/document.xml><?xml version="1.0" encoding="utf-8"?>
-<w:document xmlns:wpc="http://schemas.microsoft.com/office/word/2010/wordprocessingCanvas" xmlns:cx="http://schemas.microsoft.com/office/drawing/2014/chartex" xmlns:cx1="http://schemas.microsoft.com/office/drawing/2015/9/8/chartex" xmlns:cx2="http://schemas.microsoft.com/office/drawing/2015/10/21/chartex" xmlns:cx3="http://schemas.microsoft.com/office/drawing/2016/5/9/chartex" xmlns:cx4="http://schemas.microsoft.com/office/drawing/2016/5/10/chartex" xmlns:cx5="http://schemas.microsoft.com/office/drawing/2016/5/11/chartex" xmlns:cx6="http://schemas.microsoft.com/office/drawing/2016/5/12/chartex" xmlns:cx7="http://schemas.microsoft.com/office/drawing/2016/5/13/chartex" xmlns:cx8="http://schemas.microsoft.com/office/drawing/2016/5/14/chartex" xmlns:mc="http://schemas.openxmlformats.org/markup-compatibility/2006" xmlns:aink="http://schemas.microsoft.com/office/drawing/2016/ink" xmlns:am3d="http://schemas.microsoft.com/office/drawing/2017/model3d" xmlns:o="urn:schemas-microsoft-com:office:office" xmlns:oel="http://schemas.microsoft.com/office/2019/extlst" xmlns:r="http://schemas.openxmlformats.org/officeDocument/2006/relationships" xmlns:m="http://schemas.openxmlformats.org/officeDocument/2006/math" xmlns:v="urn:schemas-microsoft-com:vml" xmlns:wp14="http://schemas.microsoft.com/office/word/2010/wordprocessingDrawing" xmlns:wp="http://schemas.openxmlformats.org/drawingml/2006/wordprocessingDrawing" xmlns:w10="urn:schemas-microsoft-com:office:word" xmlns:w="http://schemas.openxmlformats.org/wordprocessingml/2006/main" xmlns:w14="http://schemas.microsoft.com/office/word/2010/wordml" xmlns:w15="http://schemas.microsoft.com/office/word/2012/wordml" xmlns:w16cex="http://schemas.microsoft.com/office/word/2018/wordml/cex" xmlns:w16cid="http://schemas.microsoft.com/office/word/2016/wordml/cid" xmlns:w16="http://schemas.microsoft.com/office/word/2018/wordml" xmlns:w16du="http://schemas.microsoft.com/office/word/2023/wordml/word16du" xmlns:w16sdtdh="http://schemas.microsoft.com/office/word/2020/wordml/sdtdatahash" xmlns:w16sdtfl="http://schemas.microsoft.com/office/word/2024/wordml/sdtformatlock" xmlns:w16se="http://schemas.microsoft.com/office/word/2015/wordml/symex" xmlns:wpg="http://schemas.microsoft.com/office/word/2010/wordprocessingGroup" xmlns:wpi="http://schemas.microsoft.com/office/word/2010/wordprocessingInk" xmlns:wne="http://schemas.microsoft.com/office/word/2006/wordml" xmlns:wps="http://schemas.microsoft.com/office/word/2010/wordprocessingShape" mc:Ignorable="w14 w15 w16se w16cid w16 w16cex w16sdtdh w16sdtfl w16du wp14">
+<w:document xmlns:wpc="http://schemas.microsoft.com/office/word/2010/wordprocessingCanvas" xmlns:cx="http://schemas.microsoft.com/office/drawing/2014/chartex" xmlns:cx1="http://schemas.microsoft.com/office/drawing/2015/9/8/chartex" xmlns:cx2="http://schemas.microsoft.com/office/drawing/2015/10/21/chartex" xmlns:cx3="http://schemas.microsoft.com/office/drawing/2016/5/9/chartex" xmlns:cx4="http://schemas.microsoft.com/office/drawing/2016/5/10/chartex" xmlns:cx5="http://schemas.microsoft.com/office/drawing/2016/5/11/chartex" xmlns:cx6="http://schemas.microsoft.com/office/drawing/2016/5/12/chartex" xmlns:cx7="http://schemas.microsoft.com/office/drawing/2016/5/13/chartex" xmlns:cx8="http://schemas.microsoft.com/office/drawing/2016/5/14/chartex" xmlns:mc="http://schemas.openxmlformats.org/markup-compatibility/2006" xmlns:m="http://schemas.openxmlformats.org/officeDocument/2006/math" xmlns:aink="http://schemas.microsoft.com/office/drawing/2016/ink" xmlns:am3d="http://schemas.microsoft.com/office/drawing/2017/model3d" xmlns:oel="http://schemas.microsoft.com/office/2019/extlst" xmlns:r="http://schemas.openxmlformats.org/officeDocument/2006/relationships" xmlns:wp14="http://schemas.microsoft.com/office/word/2010/wordprocessingDrawing" xmlns:wp="http://schemas.openxmlformats.org/drawingml/2006/wordprocessingDrawing" xmlns:wpg="http://schemas.microsoft.com/office/word/2010/wordprocessingGroup" xmlns:wpi="http://schemas.microsoft.com/office/word/2010/wordprocessingInk" xmlns:wps="http://schemas.microsoft.com/office/word/2010/wordprocessingShape" xmlns:o="urn:schemas-microsoft-com:office:office" xmlns:v="urn:schemas-microsoft-com:vml" xmlns:w10="urn:schemas-microsoft-com:office:word" xmlns:w="http://schemas.openxmlformats.org/wordprocessingml/2006/main" xmlns:w14="http://schemas.microsoft.com/office/word/2010/wordml" xmlns:w15="http://schemas.microsoft.com/office/word/2012/wordml" xmlns:w16cei="http://schemas.microsoft.com/office/word/2026/wordml/cei" xmlns:w16cex="http://schemas.microsoft.com/office/word/2018/wordml/cex" xmlns:w16cid="http://schemas.microsoft.com/office/word/2016/wordml/cid" xmlns:w16="http://schemas.microsoft.com/office/word/2018/wordml" xmlns:w16sdtdh="http://schemas.microsoft.com/office/word/2020/wordml/sdtdatahash" xmlns:w16sdtfl="http://schemas.microsoft.com/office/word/2024/wordml/sdtformatlock" xmlns:w16se="http://schemas.microsoft.com/office/word/2015/wordml/symex" xmlns:w16du="http://schemas.microsoft.com/office/word/2023/wordml/word16du" xmlns:wne="http://schemas.microsoft.com/office/word/2006/wordml" mc:Ignorable="w14 w15 w16se w16cid w16 w16cex w16sdtdh w16sdtfl w16du wp14">
   <w:body>
     <w:p>
       <w:pPr>
@@ -14,6 +14,7 @@
           <w:shd w:val="clear" w:color="auto" w:fill="FFFFFF"/>
         </w:rPr>
       </w:pPr>
+      <w:proofErr w:type="spellStart"/>
       <w:r>
         <w:rPr>
           <w:rFonts w:asciiTheme="majorBidi" w:hAnsiTheme="majorBidi" w:cstheme="majorBidi"/>
@@ -26,6 +27,7 @@
         </w:rPr>
         <w:t>OpenRVFcast</w:t>
       </w:r>
+      <w:proofErr w:type="spellEnd"/>
       <w:r>
         <w:rPr>
           <w:rFonts w:asciiTheme="majorBidi" w:hAnsiTheme="majorBidi" w:cstheme="majorBidi"/>
@@ -2810,6 +2812,7 @@
         </w:rPr>
         <w:t>“</w:t>
       </w:r>
+      <w:proofErr w:type="spellStart"/>
       <w:r>
         <w:rPr>
           <w:rFonts w:asciiTheme="majorBidi" w:hAnsiTheme="majorBidi" w:cstheme="majorBidi"/>
@@ -2818,6 +2821,7 @@
         </w:rPr>
         <w:t>OpenRVFcast</w:t>
       </w:r>
+      <w:proofErr w:type="spellEnd"/>
       <w:r>
         <w:rPr>
           <w:rFonts w:asciiTheme="majorBidi" w:hAnsiTheme="majorBidi" w:cstheme="majorBidi"/>
@@ -2864,7 +2868,25 @@
           <w:color w:val="1F2328"/>
           <w:shd w:val="clear" w:color="auto" w:fill="FFFFFF"/>
         </w:rPr>
-        <w:t>open-source modeling framework for predicting Rift Valley Fever (RVF) outbreaks in Africa, funded by the Wellcome Trust’s climate-sensitive infectious disease </w:t>
+        <w:t xml:space="preserve">open-source modeling framework for predicting Rift Valley Fever (RVF) outbreaks in Africa, funded by the </w:t>
+      </w:r>
+      <w:proofErr w:type="spellStart"/>
+      <w:r>
+        <w:rPr>
+          <w:rFonts w:asciiTheme="majorBidi" w:hAnsiTheme="majorBidi" w:cstheme="majorBidi"/>
+          <w:color w:val="1F2328"/>
+          <w:shd w:val="clear" w:color="auto" w:fill="FFFFFF"/>
+        </w:rPr>
+        <w:t>Wellcome</w:t>
+      </w:r>
+      <w:proofErr w:type="spellEnd"/>
+      <w:r>
+        <w:rPr>
+          <w:rFonts w:asciiTheme="majorBidi" w:hAnsiTheme="majorBidi" w:cstheme="majorBidi"/>
+          <w:color w:val="1F2328"/>
+          <w:shd w:val="clear" w:color="auto" w:fill="FFFFFF"/>
+        </w:rPr>
+        <w:t xml:space="preserve"> Trust’s climate-sensitive infectious disease </w:t>
       </w:r>
       <w:hyperlink r:id="rId6" w:history="1">
         <w:r>
@@ -2927,30 +2949,40 @@
         <w:t xml:space="preserve"> a </w:t>
       </w:r>
       <w:hyperlink r:id="rId7" w:history="1">
+        <w:proofErr w:type="spellStart"/>
         <w:r>
           <w:rPr>
             <w:rStyle w:val="Hyperlink"/>
             <w:rFonts w:asciiTheme="majorBidi" w:hAnsiTheme="majorBidi" w:cstheme="majorBidi"/>
             <w:shd w:val="clear" w:color="auto" w:fill="FFFFFF"/>
           </w:rPr>
-          <w:t>Github repository</w:t>
+          <w:t>Github</w:t>
         </w:r>
-      </w:hyperlink>
-      <w:r>
-        <w:rPr>
-          <w:rFonts w:asciiTheme="majorBidi" w:hAnsiTheme="majorBidi" w:cstheme="majorBidi"/>
-          <w:color w:val="1F2328"/>
-          <w:shd w:val="clear" w:color="auto" w:fill="FFFFFF"/>
-        </w:rPr>
-        <w:t xml:space="preserve"> within the “</w:t>
-      </w:r>
-      <w:hyperlink r:id="rId8" w:history="1">
+        <w:proofErr w:type="spellEnd"/>
         <w:r>
           <w:rPr>
             <w:rStyle w:val="Hyperlink"/>
             <w:rFonts w:asciiTheme="majorBidi" w:hAnsiTheme="majorBidi" w:cstheme="majorBidi"/>
             <w:shd w:val="clear" w:color="auto" w:fill="FFFFFF"/>
           </w:rPr>
+          <w:t xml:space="preserve"> repository</w:t>
+        </w:r>
+      </w:hyperlink>
+      <w:r>
+        <w:rPr>
+          <w:rFonts w:asciiTheme="majorBidi" w:hAnsiTheme="majorBidi" w:cstheme="majorBidi"/>
+          <w:color w:val="1F2328"/>
+          <w:shd w:val="clear" w:color="auto" w:fill="FFFFFF"/>
+        </w:rPr>
+        <w:t xml:space="preserve"> within the “</w:t>
+      </w:r>
+      <w:hyperlink r:id="rId8" w:history="1">
+        <w:r>
+          <w:rPr>
+            <w:rStyle w:val="Hyperlink"/>
+            <w:rFonts w:asciiTheme="majorBidi" w:hAnsiTheme="majorBidi" w:cstheme="majorBidi"/>
+            <w:shd w:val="clear" w:color="auto" w:fill="FFFFFF"/>
+          </w:rPr>
           <w:t>One Health Research Consulting</w:t>
         </w:r>
       </w:hyperlink>
@@ -2960,7 +2992,25 @@
           <w:color w:val="1F2328"/>
           <w:shd w:val="clear" w:color="auto" w:fill="FFFFFF"/>
         </w:rPr>
-        <w:t>” (Mindy Rostal) group</w:t>
+        <w:t xml:space="preserve">” (Mindy </w:t>
+      </w:r>
+      <w:proofErr w:type="spellStart"/>
+      <w:r>
+        <w:rPr>
+          <w:rFonts w:asciiTheme="majorBidi" w:hAnsiTheme="majorBidi" w:cstheme="majorBidi"/>
+          <w:color w:val="1F2328"/>
+          <w:shd w:val="clear" w:color="auto" w:fill="FFFFFF"/>
+        </w:rPr>
+        <w:t>Rostal</w:t>
+      </w:r>
+      <w:proofErr w:type="spellEnd"/>
+      <w:r>
+        <w:rPr>
+          <w:rFonts w:asciiTheme="majorBidi" w:hAnsiTheme="majorBidi" w:cstheme="majorBidi"/>
+          <w:color w:val="1F2328"/>
+          <w:shd w:val="clear" w:color="auto" w:fill="FFFFFF"/>
+        </w:rPr>
+        <w:t>) group</w:t>
       </w:r>
       <w:r>
         <w:rPr>
@@ -2986,13 +3036,23 @@
         </w:rPr>
         <w:t xml:space="preserve">from </w:t>
       </w:r>
-      <w:r>
-        <w:rPr>
-          <w:rFonts w:asciiTheme="majorBidi" w:hAnsiTheme="majorBidi" w:cstheme="majorBidi"/>
-          <w:color w:val="1F2328"/>
-          <w:shd w:val="clear" w:color="auto" w:fill="FFFFFF"/>
-        </w:rPr>
-        <w:t>Wellcome Trust</w:t>
+      <w:proofErr w:type="spellStart"/>
+      <w:r>
+        <w:rPr>
+          <w:rFonts w:asciiTheme="majorBidi" w:hAnsiTheme="majorBidi" w:cstheme="majorBidi"/>
+          <w:color w:val="1F2328"/>
+          <w:shd w:val="clear" w:color="auto" w:fill="FFFFFF"/>
+        </w:rPr>
+        <w:t>Wellcome</w:t>
+      </w:r>
+      <w:proofErr w:type="spellEnd"/>
+      <w:r>
+        <w:rPr>
+          <w:rFonts w:asciiTheme="majorBidi" w:hAnsiTheme="majorBidi" w:cstheme="majorBidi"/>
+          <w:color w:val="1F2328"/>
+          <w:shd w:val="clear" w:color="auto" w:fill="FFFFFF"/>
+        </w:rPr>
+        <w:t xml:space="preserve"> Trust</w:t>
       </w:r>
       <w:r>
         <w:rPr>
@@ -3002,6 +3062,7 @@
         </w:rPr>
         <w:t xml:space="preserve"> is passed through </w:t>
       </w:r>
+      <w:proofErr w:type="spellStart"/>
       <w:r>
         <w:rPr>
           <w:rFonts w:asciiTheme="majorBidi" w:hAnsiTheme="majorBidi" w:cstheme="majorBidi"/>
@@ -3010,6 +3071,7 @@
         </w:rPr>
         <w:t>NumFOCUS</w:t>
       </w:r>
+      <w:proofErr w:type="spellEnd"/>
       <w:r>
         <w:rPr>
           <w:rFonts w:asciiTheme="majorBidi" w:hAnsiTheme="majorBidi" w:cstheme="majorBidi"/>
@@ -3018,13 +3080,23 @@
         </w:rPr>
         <w:t xml:space="preserve"> - </w:t>
       </w:r>
-      <w:r>
-        <w:rPr>
-          <w:rFonts w:asciiTheme="majorBidi" w:hAnsiTheme="majorBidi" w:cstheme="majorBidi"/>
-          <w:color w:val="1F2328"/>
-          <w:shd w:val="clear" w:color="auto" w:fill="FFFFFF"/>
-        </w:rPr>
-        <w:t xml:space="preserve">rOpenSci (Noam Ross). </w:t>
+      <w:proofErr w:type="spellStart"/>
+      <w:r>
+        <w:rPr>
+          <w:rFonts w:asciiTheme="majorBidi" w:hAnsiTheme="majorBidi" w:cstheme="majorBidi"/>
+          <w:color w:val="1F2328"/>
+          <w:shd w:val="clear" w:color="auto" w:fill="FFFFFF"/>
+        </w:rPr>
+        <w:t>rOpenSci</w:t>
+      </w:r>
+      <w:proofErr w:type="spellEnd"/>
+      <w:r>
+        <w:rPr>
+          <w:rFonts w:asciiTheme="majorBidi" w:hAnsiTheme="majorBidi" w:cstheme="majorBidi"/>
+          <w:color w:val="1F2328"/>
+          <w:shd w:val="clear" w:color="auto" w:fill="FFFFFF"/>
+        </w:rPr>
+        <w:t xml:space="preserve"> (Noam Ross). </w:t>
       </w:r>
     </w:p>
     <w:p>
@@ -3065,7 +3137,41 @@
           <w:color w:val="1F2328"/>
           <w:shd w:val="clear" w:color="auto" w:fill="FFFFFF"/>
         </w:rPr>
-        <w:t>developers (as can be seen in the github commit history), passing from Emma Mendelsohn to Nathan Layman to Morgan Kain and now onward (with Noam Ross supervising all developers).</w:t>
+        <w:t xml:space="preserve">developers (as can be seen in the </w:t>
+      </w:r>
+      <w:proofErr w:type="spellStart"/>
+      <w:r>
+        <w:rPr>
+          <w:rFonts w:asciiTheme="majorBidi" w:hAnsiTheme="majorBidi" w:cstheme="majorBidi"/>
+          <w:color w:val="1F2328"/>
+          <w:shd w:val="clear" w:color="auto" w:fill="FFFFFF"/>
+        </w:rPr>
+        <w:t>github</w:t>
+      </w:r>
+      <w:proofErr w:type="spellEnd"/>
+      <w:r>
+        <w:rPr>
+          <w:rFonts w:asciiTheme="majorBidi" w:hAnsiTheme="majorBidi" w:cstheme="majorBidi"/>
+          <w:color w:val="1F2328"/>
+          <w:shd w:val="clear" w:color="auto" w:fill="FFFFFF"/>
+        </w:rPr>
+        <w:t xml:space="preserve"> commit history), passing from Emma Mendelsohn to Nathan Layman to Morgan Kain and now</w:t>
+      </w:r>
+      <w:r>
+        <w:rPr>
+          <w:rFonts w:asciiTheme="majorBidi" w:hAnsiTheme="majorBidi" w:cstheme="majorBidi"/>
+          <w:color w:val="1F2328"/>
+          <w:shd w:val="clear" w:color="auto" w:fill="FFFFFF"/>
+        </w:rPr>
+        <w:t xml:space="preserve"> [PLACEHOLDER]</w:t>
+      </w:r>
+      <w:r>
+        <w:rPr>
+          <w:rFonts w:asciiTheme="majorBidi" w:hAnsiTheme="majorBidi" w:cstheme="majorBidi"/>
+          <w:color w:val="1F2328"/>
+          <w:shd w:val="clear" w:color="auto" w:fill="FFFFFF"/>
+        </w:rPr>
+        <w:t xml:space="preserve"> onward (with Noam Ross supervising all developers).</w:t>
       </w:r>
     </w:p>
     <w:p>
@@ -3119,7 +3225,25 @@
           <w:color w:val="000000" w:themeColor="text1"/>
           <w:shd w:val="clear" w:color="auto" w:fill="FFFFFF"/>
         </w:rPr>
-        <w:t>See docs/model_supplement.qmd and docs/model_supplement.html for more details on the data and model</w:t>
+        <w:t>See docs/</w:t>
+      </w:r>
+      <w:proofErr w:type="spellStart"/>
+      <w:r>
+        <w:rPr>
+          <w:rFonts w:asciiTheme="majorBidi" w:hAnsiTheme="majorBidi" w:cstheme="majorBidi"/>
+          <w:color w:val="000000" w:themeColor="text1"/>
+          <w:shd w:val="clear" w:color="auto" w:fill="FFFFFF"/>
+        </w:rPr>
+        <w:t>model_supplement.qmd</w:t>
+      </w:r>
+      <w:proofErr w:type="spellEnd"/>
+      <w:r>
+        <w:rPr>
+          <w:rFonts w:asciiTheme="majorBidi" w:hAnsiTheme="majorBidi" w:cstheme="majorBidi"/>
+          <w:color w:val="000000" w:themeColor="text1"/>
+          <w:shd w:val="clear" w:color="auto" w:fill="FFFFFF"/>
+        </w:rPr>
+        <w:t xml:space="preserve"> and docs/model_supplement.html for more details on the data and model</w:t>
       </w:r>
     </w:p>
     <w:p>
@@ -3632,8 +3756,18 @@
           <w:color w:val="3A7C22" w:themeColor="accent6" w:themeShade="BF"/>
           <w:shd w:val="clear" w:color="auto" w:fill="FFFFFF"/>
         </w:rPr>
-        <w:t>_targets.R</w:t>
-      </w:r>
+        <w:t>_</w:t>
+      </w:r>
+      <w:proofErr w:type="spellStart"/>
+      <w:r>
+        <w:rPr>
+          <w:rFonts w:asciiTheme="majorBidi" w:hAnsiTheme="majorBidi" w:cstheme="majorBidi"/>
+          <w:color w:val="3A7C22" w:themeColor="accent6" w:themeShade="BF"/>
+          <w:shd w:val="clear" w:color="auto" w:fill="FFFFFF"/>
+        </w:rPr>
+        <w:t>targets.R</w:t>
+      </w:r>
+      <w:proofErr w:type="spellEnd"/>
       <w:r>
         <w:rPr>
           <w:rFonts w:asciiTheme="majorBidi" w:hAnsiTheme="majorBidi" w:cstheme="majorBidi"/>
@@ -3704,7 +3838,25 @@
           <w:color w:val="000000" w:themeColor="text1"/>
           <w:shd w:val="clear" w:color="auto" w:fill="FFFFFF"/>
         </w:rPr>
-        <w:t xml:space="preserve"> separate </w:t>
+        <w:t xml:space="preserve"> </w:t>
+      </w:r>
+      <w:proofErr w:type="gramStart"/>
+      <w:r>
+        <w:rPr>
+          <w:rFonts w:asciiTheme="majorBidi" w:hAnsiTheme="majorBidi" w:cstheme="majorBidi"/>
+          <w:color w:val="000000" w:themeColor="text1"/>
+          <w:shd w:val="clear" w:color="auto" w:fill="FFFFFF"/>
+        </w:rPr>
+        <w:t>separate</w:t>
+      </w:r>
+      <w:proofErr w:type="gramEnd"/>
+      <w:r>
+        <w:rPr>
+          <w:rFonts w:asciiTheme="majorBidi" w:hAnsiTheme="majorBidi" w:cstheme="majorBidi"/>
+          <w:color w:val="000000" w:themeColor="text1"/>
+          <w:shd w:val="clear" w:color="auto" w:fill="FFFFFF"/>
+        </w:rPr>
+        <w:t xml:space="preserve"> </w:t>
       </w:r>
       <w:r>
         <w:rPr>
@@ -3712,7 +3864,27 @@
           <w:color w:val="3A7C22" w:themeColor="accent6" w:themeShade="BF"/>
           <w:shd w:val="clear" w:color="auto" w:fill="FFFFFF"/>
         </w:rPr>
-        <w:t xml:space="preserve">_targets.R </w:t>
+        <w:t>_</w:t>
+      </w:r>
+      <w:proofErr w:type="spellStart"/>
+      <w:proofErr w:type="gramStart"/>
+      <w:r>
+        <w:rPr>
+          <w:rFonts w:asciiTheme="majorBidi" w:hAnsiTheme="majorBidi" w:cstheme="majorBidi"/>
+          <w:color w:val="3A7C22" w:themeColor="accent6" w:themeShade="BF"/>
+          <w:shd w:val="clear" w:color="auto" w:fill="FFFFFF"/>
+        </w:rPr>
+        <w:t>targets.R</w:t>
+      </w:r>
+      <w:proofErr w:type="spellEnd"/>
+      <w:proofErr w:type="gramEnd"/>
+      <w:r>
+        <w:rPr>
+          <w:rFonts w:asciiTheme="majorBidi" w:hAnsiTheme="majorBidi" w:cstheme="majorBidi"/>
+          <w:color w:val="3A7C22" w:themeColor="accent6" w:themeShade="BF"/>
+          <w:shd w:val="clear" w:color="auto" w:fill="FFFFFF"/>
+        </w:rPr>
+        <w:t xml:space="preserve"> </w:t>
       </w:r>
       <w:r>
         <w:rPr>
@@ -3903,7 +4075,27 @@
           <w:color w:val="3A7C22" w:themeColor="accent6" w:themeShade="BF"/>
           <w:shd w:val="clear" w:color="auto" w:fill="FFFFFF"/>
         </w:rPr>
-        <w:t xml:space="preserve">_targets.R </w:t>
+        <w:t>_</w:t>
+      </w:r>
+      <w:proofErr w:type="spellStart"/>
+      <w:proofErr w:type="gramStart"/>
+      <w:r>
+        <w:rPr>
+          <w:rFonts w:asciiTheme="majorBidi" w:hAnsiTheme="majorBidi" w:cstheme="majorBidi"/>
+          <w:color w:val="3A7C22" w:themeColor="accent6" w:themeShade="BF"/>
+          <w:shd w:val="clear" w:color="auto" w:fill="FFFFFF"/>
+        </w:rPr>
+        <w:t>targets.R</w:t>
+      </w:r>
+      <w:proofErr w:type="spellEnd"/>
+      <w:proofErr w:type="gramEnd"/>
+      <w:r>
+        <w:rPr>
+          <w:rFonts w:asciiTheme="majorBidi" w:hAnsiTheme="majorBidi" w:cstheme="majorBidi"/>
+          <w:color w:val="3A7C22" w:themeColor="accent6" w:themeShade="BF"/>
+          <w:shd w:val="clear" w:color="auto" w:fill="FFFFFF"/>
+        </w:rPr>
+        <w:t xml:space="preserve"> </w:t>
       </w:r>
       <w:r>
         <w:rPr>
@@ -3975,14 +4167,34 @@
         </w:rPr>
         <w:t xml:space="preserve">functions are </w:t>
       </w:r>
+      <w:proofErr w:type="spellStart"/>
       <w:r>
         <w:rPr>
           <w:rFonts w:asciiTheme="majorBidi" w:hAnsiTheme="majorBidi" w:cstheme="majorBidi"/>
           <w:color w:val="BF4E14" w:themeColor="accent2" w:themeShade="BF"/>
           <w:shd w:val="clear" w:color="auto" w:fill="FFFFFF"/>
         </w:rPr>
-        <w:t>tar_make(</w:t>
-      </w:r>
+        <w:t>tar_</w:t>
+      </w:r>
+      <w:proofErr w:type="gramStart"/>
+      <w:r>
+        <w:rPr>
+          <w:rFonts w:asciiTheme="majorBidi" w:hAnsiTheme="majorBidi" w:cstheme="majorBidi"/>
+          <w:color w:val="BF4E14" w:themeColor="accent2" w:themeShade="BF"/>
+          <w:shd w:val="clear" w:color="auto" w:fill="FFFFFF"/>
+        </w:rPr>
+        <w:t>make</w:t>
+      </w:r>
+      <w:proofErr w:type="spellEnd"/>
+      <w:r>
+        <w:rPr>
+          <w:rFonts w:asciiTheme="majorBidi" w:hAnsiTheme="majorBidi" w:cstheme="majorBidi"/>
+          <w:color w:val="BF4E14" w:themeColor="accent2" w:themeShade="BF"/>
+          <w:shd w:val="clear" w:color="auto" w:fill="FFFFFF"/>
+        </w:rPr>
+        <w:t>(</w:t>
+      </w:r>
+      <w:proofErr w:type="gramEnd"/>
       <w:r>
         <w:rPr>
           <w:rFonts w:asciiTheme="majorBidi" w:hAnsiTheme="majorBidi" w:cstheme="majorBidi"/>
@@ -4031,14 +4243,34 @@
         </w:rPr>
         <w:t xml:space="preserve">and </w:t>
       </w:r>
+      <w:proofErr w:type="spellStart"/>
       <w:r>
         <w:rPr>
           <w:rFonts w:asciiTheme="majorBidi" w:hAnsiTheme="majorBidi" w:cstheme="majorBidi"/>
           <w:color w:val="BF4E14" w:themeColor="accent2" w:themeShade="BF"/>
           <w:shd w:val="clear" w:color="auto" w:fill="FFFFFF"/>
         </w:rPr>
-        <w:t>tar_load(</w:t>
-      </w:r>
+        <w:t>tar_</w:t>
+      </w:r>
+      <w:proofErr w:type="gramStart"/>
+      <w:r>
+        <w:rPr>
+          <w:rFonts w:asciiTheme="majorBidi" w:hAnsiTheme="majorBidi" w:cstheme="majorBidi"/>
+          <w:color w:val="BF4E14" w:themeColor="accent2" w:themeShade="BF"/>
+          <w:shd w:val="clear" w:color="auto" w:fill="FFFFFF"/>
+        </w:rPr>
+        <w:t>load</w:t>
+      </w:r>
+      <w:proofErr w:type="spellEnd"/>
+      <w:r>
+        <w:rPr>
+          <w:rFonts w:asciiTheme="majorBidi" w:hAnsiTheme="majorBidi" w:cstheme="majorBidi"/>
+          <w:color w:val="BF4E14" w:themeColor="accent2" w:themeShade="BF"/>
+          <w:shd w:val="clear" w:color="auto" w:fill="FFFFFF"/>
+        </w:rPr>
+        <w:t>(</w:t>
+      </w:r>
+      <w:proofErr w:type="gramEnd"/>
       <w:r>
         <w:rPr>
           <w:rFonts w:asciiTheme="majorBidi" w:hAnsiTheme="majorBidi" w:cstheme="majorBidi"/>
@@ -4117,7 +4349,43 @@
           <w:color w:val="BF4E14" w:themeColor="accent2" w:themeShade="BF"/>
           <w:shd w:val="clear" w:color="auto" w:fill="FFFFFF"/>
         </w:rPr>
-        <w:t xml:space="preserve"> tar_visnetwork() </w:t>
+        <w:t xml:space="preserve"> </w:t>
+      </w:r>
+      <w:proofErr w:type="spellStart"/>
+      <w:r>
+        <w:rPr>
+          <w:rFonts w:asciiTheme="majorBidi" w:hAnsiTheme="majorBidi" w:cstheme="majorBidi"/>
+          <w:color w:val="BF4E14" w:themeColor="accent2" w:themeShade="BF"/>
+          <w:shd w:val="clear" w:color="auto" w:fill="FFFFFF"/>
+        </w:rPr>
+        <w:t>tar_</w:t>
+      </w:r>
+      <w:proofErr w:type="gramStart"/>
+      <w:r>
+        <w:rPr>
+          <w:rFonts w:asciiTheme="majorBidi" w:hAnsiTheme="majorBidi" w:cstheme="majorBidi"/>
+          <w:color w:val="BF4E14" w:themeColor="accent2" w:themeShade="BF"/>
+          <w:shd w:val="clear" w:color="auto" w:fill="FFFFFF"/>
+        </w:rPr>
+        <w:t>visnetwork</w:t>
+      </w:r>
+      <w:proofErr w:type="spellEnd"/>
+      <w:r>
+        <w:rPr>
+          <w:rFonts w:asciiTheme="majorBidi" w:hAnsiTheme="majorBidi" w:cstheme="majorBidi"/>
+          <w:color w:val="BF4E14" w:themeColor="accent2" w:themeShade="BF"/>
+          <w:shd w:val="clear" w:color="auto" w:fill="FFFFFF"/>
+        </w:rPr>
+        <w:t>(</w:t>
+      </w:r>
+      <w:proofErr w:type="gramEnd"/>
+      <w:r>
+        <w:rPr>
+          <w:rFonts w:asciiTheme="majorBidi" w:hAnsiTheme="majorBidi" w:cstheme="majorBidi"/>
+          <w:color w:val="BF4E14" w:themeColor="accent2" w:themeShade="BF"/>
+          <w:shd w:val="clear" w:color="auto" w:fill="FFFFFF"/>
+        </w:rPr>
+        <w:t xml:space="preserve">) </w:t>
       </w:r>
       <w:r>
         <w:rPr>
@@ -4143,6 +4411,7 @@
         </w:rPr>
         <w:t>targets (</w:t>
       </w:r>
+      <w:proofErr w:type="gramStart"/>
       <w:r>
         <w:rPr>
           <w:rFonts w:asciiTheme="majorBidi" w:hAnsiTheme="majorBidi" w:cstheme="majorBidi"/>
@@ -4163,6 +4432,7 @@
         </w:rPr>
         <w:t>:</w:t>
       </w:r>
+      <w:proofErr w:type="gramEnd"/>
       <w:r>
         <w:rPr>
           <w:rFonts w:asciiTheme="majorBidi" w:hAnsiTheme="majorBidi" w:cstheme="majorBidi"/>
@@ -4227,7 +4497,27 @@
           <w:color w:val="3A7C22" w:themeColor="accent6" w:themeShade="BF"/>
           <w:shd w:val="clear" w:color="auto" w:fill="FFFFFF"/>
         </w:rPr>
-        <w:t xml:space="preserve">_targets.R </w:t>
+        <w:t>_</w:t>
+      </w:r>
+      <w:proofErr w:type="spellStart"/>
+      <w:proofErr w:type="gramStart"/>
+      <w:r>
+        <w:rPr>
+          <w:rFonts w:asciiTheme="majorBidi" w:hAnsiTheme="majorBidi" w:cstheme="majorBidi"/>
+          <w:color w:val="3A7C22" w:themeColor="accent6" w:themeShade="BF"/>
+          <w:shd w:val="clear" w:color="auto" w:fill="FFFFFF"/>
+        </w:rPr>
+        <w:t>targets.R</w:t>
+      </w:r>
+      <w:proofErr w:type="spellEnd"/>
+      <w:proofErr w:type="gramEnd"/>
+      <w:r>
+        <w:rPr>
+          <w:rFonts w:asciiTheme="majorBidi" w:hAnsiTheme="majorBidi" w:cstheme="majorBidi"/>
+          <w:color w:val="3A7C22" w:themeColor="accent6" w:themeShade="BF"/>
+          <w:shd w:val="clear" w:color="auto" w:fill="FFFFFF"/>
+        </w:rPr>
+        <w:t xml:space="preserve"> </w:t>
       </w:r>
       <w:r>
         <w:rPr>
@@ -4285,13 +4575,41 @@
         </w:rPr>
         <w:t xml:space="preserve">) and </w:t>
       </w:r>
+      <w:proofErr w:type="spellStart"/>
       <w:r>
         <w:rPr>
           <w:rFonts w:asciiTheme="majorBidi" w:hAnsiTheme="majorBidi" w:cstheme="majorBidi"/>
           <w:color w:val="BF4E14" w:themeColor="accent2" w:themeShade="BF"/>
           <w:shd w:val="clear" w:color="auto" w:fill="FFFFFF"/>
         </w:rPr>
-        <w:t xml:space="preserve">tar_outdated() </w:t>
+        <w:t>tar_</w:t>
+      </w:r>
+      <w:proofErr w:type="gramStart"/>
+      <w:r>
+        <w:rPr>
+          <w:rFonts w:asciiTheme="majorBidi" w:hAnsiTheme="majorBidi" w:cstheme="majorBidi"/>
+          <w:color w:val="BF4E14" w:themeColor="accent2" w:themeShade="BF"/>
+          <w:shd w:val="clear" w:color="auto" w:fill="FFFFFF"/>
+        </w:rPr>
+        <w:t>outdated</w:t>
+      </w:r>
+      <w:proofErr w:type="spellEnd"/>
+      <w:r>
+        <w:rPr>
+          <w:rFonts w:asciiTheme="majorBidi" w:hAnsiTheme="majorBidi" w:cstheme="majorBidi"/>
+          <w:color w:val="BF4E14" w:themeColor="accent2" w:themeShade="BF"/>
+          <w:shd w:val="clear" w:color="auto" w:fill="FFFFFF"/>
+        </w:rPr>
+        <w:t>(</w:t>
+      </w:r>
+      <w:proofErr w:type="gramEnd"/>
+      <w:r>
+        <w:rPr>
+          <w:rFonts w:asciiTheme="majorBidi" w:hAnsiTheme="majorBidi" w:cstheme="majorBidi"/>
+          <w:color w:val="BF4E14" w:themeColor="accent2" w:themeShade="BF"/>
+          <w:shd w:val="clear" w:color="auto" w:fill="FFFFFF"/>
+        </w:rPr>
+        <w:t xml:space="preserve">) </w:t>
       </w:r>
       <w:r>
         <w:rPr>
@@ -4337,14 +4655,26 @@
           <w:color w:val="3A7C22" w:themeColor="accent6" w:themeShade="BF"/>
           <w:shd w:val="clear" w:color="auto" w:fill="FFFFFF"/>
         </w:rPr>
-        <w:t>_targets.R</w:t>
-      </w:r>
+        <w:t>_</w:t>
+      </w:r>
+      <w:proofErr w:type="spellStart"/>
+      <w:proofErr w:type="gramStart"/>
       <w:r>
         <w:rPr>
           <w:rFonts w:asciiTheme="majorBidi" w:hAnsiTheme="majorBidi" w:cstheme="majorBidi"/>
           <w:color w:val="3A7C22" w:themeColor="accent6" w:themeShade="BF"/>
           <w:shd w:val="clear" w:color="auto" w:fill="FFFFFF"/>
         </w:rPr>
+        <w:t>targets.R</w:t>
+      </w:r>
+      <w:proofErr w:type="spellEnd"/>
+      <w:proofErr w:type="gramEnd"/>
+      <w:r>
+        <w:rPr>
+          <w:rFonts w:asciiTheme="majorBidi" w:hAnsiTheme="majorBidi" w:cstheme="majorBidi"/>
+          <w:color w:val="3A7C22" w:themeColor="accent6" w:themeShade="BF"/>
+          <w:shd w:val="clear" w:color="auto" w:fill="FFFFFF"/>
+        </w:rPr>
         <w:t xml:space="preserve"> </w:t>
       </w:r>
       <w:r>
@@ -4473,8 +4803,20 @@
           <w:color w:val="3A7C22" w:themeColor="accent6" w:themeShade="BF"/>
           <w:shd w:val="clear" w:color="auto" w:fill="FFFFFF"/>
         </w:rPr>
-        <w:t>_targets.R</w:t>
-      </w:r>
+        <w:t>_</w:t>
+      </w:r>
+      <w:proofErr w:type="spellStart"/>
+      <w:proofErr w:type="gramStart"/>
+      <w:r>
+        <w:rPr>
+          <w:rFonts w:asciiTheme="majorBidi" w:hAnsiTheme="majorBidi" w:cstheme="majorBidi"/>
+          <w:color w:val="3A7C22" w:themeColor="accent6" w:themeShade="BF"/>
+          <w:shd w:val="clear" w:color="auto" w:fill="FFFFFF"/>
+        </w:rPr>
+        <w:t>targets.R</w:t>
+      </w:r>
+      <w:proofErr w:type="spellEnd"/>
+      <w:proofErr w:type="gramEnd"/>
       <w:r>
         <w:rPr>
           <w:rFonts w:asciiTheme="majorBidi" w:hAnsiTheme="majorBidi" w:cstheme="majorBidi"/>
@@ -4513,14 +4855,34 @@
           <w:shd w:val="clear" w:color="auto" w:fill="FFFFFF"/>
         </w:rPr>
       </w:pPr>
+      <w:proofErr w:type="spellStart"/>
       <w:r>
         <w:rPr>
           <w:rFonts w:asciiTheme="majorBidi" w:hAnsiTheme="majorBidi" w:cstheme="majorBidi"/>
           <w:color w:val="BF4E14" w:themeColor="accent2" w:themeShade="BF"/>
           <w:shd w:val="clear" w:color="auto" w:fill="FFFFFF"/>
         </w:rPr>
-        <w:t>tar_load(</w:t>
-      </w:r>
+        <w:t>tar_</w:t>
+      </w:r>
+      <w:proofErr w:type="gramStart"/>
+      <w:r>
+        <w:rPr>
+          <w:rFonts w:asciiTheme="majorBidi" w:hAnsiTheme="majorBidi" w:cstheme="majorBidi"/>
+          <w:color w:val="BF4E14" w:themeColor="accent2" w:themeShade="BF"/>
+          <w:shd w:val="clear" w:color="auto" w:fill="FFFFFF"/>
+        </w:rPr>
+        <w:t>load</w:t>
+      </w:r>
+      <w:proofErr w:type="spellEnd"/>
+      <w:r>
+        <w:rPr>
+          <w:rFonts w:asciiTheme="majorBidi" w:hAnsiTheme="majorBidi" w:cstheme="majorBidi"/>
+          <w:color w:val="BF4E14" w:themeColor="accent2" w:themeShade="BF"/>
+          <w:shd w:val="clear" w:color="auto" w:fill="FFFFFF"/>
+        </w:rPr>
+        <w:t>(</w:t>
+      </w:r>
+      <w:proofErr w:type="gramEnd"/>
       <w:r>
         <w:rPr>
           <w:rFonts w:asciiTheme="majorBidi" w:hAnsiTheme="majorBidi" w:cstheme="majorBidi"/>
@@ -4593,14 +4955,34 @@
         </w:rPr>
         <w:t xml:space="preserve"> loads (hidden) a bunch of the meta whenever </w:t>
       </w:r>
+      <w:proofErr w:type="spellStart"/>
       <w:r>
         <w:rPr>
           <w:rFonts w:asciiTheme="majorBidi" w:hAnsiTheme="majorBidi" w:cstheme="majorBidi"/>
           <w:color w:val="BF4E14" w:themeColor="accent2" w:themeShade="BF"/>
           <w:shd w:val="clear" w:color="auto" w:fill="FFFFFF"/>
         </w:rPr>
-        <w:t>tar_load(</w:t>
-      </w:r>
+        <w:t>tar_</w:t>
+      </w:r>
+      <w:proofErr w:type="gramStart"/>
+      <w:r>
+        <w:rPr>
+          <w:rFonts w:asciiTheme="majorBidi" w:hAnsiTheme="majorBidi" w:cstheme="majorBidi"/>
+          <w:color w:val="BF4E14" w:themeColor="accent2" w:themeShade="BF"/>
+          <w:shd w:val="clear" w:color="auto" w:fill="FFFFFF"/>
+        </w:rPr>
+        <w:t>load</w:t>
+      </w:r>
+      <w:proofErr w:type="spellEnd"/>
+      <w:r>
+        <w:rPr>
+          <w:rFonts w:asciiTheme="majorBidi" w:hAnsiTheme="majorBidi" w:cstheme="majorBidi"/>
+          <w:color w:val="BF4E14" w:themeColor="accent2" w:themeShade="BF"/>
+          <w:shd w:val="clear" w:color="auto" w:fill="FFFFFF"/>
+        </w:rPr>
+        <w:t>(</w:t>
+      </w:r>
+      <w:proofErr w:type="gramEnd"/>
       <w:r>
         <w:rPr>
           <w:rFonts w:asciiTheme="majorBidi" w:hAnsiTheme="majorBidi" w:cstheme="majorBidi"/>
@@ -4641,21 +5023,53 @@
         </w:rPr>
         <w:t xml:space="preserve"> (note, </w:t>
       </w:r>
+      <w:proofErr w:type="spellStart"/>
+      <w:proofErr w:type="gramStart"/>
       <w:r>
         <w:rPr>
           <w:rFonts w:asciiTheme="majorBidi" w:hAnsiTheme="majorBidi" w:cstheme="majorBidi"/>
           <w:color w:val="BF4E14" w:themeColor="accent2" w:themeShade="BF"/>
           <w:shd w:val="clear" w:color="auto" w:fill="FFFFFF"/>
         </w:rPr>
-        <w:t xml:space="preserve">gc() </w:t>
-      </w:r>
-      <w:r>
-        <w:rPr>
-          <w:rFonts w:asciiTheme="majorBidi" w:hAnsiTheme="majorBidi" w:cstheme="majorBidi"/>
-          <w:color w:val="000000" w:themeColor="text1"/>
-          <w:shd w:val="clear" w:color="auto" w:fill="FFFFFF"/>
-        </w:rPr>
-        <w:t xml:space="preserve">wont help here). For some targets </w:t>
+        <w:t>gc</w:t>
+      </w:r>
+      <w:proofErr w:type="spellEnd"/>
+      <w:r>
+        <w:rPr>
+          <w:rFonts w:asciiTheme="majorBidi" w:hAnsiTheme="majorBidi" w:cstheme="majorBidi"/>
+          <w:color w:val="BF4E14" w:themeColor="accent2" w:themeShade="BF"/>
+          <w:shd w:val="clear" w:color="auto" w:fill="FFFFFF"/>
+        </w:rPr>
+        <w:t>(</w:t>
+      </w:r>
+      <w:proofErr w:type="gramEnd"/>
+      <w:r>
+        <w:rPr>
+          <w:rFonts w:asciiTheme="majorBidi" w:hAnsiTheme="majorBidi" w:cstheme="majorBidi"/>
+          <w:color w:val="BF4E14" w:themeColor="accent2" w:themeShade="BF"/>
+          <w:shd w:val="clear" w:color="auto" w:fill="FFFFFF"/>
+        </w:rPr>
+        <w:t xml:space="preserve">) </w:t>
+      </w:r>
+      <w:proofErr w:type="spellStart"/>
+      <w:proofErr w:type="gramStart"/>
+      <w:r>
+        <w:rPr>
+          <w:rFonts w:asciiTheme="majorBidi" w:hAnsiTheme="majorBidi" w:cstheme="majorBidi"/>
+          <w:color w:val="000000" w:themeColor="text1"/>
+          <w:shd w:val="clear" w:color="auto" w:fill="FFFFFF"/>
+        </w:rPr>
+        <w:t>wont</w:t>
+      </w:r>
+      <w:proofErr w:type="spellEnd"/>
+      <w:proofErr w:type="gramEnd"/>
+      <w:r>
+        <w:rPr>
+          <w:rFonts w:asciiTheme="majorBidi" w:hAnsiTheme="majorBidi" w:cstheme="majorBidi"/>
+          <w:color w:val="000000" w:themeColor="text1"/>
+          <w:shd w:val="clear" w:color="auto" w:fill="FFFFFF"/>
+        </w:rPr>
+        <w:t xml:space="preserve"> help here). For some targets </w:t>
       </w:r>
       <w:r>
         <w:rPr>
@@ -4665,13 +5079,23 @@
         </w:rPr>
         <w:t xml:space="preserve">it is a good idea to save the output as a file on disk and return a path to this saved file as the target (and use </w:t>
       </w:r>
+      <w:proofErr w:type="gramStart"/>
       <w:r>
         <w:rPr>
           <w:rFonts w:asciiTheme="majorBidi" w:hAnsiTheme="majorBidi" w:cstheme="majorBidi"/>
           <w:color w:val="BF4E14" w:themeColor="accent2" w:themeShade="BF"/>
           <w:shd w:val="clear" w:color="auto" w:fill="FFFFFF"/>
         </w:rPr>
-        <w:t>format  = "file"</w:t>
+        <w:t>format  =</w:t>
+      </w:r>
+      <w:proofErr w:type="gramEnd"/>
+      <w:r>
+        <w:rPr>
+          <w:rFonts w:asciiTheme="majorBidi" w:hAnsiTheme="majorBidi" w:cstheme="majorBidi"/>
+          <w:color w:val="BF4E14" w:themeColor="accent2" w:themeShade="BF"/>
+          <w:shd w:val="clear" w:color="auto" w:fill="FFFFFF"/>
+        </w:rPr>
+        <w:t xml:space="preserve"> "file"</w:t>
       </w:r>
       <w:r>
         <w:rPr>
@@ -4749,7 +5173,27 @@
           <w:color w:val="3A7C22" w:themeColor="accent6" w:themeShade="BF"/>
           <w:shd w:val="clear" w:color="auto" w:fill="FFFFFF"/>
         </w:rPr>
-        <w:t xml:space="preserve">_targets.R </w:t>
+        <w:t>_</w:t>
+      </w:r>
+      <w:proofErr w:type="spellStart"/>
+      <w:proofErr w:type="gramStart"/>
+      <w:r>
+        <w:rPr>
+          <w:rFonts w:asciiTheme="majorBidi" w:hAnsiTheme="majorBidi" w:cstheme="majorBidi"/>
+          <w:color w:val="3A7C22" w:themeColor="accent6" w:themeShade="BF"/>
+          <w:shd w:val="clear" w:color="auto" w:fill="FFFFFF"/>
+        </w:rPr>
+        <w:t>targets.R</w:t>
+      </w:r>
+      <w:proofErr w:type="spellEnd"/>
+      <w:proofErr w:type="gramEnd"/>
+      <w:r>
+        <w:rPr>
+          <w:rFonts w:asciiTheme="majorBidi" w:hAnsiTheme="majorBidi" w:cstheme="majorBidi"/>
+          <w:color w:val="3A7C22" w:themeColor="accent6" w:themeShade="BF"/>
+          <w:shd w:val="clear" w:color="auto" w:fill="FFFFFF"/>
+        </w:rPr>
+        <w:t xml:space="preserve"> </w:t>
       </w:r>
       <w:r>
         <w:rPr>
@@ -4759,14 +5203,26 @@
         </w:rPr>
         <w:t>files given different developers. For the third (</w:t>
       </w:r>
+      <w:proofErr w:type="spellStart"/>
       <w:r>
         <w:rPr>
           <w:rFonts w:asciiTheme="majorBidi" w:hAnsiTheme="majorBidi" w:cstheme="majorBidi"/>
           <w:color w:val="196B24" w:themeColor="accent3"/>
           <w:shd w:val="clear" w:color="auto" w:fill="FFFFFF"/>
         </w:rPr>
-        <w:t>model_framework_targets.R</w:t>
-      </w:r>
+        <w:t>model_framework_</w:t>
+      </w:r>
+      <w:proofErr w:type="gramStart"/>
+      <w:r>
+        <w:rPr>
+          <w:rFonts w:asciiTheme="majorBidi" w:hAnsiTheme="majorBidi" w:cstheme="majorBidi"/>
+          <w:color w:val="196B24" w:themeColor="accent3"/>
+          <w:shd w:val="clear" w:color="auto" w:fill="FFFFFF"/>
+        </w:rPr>
+        <w:t>targets.R</w:t>
+      </w:r>
+      <w:proofErr w:type="spellEnd"/>
+      <w:proofErr w:type="gramEnd"/>
       <w:r>
         <w:rPr>
           <w:rFonts w:asciiTheme="majorBidi" w:hAnsiTheme="majorBidi" w:cstheme="majorBidi"/>
@@ -4807,13 +5263,41 @@
         </w:rPr>
         <w:t xml:space="preserve">function </w:t>
       </w:r>
+      <w:proofErr w:type="spellStart"/>
       <w:r>
         <w:rPr>
           <w:rFonts w:asciiTheme="majorBidi" w:hAnsiTheme="majorBidi" w:cstheme="majorBidi"/>
           <w:color w:val="BF4E14" w:themeColor="accent2" w:themeShade="BF"/>
           <w:shd w:val="clear" w:color="auto" w:fill="FFFFFF"/>
         </w:rPr>
-        <w:t>tune_results_per_outer_fold()</w:t>
+        <w:t>tune_results_per_outer_</w:t>
+      </w:r>
+      <w:proofErr w:type="gramStart"/>
+      <w:r>
+        <w:rPr>
+          <w:rFonts w:asciiTheme="majorBidi" w:hAnsiTheme="majorBidi" w:cstheme="majorBidi"/>
+          <w:color w:val="BF4E14" w:themeColor="accent2" w:themeShade="BF"/>
+          <w:shd w:val="clear" w:color="auto" w:fill="FFFFFF"/>
+        </w:rPr>
+        <w:t>fold</w:t>
+      </w:r>
+      <w:proofErr w:type="spellEnd"/>
+      <w:r>
+        <w:rPr>
+          <w:rFonts w:asciiTheme="majorBidi" w:hAnsiTheme="majorBidi" w:cstheme="majorBidi"/>
+          <w:color w:val="BF4E14" w:themeColor="accent2" w:themeShade="BF"/>
+          <w:shd w:val="clear" w:color="auto" w:fill="FFFFFF"/>
+        </w:rPr>
+        <w:t>(</w:t>
+      </w:r>
+      <w:proofErr w:type="gramEnd"/>
+      <w:r>
+        <w:rPr>
+          <w:rFonts w:asciiTheme="majorBidi" w:hAnsiTheme="majorBidi" w:cstheme="majorBidi"/>
+          <w:color w:val="BF4E14" w:themeColor="accent2" w:themeShade="BF"/>
+          <w:shd w:val="clear" w:color="auto" w:fill="FFFFFF"/>
+        </w:rPr>
+        <w:t>)</w:t>
       </w:r>
       <w:r>
         <w:rPr>
@@ -4839,6 +5323,7 @@
         </w:rPr>
         <w:t xml:space="preserve">target </w:t>
       </w:r>
+      <w:proofErr w:type="spellStart"/>
       <w:r>
         <w:rPr>
           <w:rFonts w:asciiTheme="majorBidi" w:hAnsiTheme="majorBidi" w:cstheme="majorBidi"/>
@@ -4847,6 +5332,7 @@
         </w:rPr>
         <w:t>tuned_results_per_outer_fold</w:t>
       </w:r>
+      <w:proofErr w:type="spellEnd"/>
       <w:r>
         <w:rPr>
           <w:rFonts w:asciiTheme="majorBidi" w:hAnsiTheme="majorBidi" w:cstheme="majorBidi"/>
@@ -4875,6 +5361,7 @@
       <w:bookmarkStart w:id="31" w:name="_Toc223428288"/>
       <w:bookmarkStart w:id="32" w:name="_Toc225340560"/>
       <w:bookmarkStart w:id="33" w:name="_Toc227764025"/>
+      <w:proofErr w:type="spellStart"/>
       <w:r>
         <w:rPr>
           <w:rFonts w:hint="cs"/>
@@ -4888,6 +5375,7 @@
       <w:bookmarkEnd w:id="31"/>
       <w:bookmarkEnd w:id="32"/>
       <w:bookmarkEnd w:id="33"/>
+      <w:proofErr w:type="spellEnd"/>
     </w:p>
     <w:p>
       <w:pPr>
@@ -4915,6 +5403,7 @@
           </w:rPr>
           <w:t>{</w:t>
         </w:r>
+        <w:proofErr w:type="spellStart"/>
         <w:r>
           <w:rPr>
             <w:rStyle w:val="Hyperlink"/>
@@ -4924,6 +5413,7 @@
           </w:rPr>
           <w:t>renv</w:t>
         </w:r>
+        <w:proofErr w:type="spellEnd"/>
         <w:r>
           <w:rPr>
             <w:rStyle w:val="Hyperlink"/>
@@ -4950,6 +5440,7 @@
         </w:rPr>
         <w:t>framework to track R package dependencies and versions which are recorded in the </w:t>
       </w:r>
+      <w:proofErr w:type="spellStart"/>
       <w:r>
         <w:rPr>
           <w:rStyle w:val="HTMLCode"/>
@@ -4960,6 +5451,7 @@
         </w:rPr>
         <w:t>renv.lock</w:t>
       </w:r>
+      <w:proofErr w:type="spellEnd"/>
       <w:r>
         <w:rPr>
           <w:rFonts w:asciiTheme="majorBidi" w:hAnsiTheme="majorBidi" w:cstheme="majorBidi"/>
@@ -4976,6 +5468,7 @@
         </w:rPr>
         <w:t>file. Code used to manage dependencies is in </w:t>
       </w:r>
+      <w:proofErr w:type="spellStart"/>
       <w:r>
         <w:rPr>
           <w:rStyle w:val="HTMLCode"/>
@@ -4986,6 +5479,7 @@
         </w:rPr>
         <w:t>renv</w:t>
       </w:r>
+      <w:proofErr w:type="spellEnd"/>
       <w:r>
         <w:rPr>
           <w:rStyle w:val="HTMLCode"/>
@@ -5028,6 +5522,8 @@
         </w:rPr>
         <w:t xml:space="preserve">run </w:t>
       </w:r>
+      <w:proofErr w:type="spellStart"/>
+      <w:proofErr w:type="gramStart"/>
       <w:r>
         <w:rPr>
           <w:rStyle w:val="HTMLCode"/>
@@ -5036,24 +5532,9 @@
           <w:sz w:val="24"/>
           <w:szCs w:val="24"/>
         </w:rPr>
-        <w:t>renv::hydrate()</w:t>
-      </w:r>
-      <w:r>
-        <w:rPr>
-          <w:rFonts w:asciiTheme="majorBidi" w:hAnsiTheme="majorBidi" w:cstheme="majorBidi"/>
-          <w:color w:val="BF4E14" w:themeColor="accent2" w:themeShade="BF"/>
-          <w:shd w:val="clear" w:color="auto" w:fill="FFFFFF"/>
-        </w:rPr>
-        <w:t> </w:t>
-      </w:r>
-      <w:r>
-        <w:rPr>
-          <w:rFonts w:asciiTheme="majorBidi" w:hAnsiTheme="majorBidi" w:cstheme="majorBidi"/>
-          <w:color w:val="1F2328"/>
-          <w:shd w:val="clear" w:color="auto" w:fill="FFFFFF"/>
-        </w:rPr>
-        <w:t>and </w:t>
-      </w:r>
+        <w:t>renv</w:t>
+      </w:r>
+      <w:proofErr w:type="spellEnd"/>
       <w:r>
         <w:rPr>
           <w:rStyle w:val="HTMLCode"/>
@@ -5062,7 +5543,68 @@
           <w:sz w:val="24"/>
           <w:szCs w:val="24"/>
         </w:rPr>
-        <w:t>renv::restore()</w:t>
+        <w:t>::hydrate(</w:t>
+      </w:r>
+      <w:proofErr w:type="gramEnd"/>
+      <w:r>
+        <w:rPr>
+          <w:rStyle w:val="HTMLCode"/>
+          <w:rFonts w:asciiTheme="majorBidi" w:eastAsiaTheme="majorEastAsia" w:hAnsiTheme="majorBidi" w:cstheme="majorBidi"/>
+          <w:color w:val="BF4E14" w:themeColor="accent2" w:themeShade="BF"/>
+          <w:sz w:val="24"/>
+          <w:szCs w:val="24"/>
+        </w:rPr>
+        <w:t>)</w:t>
+      </w:r>
+      <w:r>
+        <w:rPr>
+          <w:rFonts w:asciiTheme="majorBidi" w:hAnsiTheme="majorBidi" w:cstheme="majorBidi"/>
+          <w:color w:val="BF4E14" w:themeColor="accent2" w:themeShade="BF"/>
+          <w:shd w:val="clear" w:color="auto" w:fill="FFFFFF"/>
+        </w:rPr>
+        <w:t> </w:t>
+      </w:r>
+      <w:r>
+        <w:rPr>
+          <w:rFonts w:asciiTheme="majorBidi" w:hAnsiTheme="majorBidi" w:cstheme="majorBidi"/>
+          <w:color w:val="1F2328"/>
+          <w:shd w:val="clear" w:color="auto" w:fill="FFFFFF"/>
+        </w:rPr>
+        <w:t>and </w:t>
+      </w:r>
+      <w:proofErr w:type="spellStart"/>
+      <w:proofErr w:type="gramStart"/>
+      <w:r>
+        <w:rPr>
+          <w:rStyle w:val="HTMLCode"/>
+          <w:rFonts w:asciiTheme="majorBidi" w:eastAsiaTheme="majorEastAsia" w:hAnsiTheme="majorBidi" w:cstheme="majorBidi"/>
+          <w:color w:val="BF4E14" w:themeColor="accent2" w:themeShade="BF"/>
+          <w:sz w:val="24"/>
+          <w:szCs w:val="24"/>
+        </w:rPr>
+        <w:t>renv</w:t>
+      </w:r>
+      <w:proofErr w:type="spellEnd"/>
+      <w:r>
+        <w:rPr>
+          <w:rStyle w:val="HTMLCode"/>
+          <w:rFonts w:asciiTheme="majorBidi" w:eastAsiaTheme="majorEastAsia" w:hAnsiTheme="majorBidi" w:cstheme="majorBidi"/>
+          <w:color w:val="BF4E14" w:themeColor="accent2" w:themeShade="BF"/>
+          <w:sz w:val="24"/>
+          <w:szCs w:val="24"/>
+        </w:rPr>
+        <w:t>::restore(</w:t>
+      </w:r>
+      <w:proofErr w:type="gramEnd"/>
+      <w:r>
+        <w:rPr>
+          <w:rStyle w:val="HTMLCode"/>
+          <w:rFonts w:asciiTheme="majorBidi" w:eastAsiaTheme="majorEastAsia" w:hAnsiTheme="majorBidi" w:cstheme="majorBidi"/>
+          <w:color w:val="BF4E14" w:themeColor="accent2" w:themeShade="BF"/>
+          <w:sz w:val="24"/>
+          <w:szCs w:val="24"/>
+        </w:rPr>
+        <w:t>)</w:t>
       </w:r>
       <w:r>
         <w:rPr>
@@ -5264,6 +5806,7 @@
         </w:rPr>
         <w:t xml:space="preserve"> An alternative is to use sequential installation, which is not supported by {</w:t>
       </w:r>
+      <w:proofErr w:type="spellStart"/>
       <w:r>
         <w:rPr>
           <w:rFonts w:ascii="Miriam Fixed" w:hAnsi="Miriam Fixed" w:cs="Miriam Fixed" w:hint="cs"/>
@@ -5272,6 +5815,7 @@
         </w:rPr>
         <w:t>renv</w:t>
       </w:r>
+      <w:proofErr w:type="spellEnd"/>
       <w:r>
         <w:rPr>
           <w:rFonts w:asciiTheme="majorBidi" w:hAnsiTheme="majorBidi" w:cstheme="majorBidi"/>
@@ -5296,6 +5840,7 @@
         </w:rPr>
         <w:t>R/</w:t>
       </w:r>
+      <w:proofErr w:type="spellStart"/>
       <w:r>
         <w:rPr>
           <w:rFonts w:asciiTheme="majorBidi" w:hAnsiTheme="majorBidi" w:cstheme="majorBidi"/>
@@ -5304,6 +5849,7 @@
         </w:rPr>
         <w:t>stepwise_restore.R</w:t>
       </w:r>
+      <w:proofErr w:type="spellEnd"/>
       <w:r>
         <w:rPr>
           <w:rFonts w:asciiTheme="majorBidi" w:hAnsiTheme="majorBidi" w:cstheme="majorBidi"/>
@@ -5384,13 +5930,23 @@
           <w:shd w:val="clear" w:color="auto" w:fill="FFFFFF"/>
         </w:rPr>
       </w:pPr>
+      <w:proofErr w:type="gramStart"/>
       <w:r>
         <w:rPr>
           <w:rFonts w:asciiTheme="majorBidi" w:hAnsiTheme="majorBidi" w:cstheme="majorBidi"/>
           <w:color w:val="3A7C22" w:themeColor="accent6" w:themeShade="BF"/>
           <w:shd w:val="clear" w:color="auto" w:fill="FFFFFF"/>
         </w:rPr>
-        <w:t xml:space="preserve">.env </w:t>
+        <w:t>.env</w:t>
+      </w:r>
+      <w:proofErr w:type="gramEnd"/>
+      <w:r>
+        <w:rPr>
+          <w:rFonts w:asciiTheme="majorBidi" w:hAnsiTheme="majorBidi" w:cstheme="majorBidi"/>
+          <w:color w:val="3A7C22" w:themeColor="accent6" w:themeShade="BF"/>
+          <w:shd w:val="clear" w:color="auto" w:fill="FFFFFF"/>
+        </w:rPr>
+        <w:t xml:space="preserve"> </w:t>
       </w:r>
       <w:r>
         <w:rPr>
@@ -5520,13 +6076,33 @@
           <w:shd w:val="clear" w:color="auto" w:fill="FFFFFF"/>
         </w:rPr>
       </w:pPr>
+      <w:proofErr w:type="gramStart"/>
       <w:r>
         <w:rPr>
           <w:rFonts w:asciiTheme="majorBidi" w:hAnsiTheme="majorBidi" w:cstheme="majorBidi"/>
           <w:color w:val="3A7C22" w:themeColor="accent6" w:themeShade="BF"/>
           <w:shd w:val="clear" w:color="auto" w:fill="FFFFFF"/>
         </w:rPr>
-        <w:t xml:space="preserve">.Rprofile </w:t>
+        <w:t>.</w:t>
+      </w:r>
+      <w:proofErr w:type="spellStart"/>
+      <w:r>
+        <w:rPr>
+          <w:rFonts w:asciiTheme="majorBidi" w:hAnsiTheme="majorBidi" w:cstheme="majorBidi"/>
+          <w:color w:val="3A7C22" w:themeColor="accent6" w:themeShade="BF"/>
+          <w:shd w:val="clear" w:color="auto" w:fill="FFFFFF"/>
+        </w:rPr>
+        <w:t>Rprofile</w:t>
+      </w:r>
+      <w:proofErr w:type="spellEnd"/>
+      <w:proofErr w:type="gramEnd"/>
+      <w:r>
+        <w:rPr>
+          <w:rFonts w:asciiTheme="majorBidi" w:hAnsiTheme="majorBidi" w:cstheme="majorBidi"/>
+          <w:color w:val="3A7C22" w:themeColor="accent6" w:themeShade="BF"/>
+          <w:shd w:val="clear" w:color="auto" w:fill="FFFFFF"/>
+        </w:rPr>
+        <w:t xml:space="preserve"> </w:t>
       </w:r>
       <w:r>
         <w:rPr>
@@ -5607,6 +6183,7 @@
         </w:rPr>
         <w:t>{</w:t>
       </w:r>
+      <w:proofErr w:type="spellStart"/>
       <w:r>
         <w:rPr>
           <w:rFonts w:ascii="Miriam Fixed" w:hAnsi="Miriam Fixed" w:cs="Miriam Fixed" w:hint="cs"/>
@@ -5615,6 +6192,7 @@
         </w:rPr>
         <w:t>renv</w:t>
       </w:r>
+      <w:proofErr w:type="spellEnd"/>
       <w:r>
         <w:rPr>
           <w:rFonts w:asciiTheme="majorBidi" w:hAnsiTheme="majorBidi" w:cstheme="majorBidi"/>
@@ -5679,8 +6257,20 @@
           <w:color w:val="3A7C22" w:themeColor="accent6" w:themeShade="BF"/>
           <w:shd w:val="clear" w:color="auto" w:fill="FFFFFF"/>
         </w:rPr>
-        <w:t>_targets.yaml</w:t>
-      </w:r>
+        <w:t>_</w:t>
+      </w:r>
+      <w:proofErr w:type="spellStart"/>
+      <w:proofErr w:type="gramStart"/>
+      <w:r>
+        <w:rPr>
+          <w:rFonts w:asciiTheme="majorBidi" w:hAnsiTheme="majorBidi" w:cstheme="majorBidi"/>
+          <w:color w:val="3A7C22" w:themeColor="accent6" w:themeShade="BF"/>
+          <w:shd w:val="clear" w:color="auto" w:fill="FFFFFF"/>
+        </w:rPr>
+        <w:t>targets.yaml</w:t>
+      </w:r>
+      <w:proofErr w:type="spellEnd"/>
+      <w:proofErr w:type="gramEnd"/>
       <w:r>
         <w:rPr>
           <w:rFonts w:asciiTheme="majorBidi" w:hAnsiTheme="majorBidi" w:cstheme="majorBidi"/>
@@ -5778,6 +6368,7 @@
         </w:rPr>
         <w:t>_</w:t>
       </w:r>
+      <w:proofErr w:type="spellStart"/>
       <w:r>
         <w:rPr>
           <w:rFonts w:asciiTheme="majorBidi" w:hAnsiTheme="majorBidi" w:cstheme="majorBidi"/>
@@ -5792,8 +6383,19 @@
           <w:color w:val="3A7C22" w:themeColor="accent6" w:themeShade="BF"/>
           <w:shd w:val="clear" w:color="auto" w:fill="FFFFFF"/>
         </w:rPr>
-        <w:t>_settings.R</w:t>
-      </w:r>
+        <w:t>_</w:t>
+      </w:r>
+      <w:proofErr w:type="gramStart"/>
+      <w:r>
+        <w:rPr>
+          <w:rFonts w:asciiTheme="majorBidi" w:hAnsiTheme="majorBidi" w:cstheme="majorBidi"/>
+          <w:color w:val="3A7C22" w:themeColor="accent6" w:themeShade="BF"/>
+          <w:shd w:val="clear" w:color="auto" w:fill="FFFFFF"/>
+        </w:rPr>
+        <w:t>settings.R</w:t>
+      </w:r>
+      <w:proofErr w:type="spellEnd"/>
+      <w:proofErr w:type="gramEnd"/>
       <w:r>
         <w:rPr>
           <w:rFonts w:asciiTheme="majorBidi" w:hAnsiTheme="majorBidi" w:cstheme="majorBidi"/>
@@ -5823,7 +6425,16 @@
           <w:color w:val="000000" w:themeColor="text1"/>
           <w:shd w:val="clear" w:color="auto" w:fill="FFFFFF"/>
         </w:rPr>
-        <w:t xml:space="preserve">More settings beyond those in </w:t>
+        <w:t xml:space="preserve">More settings beyond those </w:t>
+      </w:r>
+      <w:proofErr w:type="gramStart"/>
+      <w:r>
+        <w:rPr>
+          <w:rFonts w:asciiTheme="majorBidi" w:hAnsiTheme="majorBidi" w:cstheme="majorBidi"/>
+          <w:color w:val="000000" w:themeColor="text1"/>
+          <w:shd w:val="clear" w:color="auto" w:fill="FFFFFF"/>
+        </w:rPr>
+        <w:t xml:space="preserve">in </w:t>
       </w:r>
       <w:r>
         <w:rPr>
@@ -5831,8 +6442,19 @@
           <w:color w:val="3A7C22" w:themeColor="accent6" w:themeShade="BF"/>
           <w:shd w:val="clear" w:color="auto" w:fill="FFFFFF"/>
         </w:rPr>
-        <w:t>.Rprofile</w:t>
-      </w:r>
+        <w:t>.</w:t>
+      </w:r>
+      <w:proofErr w:type="spellStart"/>
+      <w:r>
+        <w:rPr>
+          <w:rFonts w:asciiTheme="majorBidi" w:hAnsiTheme="majorBidi" w:cstheme="majorBidi"/>
+          <w:color w:val="3A7C22" w:themeColor="accent6" w:themeShade="BF"/>
+          <w:shd w:val="clear" w:color="auto" w:fill="FFFFFF"/>
+        </w:rPr>
+        <w:t>Rprofile</w:t>
+      </w:r>
+      <w:proofErr w:type="spellEnd"/>
+      <w:proofErr w:type="gramEnd"/>
       <w:r>
         <w:rPr>
           <w:rFonts w:asciiTheme="majorBidi" w:hAnsiTheme="majorBidi" w:cstheme="majorBidi"/>
@@ -5891,6 +6513,8 @@
           <w:shd w:val="clear" w:color="auto" w:fill="FFFFFF"/>
         </w:rPr>
       </w:pPr>
+      <w:proofErr w:type="spellStart"/>
+      <w:proofErr w:type="gramStart"/>
       <w:r>
         <w:rPr>
           <w:rFonts w:asciiTheme="majorBidi" w:hAnsiTheme="majorBidi" w:cstheme="majorBidi"/>
@@ -5899,6 +6523,8 @@
         </w:rPr>
         <w:t>packages.R</w:t>
       </w:r>
+      <w:proofErr w:type="spellEnd"/>
+      <w:proofErr w:type="gramEnd"/>
       <w:r>
         <w:rPr>
           <w:rFonts w:asciiTheme="majorBidi" w:hAnsiTheme="majorBidi" w:cstheme="majorBidi"/>
@@ -5940,6 +6566,8 @@
           <w:shd w:val="clear" w:color="auto" w:fill="FFFFFF"/>
         </w:rPr>
       </w:pPr>
+      <w:proofErr w:type="spellStart"/>
+      <w:proofErr w:type="gramStart"/>
       <w:r>
         <w:rPr>
           <w:rFonts w:asciiTheme="majorBidi" w:hAnsiTheme="majorBidi" w:cstheme="majorBidi"/>
@@ -5948,6 +6576,8 @@
         </w:rPr>
         <w:t>renv.lock</w:t>
       </w:r>
+      <w:proofErr w:type="spellEnd"/>
+      <w:proofErr w:type="gramEnd"/>
       <w:r>
         <w:rPr>
           <w:rFonts w:asciiTheme="majorBidi" w:hAnsiTheme="majorBidi" w:cstheme="majorBidi"/>
@@ -5979,6 +6609,7 @@
         </w:rPr>
         <w:t>{</w:t>
       </w:r>
+      <w:proofErr w:type="spellStart"/>
       <w:r>
         <w:rPr>
           <w:rFonts w:ascii="Miriam Fixed" w:hAnsi="Miriam Fixed" w:cs="Miriam Fixed" w:hint="cs"/>
@@ -5987,6 +6618,7 @@
         </w:rPr>
         <w:t>renv</w:t>
       </w:r>
+      <w:proofErr w:type="spellEnd"/>
       <w:r>
         <w:rPr>
           <w:rFonts w:asciiTheme="majorBidi" w:hAnsiTheme="majorBidi" w:cstheme="majorBidi"/>
@@ -6013,6 +6645,7 @@
           <w:shd w:val="clear" w:color="auto" w:fill="FFFFFF"/>
         </w:rPr>
       </w:pPr>
+      <w:proofErr w:type="gramStart"/>
       <w:r>
         <w:rPr>
           <w:rFonts w:asciiTheme="majorBidi" w:hAnsiTheme="majorBidi" w:cstheme="majorBidi"/>
@@ -6021,6 +6654,7 @@
         </w:rPr>
         <w:t>README.*</w:t>
       </w:r>
+      <w:proofErr w:type="gramEnd"/>
       <w:r>
         <w:rPr>
           <w:rFonts w:asciiTheme="majorBidi" w:hAnsiTheme="majorBidi" w:cstheme="majorBidi"/>
@@ -6050,8 +6684,18 @@
           <w:color w:val="000000" w:themeColor="text1"/>
           <w:shd w:val="clear" w:color="auto" w:fill="FFFFFF"/>
         </w:rPr>
-        <w:t>ReadMe files for the Github</w:t>
-      </w:r>
+        <w:t xml:space="preserve">ReadMe files for the </w:t>
+      </w:r>
+      <w:proofErr w:type="spellStart"/>
+      <w:r>
+        <w:rPr>
+          <w:rFonts w:asciiTheme="majorBidi" w:hAnsiTheme="majorBidi" w:cstheme="majorBidi"/>
+          <w:color w:val="000000" w:themeColor="text1"/>
+          <w:shd w:val="clear" w:color="auto" w:fill="FFFFFF"/>
+        </w:rPr>
+        <w:t>Github</w:t>
+      </w:r>
+      <w:proofErr w:type="spellEnd"/>
     </w:p>
     <w:p>
       <w:pPr>
@@ -6164,7 +6808,16 @@
           <w:color w:val="000000" w:themeColor="text1"/>
           <w:shd w:val="clear" w:color="auto" w:fill="FFFFFF"/>
         </w:rPr>
-        <w:t xml:space="preserve">Contains any model files (for now just the </w:t>
+        <w:t xml:space="preserve">Contains any model files (for now just </w:t>
+      </w:r>
+      <w:proofErr w:type="gramStart"/>
+      <w:r>
+        <w:rPr>
+          <w:rFonts w:asciiTheme="majorBidi" w:hAnsiTheme="majorBidi" w:cstheme="majorBidi"/>
+          <w:color w:val="000000" w:themeColor="text1"/>
+          <w:shd w:val="clear" w:color="auto" w:fill="FFFFFF"/>
+        </w:rPr>
+        <w:t xml:space="preserve">the </w:t>
       </w:r>
       <w:r>
         <w:rPr>
@@ -6172,7 +6825,16 @@
           <w:color w:val="3A7C22" w:themeColor="accent6" w:themeShade="BF"/>
           <w:shd w:val="clear" w:color="auto" w:fill="FFFFFF"/>
         </w:rPr>
-        <w:t xml:space="preserve">.stan </w:t>
+        <w:t>.stan</w:t>
+      </w:r>
+      <w:proofErr w:type="gramEnd"/>
+      <w:r>
+        <w:rPr>
+          <w:rFonts w:asciiTheme="majorBidi" w:hAnsiTheme="majorBidi" w:cstheme="majorBidi"/>
+          <w:color w:val="3A7C22" w:themeColor="accent6" w:themeShade="BF"/>
+          <w:shd w:val="clear" w:color="auto" w:fill="FFFFFF"/>
+        </w:rPr>
+        <w:t xml:space="preserve"> </w:t>
       </w:r>
       <w:r>
         <w:rPr>
@@ -6315,20 +6977,107 @@
     </w:p>
     <w:p>
       <w:pPr>
-        <w:pStyle w:val="ListParagraph"/>
         <w:spacing w:after="0" w:line="240" w:lineRule="auto"/>
         <w:rPr>
           <w:rFonts w:asciiTheme="majorBidi" w:hAnsiTheme="majorBidi" w:cstheme="majorBidi"/>
-          <w:color w:val="000000" w:themeColor="text1"/>
-          <w:shd w:val="clear" w:color="auto" w:fill="FFFFFF"/>
-        </w:rPr>
-      </w:pPr>
+          <w:color w:val="D86DCB" w:themeColor="accent5" w:themeTint="99"/>
+          <w:shd w:val="clear" w:color="auto" w:fill="FFFFFF"/>
+        </w:rPr>
+      </w:pPr>
+      <w:r>
+        <w:rPr>
+          <w:rFonts w:asciiTheme="majorBidi" w:hAnsiTheme="majorBidi" w:cstheme="majorBidi"/>
+          <w:color w:val="D86DCB" w:themeColor="accent5" w:themeTint="99"/>
+          <w:shd w:val="clear" w:color="auto" w:fill="FFFFFF"/>
+        </w:rPr>
+        <w:t>documentation</w:t>
+      </w:r>
+      <w:r>
+        <w:rPr>
+          <w:rFonts w:asciiTheme="majorBidi" w:hAnsiTheme="majorBidi" w:cstheme="majorBidi"/>
+          <w:color w:val="D86DCB" w:themeColor="accent5" w:themeTint="99"/>
+          <w:shd w:val="clear" w:color="auto" w:fill="FFFFFF"/>
+        </w:rPr>
+        <w:t>/:</w:t>
+      </w:r>
     </w:p>
     <w:p>
       <w:pPr>
+        <w:pStyle w:val="ListParagraph"/>
+        <w:numPr>
+          <w:ilvl w:val="0"/>
+          <w:numId w:val="17"/>
+        </w:numPr>
+        <w:spacing w:after="0" w:line="240" w:lineRule="auto"/>
+        <w:rPr>
+          <w:rFonts w:asciiTheme="majorBidi" w:hAnsiTheme="majorBidi" w:cstheme="majorBidi"/>
+          <w:color w:val="000000" w:themeColor="text1"/>
+          <w:shd w:val="clear" w:color="auto" w:fill="FFFFFF"/>
+        </w:rPr>
+      </w:pPr>
+      <w:r>
+        <w:rPr>
+          <w:rFonts w:asciiTheme="majorBidi" w:hAnsiTheme="majorBidi" w:cstheme="majorBidi"/>
+          <w:color w:val="000000" w:themeColor="text1"/>
+          <w:shd w:val="clear" w:color="auto" w:fill="FFFFFF"/>
+        </w:rPr>
+        <w:t>Where this file and other help files live</w:t>
+      </w:r>
+    </w:p>
+    <w:p>
+      <w:pPr>
+        <w:spacing w:after="0" w:line="240" w:lineRule="auto"/>
+        <w:rPr>
+          <w:rFonts w:asciiTheme="majorBidi" w:hAnsiTheme="majorBidi" w:cstheme="majorBidi"/>
+          <w:color w:val="D86DCB" w:themeColor="accent5" w:themeTint="99"/>
+          <w:shd w:val="clear" w:color="auto" w:fill="FFFFFF"/>
+        </w:rPr>
+      </w:pPr>
+      <w:bookmarkStart w:id="40" w:name="_Toc219362691"/>
+      <w:r>
+        <w:rPr>
+          <w:rFonts w:asciiTheme="majorBidi" w:hAnsiTheme="majorBidi" w:cstheme="majorBidi"/>
+          <w:color w:val="D86DCB" w:themeColor="accent5" w:themeTint="99"/>
+          <w:shd w:val="clear" w:color="auto" w:fill="FFFFFF"/>
+        </w:rPr>
+        <w:t>docs</w:t>
+      </w:r>
+      <w:r>
+        <w:rPr>
+          <w:rFonts w:asciiTheme="majorBidi" w:hAnsiTheme="majorBidi" w:cstheme="majorBidi"/>
+          <w:color w:val="D86DCB" w:themeColor="accent5" w:themeTint="99"/>
+          <w:shd w:val="clear" w:color="auto" w:fill="FFFFFF"/>
+        </w:rPr>
+        <w:t>/:</w:t>
+      </w:r>
+    </w:p>
+    <w:p>
+      <w:pPr>
+        <w:pStyle w:val="ListParagraph"/>
+        <w:numPr>
+          <w:ilvl w:val="0"/>
+          <w:numId w:val="17"/>
+        </w:numPr>
+        <w:spacing w:after="0" w:line="240" w:lineRule="auto"/>
+        <w:rPr>
+          <w:rFonts w:asciiTheme="majorBidi" w:hAnsiTheme="majorBidi" w:cstheme="majorBidi"/>
+          <w:color w:val="000000" w:themeColor="text1"/>
+          <w:shd w:val="clear" w:color="auto" w:fill="FFFFFF"/>
+        </w:rPr>
+      </w:pPr>
+      <w:r>
+        <w:rPr>
+          <w:rFonts w:asciiTheme="majorBidi" w:hAnsiTheme="majorBidi" w:cstheme="majorBidi"/>
+          <w:color w:val="000000" w:themeColor="text1"/>
+          <w:shd w:val="clear" w:color="auto" w:fill="FFFFFF"/>
+        </w:rPr>
+        <w:t>Home of an app to explore predictions and some other documents</w:t>
+      </w:r>
+    </w:p>
+    <w:p>
+      <w:pPr>
         <w:pStyle w:val="Heading1"/>
       </w:pPr>
-      <w:bookmarkStart w:id="40" w:name="_Toc219362691"/>
     </w:p>
     <w:p>
       <w:pPr>
@@ -6418,6 +7167,7 @@
         </w:rPr>
         <w:t xml:space="preserve"> that join together sequentially to form the overall </w:t>
       </w:r>
+      <w:proofErr w:type="spellStart"/>
       <w:r>
         <w:rPr>
           <w:rFonts w:asciiTheme="majorBidi" w:hAnsiTheme="majorBidi" w:cstheme="majorBidi"/>
@@ -6426,6 +7176,7 @@
         </w:rPr>
         <w:t>OpenRVFcast</w:t>
       </w:r>
+      <w:proofErr w:type="spellEnd"/>
       <w:r>
         <w:rPr>
           <w:rFonts w:asciiTheme="majorBidi" w:hAnsiTheme="majorBidi" w:cstheme="majorBidi"/>
@@ -6472,7 +7223,27 @@
           <w:color w:val="3A7C22" w:themeColor="accent6" w:themeShade="BF"/>
           <w:shd w:val="clear" w:color="auto" w:fill="FFFFFF"/>
         </w:rPr>
-        <w:t xml:space="preserve">_targets.R </w:t>
+        <w:t>_</w:t>
+      </w:r>
+      <w:proofErr w:type="spellStart"/>
+      <w:proofErr w:type="gramStart"/>
+      <w:r>
+        <w:rPr>
+          <w:rFonts w:asciiTheme="majorBidi" w:hAnsiTheme="majorBidi" w:cstheme="majorBidi"/>
+          <w:color w:val="3A7C22" w:themeColor="accent6" w:themeShade="BF"/>
+          <w:shd w:val="clear" w:color="auto" w:fill="FFFFFF"/>
+        </w:rPr>
+        <w:t>targets.R</w:t>
+      </w:r>
+      <w:proofErr w:type="spellEnd"/>
+      <w:proofErr w:type="gramEnd"/>
+      <w:r>
+        <w:rPr>
+          <w:rFonts w:asciiTheme="majorBidi" w:hAnsiTheme="majorBidi" w:cstheme="majorBidi"/>
+          <w:color w:val="3A7C22" w:themeColor="accent6" w:themeShade="BF"/>
+          <w:shd w:val="clear" w:color="auto" w:fill="FFFFFF"/>
+        </w:rPr>
+        <w:t xml:space="preserve"> </w:t>
       </w:r>
       <w:r>
         <w:rPr>
@@ -6636,7 +7407,27 @@
           <w:color w:val="3A7C22" w:themeColor="accent6" w:themeShade="BF"/>
           <w:shd w:val="clear" w:color="auto" w:fill="FFFFFF"/>
         </w:rPr>
-        <w:t xml:space="preserve">_targets.R </w:t>
+        <w:t>_</w:t>
+      </w:r>
+      <w:proofErr w:type="spellStart"/>
+      <w:proofErr w:type="gramStart"/>
+      <w:r>
+        <w:rPr>
+          <w:rFonts w:asciiTheme="majorBidi" w:hAnsiTheme="majorBidi" w:cstheme="majorBidi"/>
+          <w:color w:val="3A7C22" w:themeColor="accent6" w:themeShade="BF"/>
+          <w:shd w:val="clear" w:color="auto" w:fill="FFFFFF"/>
+        </w:rPr>
+        <w:t>targets.R</w:t>
+      </w:r>
+      <w:proofErr w:type="spellEnd"/>
+      <w:proofErr w:type="gramEnd"/>
+      <w:r>
+        <w:rPr>
+          <w:rFonts w:asciiTheme="majorBidi" w:hAnsiTheme="majorBidi" w:cstheme="majorBidi"/>
+          <w:color w:val="3A7C22" w:themeColor="accent6" w:themeShade="BF"/>
+          <w:shd w:val="clear" w:color="auto" w:fill="FFFFFF"/>
+        </w:rPr>
+        <w:t xml:space="preserve"> </w:t>
       </w:r>
       <w:r>
         <w:rPr>
@@ -6652,7 +7443,27 @@
           <w:color w:val="3A7C22" w:themeColor="accent6" w:themeShade="BF"/>
           <w:shd w:val="clear" w:color="auto" w:fill="FFFFFF"/>
         </w:rPr>
-        <w:t xml:space="preserve">_targets.yaml </w:t>
+        <w:t>_</w:t>
+      </w:r>
+      <w:proofErr w:type="spellStart"/>
+      <w:proofErr w:type="gramStart"/>
+      <w:r>
+        <w:rPr>
+          <w:rFonts w:asciiTheme="majorBidi" w:hAnsiTheme="majorBidi" w:cstheme="majorBidi"/>
+          <w:color w:val="3A7C22" w:themeColor="accent6" w:themeShade="BF"/>
+          <w:shd w:val="clear" w:color="auto" w:fill="FFFFFF"/>
+        </w:rPr>
+        <w:t>targets.yaml</w:t>
+      </w:r>
+      <w:proofErr w:type="spellEnd"/>
+      <w:proofErr w:type="gramEnd"/>
+      <w:r>
+        <w:rPr>
+          <w:rFonts w:asciiTheme="majorBidi" w:hAnsiTheme="majorBidi" w:cstheme="majorBidi"/>
+          <w:color w:val="3A7C22" w:themeColor="accent6" w:themeShade="BF"/>
+          <w:shd w:val="clear" w:color="auto" w:fill="FFFFFF"/>
+        </w:rPr>
+        <w:t xml:space="preserve"> </w:t>
       </w:r>
       <w:r>
         <w:rPr>
@@ -6729,6 +7540,7 @@
           <w:shd w:val="clear" w:color="auto" w:fill="FFFFFF"/>
         </w:rPr>
       </w:pPr>
+      <w:proofErr w:type="spellStart"/>
       <w:r>
         <w:rPr>
           <w:rStyle w:val="Strong"/>
@@ -6738,8 +7550,22 @@
           <w:color w:val="196B24" w:themeColor="accent3"/>
           <w:shd w:val="clear" w:color="auto" w:fill="FFFFFF"/>
         </w:rPr>
-        <w:t>predictor_data_processing_targets.R</w:t>
-      </w:r>
+        <w:t>predictor_data_processing_</w:t>
+      </w:r>
+      <w:proofErr w:type="gramStart"/>
+      <w:r>
+        <w:rPr>
+          <w:rStyle w:val="Strong"/>
+          <w:rFonts w:asciiTheme="majorBidi" w:hAnsiTheme="majorBidi" w:cstheme="majorBidi"/>
+          <w:b w:val="0"/>
+          <w:bCs w:val="0"/>
+          <w:color w:val="196B24" w:themeColor="accent3"/>
+          <w:shd w:val="clear" w:color="auto" w:fill="FFFFFF"/>
+        </w:rPr>
+        <w:t>targets.R</w:t>
+      </w:r>
+      <w:proofErr w:type="spellEnd"/>
+      <w:proofErr w:type="gramEnd"/>
     </w:p>
     <w:p>
       <w:pPr>
@@ -6791,6 +7617,7 @@
           <w:color w:val="1F2328"/>
           <w:shd w:val="clear" w:color="auto" w:fill="FFFFFF"/>
         </w:rPr>
+        <w:lastRenderedPageBreak/>
         <w:t xml:space="preserve">This module is focused on downloading data, doing some minor cleaning, and packaging it for further </w:t>
       </w:r>
       <w:r>
@@ -6839,16 +7666,7 @@
           <w:color w:val="1F2328"/>
           <w:shd w:val="clear" w:color="auto" w:fill="FFFFFF"/>
         </w:rPr>
-        <w:t xml:space="preserve"> is set to download from the </w:t>
-      </w:r>
-      <w:r>
-        <w:rPr>
-          <w:rFonts w:asciiTheme="majorBidi" w:hAnsiTheme="majorBidi" w:cstheme="majorBidi"/>
-          <w:color w:val="1F2328"/>
-          <w:shd w:val="clear" w:color="auto" w:fill="FFFFFF"/>
-        </w:rPr>
-        <w:lastRenderedPageBreak/>
-        <w:t xml:space="preserve">bucket and it </w:t>
+        <w:t xml:space="preserve"> is set to download from the bucket and it </w:t>
       </w:r>
       <w:r>
         <w:rPr>
@@ -6880,39 +7698,7 @@
           <w:color w:val="1F2328"/>
           <w:shd w:val="clear" w:color="auto" w:fill="FFFFFF"/>
         </w:rPr>
-        <w:t xml:space="preserve">from source. In most cases for </w:t>
-      </w:r>
-      <w:r>
-        <w:rPr>
-          <w:rFonts w:asciiTheme="majorBidi" w:hAnsiTheme="majorBidi" w:cstheme="majorBidi"/>
-          <w:color w:val="1F2328"/>
-          <w:shd w:val="clear" w:color="auto" w:fill="FFFFFF"/>
-        </w:rPr>
-        <w:t xml:space="preserve">model </w:t>
-      </w:r>
-      <w:r>
-        <w:rPr>
-          <w:rFonts w:asciiTheme="majorBidi" w:hAnsiTheme="majorBidi" w:cstheme="majorBidi"/>
-          <w:color w:val="1F2328"/>
-          <w:shd w:val="clear" w:color="auto" w:fill="FFFFFF"/>
-        </w:rPr>
-        <w:t>development</w:t>
-      </w:r>
-      <w:r>
-        <w:rPr>
-          <w:rFonts w:asciiTheme="majorBidi" w:hAnsiTheme="majorBidi" w:cstheme="majorBidi"/>
-          <w:color w:val="1F2328"/>
-          <w:shd w:val="clear" w:color="auto" w:fill="FFFFFF"/>
-        </w:rPr>
-        <w:t xml:space="preserve"> work, the</w:t>
-      </w:r>
-      <w:r>
-        <w:rPr>
-          <w:rFonts w:asciiTheme="majorBidi" w:hAnsiTheme="majorBidi" w:cstheme="majorBidi"/>
-          <w:color w:val="1F2328"/>
-          <w:shd w:val="clear" w:color="auto" w:fill="FFFFFF"/>
-        </w:rPr>
-        <w:t xml:space="preserve"> data has already been downloaded, cleaned, and packaged and this module can be skipped. </w:t>
+        <w:t xml:space="preserve">from source. </w:t>
       </w:r>
     </w:p>
     <w:p>
@@ -6929,31 +7715,146 @@
           <w:color w:val="1F2328"/>
           <w:shd w:val="clear" w:color="auto" w:fill="FFFFFF"/>
         </w:rPr>
-        <w:t xml:space="preserve">For deployment and auto-updating of data </w:t>
-      </w:r>
-      <w:r>
-        <w:rPr>
-          <w:rFonts w:asciiTheme="majorBidi" w:hAnsiTheme="majorBidi" w:cstheme="majorBidi"/>
-          <w:color w:val="1F2328"/>
-          <w:shd w:val="clear" w:color="auto" w:fill="FFFFFF"/>
-        </w:rPr>
-        <w:t>for</w:t>
-      </w:r>
-      <w:r>
-        <w:rPr>
-          <w:rFonts w:asciiTheme="majorBidi" w:hAnsiTheme="majorBidi" w:cstheme="majorBidi"/>
-          <w:color w:val="1F2328"/>
-          <w:shd w:val="clear" w:color="auto" w:fill="FFFFFF"/>
-        </w:rPr>
-        <w:t xml:space="preserve"> new forecasts (running the full pipeline from start to finish), a decision will need to be made for how often new data is downloaded (different sources are updated at different frequencies)</w:t>
-      </w:r>
-      <w:r>
-        <w:rPr>
-          <w:rFonts w:asciiTheme="majorBidi" w:hAnsiTheme="majorBidi" w:cstheme="majorBidi"/>
-          <w:color w:val="1F2328"/>
-          <w:shd w:val="clear" w:color="auto" w:fill="FFFFFF"/>
-        </w:rPr>
-        <w:t xml:space="preserve"> vs relying on already downloaded data to make new forecasts.</w:t>
+        <w:t xml:space="preserve">The pipeline is built so that the local environment can be empty. Files are downloaded from source or the S3 bucket as necessary to build the covariate stack for new dates when the pipeline is rerun to update the model data file (see </w:t>
+      </w:r>
+      <w:r>
+        <w:rPr>
+          <w:rFonts w:asciiTheme="majorBidi" w:hAnsiTheme="majorBidi" w:cstheme="majorBidi"/>
+          <w:b/>
+          <w:bCs/>
+          <w:color w:val="1F2328"/>
+          <w:shd w:val="clear" w:color="auto" w:fill="FFFFFF"/>
+        </w:rPr>
+        <w:t>Module 2</w:t>
+      </w:r>
+      <w:r>
+        <w:rPr>
+          <w:rFonts w:asciiTheme="majorBidi" w:hAnsiTheme="majorBidi" w:cstheme="majorBidi"/>
+          <w:color w:val="1F2328"/>
+          <w:shd w:val="clear" w:color="auto" w:fill="FFFFFF"/>
+        </w:rPr>
+        <w:t xml:space="preserve">). </w:t>
+      </w:r>
+    </w:p>
+    <w:p>
+      <w:pPr>
+        <w:rPr>
+          <w:rFonts w:asciiTheme="majorBidi" w:hAnsiTheme="majorBidi" w:cstheme="majorBidi"/>
+          <w:color w:val="1F2328"/>
+          <w:shd w:val="clear" w:color="auto" w:fill="FFFFFF"/>
+        </w:rPr>
+      </w:pPr>
+      <w:r>
+        <w:rPr>
+          <w:rFonts w:asciiTheme="majorBidi" w:hAnsiTheme="majorBidi" w:cstheme="majorBidi"/>
+          <w:color w:val="1F2328"/>
+          <w:shd w:val="clear" w:color="auto" w:fill="FFFFFF"/>
+        </w:rPr>
+        <w:t xml:space="preserve">For model development it is unnecessary to re-download new data frequently as these data do not contribute to model fitting (see </w:t>
+      </w:r>
+      <w:r>
+        <w:rPr>
+          <w:rFonts w:asciiTheme="majorBidi" w:hAnsiTheme="majorBidi" w:cstheme="majorBidi"/>
+          <w:b/>
+          <w:bCs/>
+          <w:color w:val="1F2328"/>
+          <w:shd w:val="clear" w:color="auto" w:fill="FFFFFF"/>
+        </w:rPr>
+        <w:t>Module 3</w:t>
+      </w:r>
+      <w:r>
+        <w:rPr>
+          <w:rFonts w:asciiTheme="majorBidi" w:hAnsiTheme="majorBidi" w:cstheme="majorBidi"/>
+          <w:color w:val="1F2328"/>
+          <w:shd w:val="clear" w:color="auto" w:fill="FFFFFF"/>
+        </w:rPr>
+        <w:t xml:space="preserve">). However, new data is needed every time true forecasts are made; thus, the full </w:t>
+      </w:r>
+      <w:r>
+        <w:rPr>
+          <w:rFonts w:asciiTheme="majorBidi" w:hAnsiTheme="majorBidi" w:cstheme="majorBidi"/>
+          <w:b/>
+          <w:bCs/>
+          <w:color w:val="1F2328"/>
+          <w:shd w:val="clear" w:color="auto" w:fill="FFFFFF"/>
+        </w:rPr>
+        <w:t>Module 1</w:t>
+      </w:r>
+      <w:r>
+        <w:rPr>
+          <w:rFonts w:asciiTheme="majorBidi" w:hAnsiTheme="majorBidi" w:cstheme="majorBidi"/>
+          <w:color w:val="1F2328"/>
+          <w:shd w:val="clear" w:color="auto" w:fill="FFFFFF"/>
+        </w:rPr>
+        <w:t xml:space="preserve"> </w:t>
+      </w:r>
+      <w:r>
+        <w:rPr>
+          <w:rFonts w:asciiTheme="majorBidi" w:hAnsiTheme="majorBidi" w:cstheme="majorBidi"/>
+          <w:color w:val="1F2328"/>
+          <w:shd w:val="clear" w:color="auto" w:fill="FFFFFF"/>
+        </w:rPr>
+        <w:sym w:font="Wingdings" w:char="F0E0"/>
+      </w:r>
+      <w:r>
+        <w:rPr>
+          <w:rFonts w:asciiTheme="majorBidi" w:hAnsiTheme="majorBidi" w:cstheme="majorBidi"/>
+          <w:color w:val="1F2328"/>
+          <w:shd w:val="clear" w:color="auto" w:fill="FFFFFF"/>
+        </w:rPr>
+        <w:t xml:space="preserve"> </w:t>
+      </w:r>
+      <w:r>
+        <w:rPr>
+          <w:rFonts w:asciiTheme="majorBidi" w:hAnsiTheme="majorBidi" w:cstheme="majorBidi"/>
+          <w:b/>
+          <w:bCs/>
+          <w:color w:val="1F2328"/>
+          <w:shd w:val="clear" w:color="auto" w:fill="FFFFFF"/>
+        </w:rPr>
+        <w:t>Module 2</w:t>
+      </w:r>
+      <w:r>
+        <w:rPr>
+          <w:rFonts w:asciiTheme="majorBidi" w:hAnsiTheme="majorBidi" w:cstheme="majorBidi"/>
+          <w:color w:val="1F2328"/>
+          <w:shd w:val="clear" w:color="auto" w:fill="FFFFFF"/>
+        </w:rPr>
+        <w:t xml:space="preserve"> </w:t>
+      </w:r>
+      <w:r>
+        <w:rPr>
+          <w:rFonts w:asciiTheme="majorBidi" w:hAnsiTheme="majorBidi" w:cstheme="majorBidi"/>
+          <w:color w:val="1F2328"/>
+          <w:shd w:val="clear" w:color="auto" w:fill="FFFFFF"/>
+        </w:rPr>
+        <w:sym w:font="Wingdings" w:char="F0E0"/>
+      </w:r>
+      <w:r>
+        <w:rPr>
+          <w:rFonts w:asciiTheme="majorBidi" w:hAnsiTheme="majorBidi" w:cstheme="majorBidi"/>
+          <w:color w:val="1F2328"/>
+          <w:shd w:val="clear" w:color="auto" w:fill="FFFFFF"/>
+        </w:rPr>
+        <w:t xml:space="preserve"> </w:t>
+      </w:r>
+      <w:r>
+        <w:rPr>
+          <w:rFonts w:asciiTheme="majorBidi" w:hAnsiTheme="majorBidi" w:cstheme="majorBidi"/>
+          <w:b/>
+          <w:bCs/>
+          <w:color w:val="1F2328"/>
+          <w:shd w:val="clear" w:color="auto" w:fill="FFFFFF"/>
+        </w:rPr>
+        <w:t>Module 3</w:t>
+      </w:r>
+      <w:r>
+        <w:rPr>
+          <w:rFonts w:asciiTheme="majorBidi" w:hAnsiTheme="majorBidi" w:cstheme="majorBidi"/>
+          <w:color w:val="1F2328"/>
+          <w:shd w:val="clear" w:color="auto" w:fill="FFFFFF"/>
+        </w:rPr>
+        <w:t xml:space="preserve"> is needed when the objective is forecasting.</w:t>
       </w:r>
     </w:p>
     <w:p>
@@ -7001,14 +7902,26 @@
           <w:shd w:val="clear" w:color="auto" w:fill="FFFFFF"/>
         </w:rPr>
       </w:pPr>
+      <w:proofErr w:type="spellStart"/>
       <w:r>
         <w:rPr>
           <w:rFonts w:asciiTheme="majorBidi" w:hAnsiTheme="majorBidi" w:cstheme="majorBidi"/>
           <w:color w:val="196B24" w:themeColor="accent3"/>
           <w:shd w:val="clear" w:color="auto" w:fill="FFFFFF"/>
         </w:rPr>
-        <w:t>rvf_data_processing_targets.R</w:t>
-      </w:r>
+        <w:t>rvf_data_processing_</w:t>
+      </w:r>
+      <w:proofErr w:type="gramStart"/>
+      <w:r>
+        <w:rPr>
+          <w:rFonts w:asciiTheme="majorBidi" w:hAnsiTheme="majorBidi" w:cstheme="majorBidi"/>
+          <w:color w:val="196B24" w:themeColor="accent3"/>
+          <w:shd w:val="clear" w:color="auto" w:fill="FFFFFF"/>
+        </w:rPr>
+        <w:t>targets.R</w:t>
+      </w:r>
+      <w:proofErr w:type="spellEnd"/>
+      <w:proofErr w:type="gramEnd"/>
     </w:p>
     <w:p>
       <w:pPr>
@@ -7039,6 +7952,7 @@
         </w:rPr>
         <w:t xml:space="preserve"> </w:t>
       </w:r>
+      <w:proofErr w:type="spellStart"/>
       <w:r>
         <w:rPr>
           <w:rFonts w:asciiTheme="majorBidi" w:hAnsiTheme="majorBidi" w:cstheme="majorBidi"/>
@@ -7047,6 +7961,7 @@
         </w:rPr>
         <w:t>rvf</w:t>
       </w:r>
+      <w:proofErr w:type="spellEnd"/>
     </w:p>
     <w:p>
       <w:pPr>
@@ -7108,6 +8023,7 @@
         </w:rPr>
         <w:t xml:space="preserve">master </w:t>
       </w:r>
+      <w:proofErr w:type="spellStart"/>
       <w:r>
         <w:rPr>
           <w:rFonts w:asciiTheme="majorBidi" w:hAnsiTheme="majorBidi" w:cstheme="majorBidi"/>
@@ -7116,6 +8032,7 @@
         </w:rPr>
         <w:t>tibble</w:t>
       </w:r>
+      <w:proofErr w:type="spellEnd"/>
       <w:r>
         <w:rPr>
           <w:rFonts w:asciiTheme="majorBidi" w:hAnsiTheme="majorBidi" w:cstheme="majorBidi"/>
@@ -7195,14 +8112,26 @@
           <w:shd w:val="clear" w:color="auto" w:fill="FFFFFF"/>
         </w:rPr>
       </w:pPr>
+      <w:proofErr w:type="spellStart"/>
       <w:r>
         <w:rPr>
           <w:rFonts w:asciiTheme="majorBidi" w:hAnsiTheme="majorBidi" w:cstheme="majorBidi"/>
           <w:color w:val="196B24" w:themeColor="accent3"/>
           <w:shd w:val="clear" w:color="auto" w:fill="FFFFFF"/>
         </w:rPr>
-        <w:t>model_framework_targets.R</w:t>
-      </w:r>
+        <w:t>model_framework_</w:t>
+      </w:r>
+      <w:proofErr w:type="gramStart"/>
+      <w:r>
+        <w:rPr>
+          <w:rFonts w:asciiTheme="majorBidi" w:hAnsiTheme="majorBidi" w:cstheme="majorBidi"/>
+          <w:color w:val="196B24" w:themeColor="accent3"/>
+          <w:shd w:val="clear" w:color="auto" w:fill="FFFFFF"/>
+        </w:rPr>
+        <w:t>targets.R</w:t>
+      </w:r>
+      <w:proofErr w:type="spellEnd"/>
+      <w:proofErr w:type="gramEnd"/>
     </w:p>
     <w:p>
       <w:pPr>
@@ -7337,12 +8266,30 @@
         </w:rPr>
         <w:t xml:space="preserve">There is also a </w:t>
       </w:r>
+      <w:proofErr w:type="spellStart"/>
       <w:r>
         <w:rPr>
           <w:rFonts w:asciiTheme="majorBidi" w:hAnsiTheme="majorBidi" w:cstheme="majorBidi"/>
           <w:color w:val="196B24" w:themeColor="accent3"/>
         </w:rPr>
-        <w:t xml:space="preserve">REMIT_targets.R </w:t>
+        <w:t>REMIT_</w:t>
+      </w:r>
+      <w:proofErr w:type="gramStart"/>
+      <w:r>
+        <w:rPr>
+          <w:rFonts w:asciiTheme="majorBidi" w:hAnsiTheme="majorBidi" w:cstheme="majorBidi"/>
+          <w:color w:val="196B24" w:themeColor="accent3"/>
+        </w:rPr>
+        <w:t>targets.R</w:t>
+      </w:r>
+      <w:proofErr w:type="spellEnd"/>
+      <w:proofErr w:type="gramEnd"/>
+      <w:r>
+        <w:rPr>
+          <w:rFonts w:asciiTheme="majorBidi" w:hAnsiTheme="majorBidi" w:cstheme="majorBidi"/>
+          <w:color w:val="196B24" w:themeColor="accent3"/>
+        </w:rPr>
+        <w:t xml:space="preserve"> </w:t>
       </w:r>
       <w:r>
         <w:rPr>
@@ -7355,7 +8302,25 @@
           <w:rFonts w:asciiTheme="majorBidi" w:hAnsiTheme="majorBidi" w:cstheme="majorBidi"/>
           <w:color w:val="3A7C22" w:themeColor="accent6" w:themeShade="BF"/>
         </w:rPr>
-        <w:t>_targets.yaml)</w:t>
+        <w:t>_</w:t>
+      </w:r>
+      <w:proofErr w:type="spellStart"/>
+      <w:proofErr w:type="gramStart"/>
+      <w:r>
+        <w:rPr>
+          <w:rFonts w:asciiTheme="majorBidi" w:hAnsiTheme="majorBidi" w:cstheme="majorBidi"/>
+          <w:color w:val="3A7C22" w:themeColor="accent6" w:themeShade="BF"/>
+        </w:rPr>
+        <w:t>targets.yaml</w:t>
+      </w:r>
+      <w:proofErr w:type="spellEnd"/>
+      <w:proofErr w:type="gramEnd"/>
+      <w:r>
+        <w:rPr>
+          <w:rFonts w:asciiTheme="majorBidi" w:hAnsiTheme="majorBidi" w:cstheme="majorBidi"/>
+          <w:color w:val="3A7C22" w:themeColor="accent6" w:themeShade="BF"/>
+        </w:rPr>
+        <w:t>)</w:t>
       </w:r>
       <w:r>
         <w:rPr>
@@ -7409,7 +8374,25 @@
           <w:color w:val="000000" w:themeColor="text1"/>
           <w:shd w:val="clear" w:color="auto" w:fill="FFFFFF"/>
         </w:rPr>
-        <w:t>See docs/model_supplement.qmd and docs/model_supplement.html for more details on the data and model</w:t>
+        <w:t>See docs/</w:t>
+      </w:r>
+      <w:proofErr w:type="spellStart"/>
+      <w:r>
+        <w:rPr>
+          <w:rFonts w:asciiTheme="majorBidi" w:hAnsiTheme="majorBidi" w:cstheme="majorBidi"/>
+          <w:color w:val="000000" w:themeColor="text1"/>
+          <w:shd w:val="clear" w:color="auto" w:fill="FFFFFF"/>
+        </w:rPr>
+        <w:t>model_supplement.qmd</w:t>
+      </w:r>
+      <w:proofErr w:type="spellEnd"/>
+      <w:r>
+        <w:rPr>
+          <w:rFonts w:asciiTheme="majorBidi" w:hAnsiTheme="majorBidi" w:cstheme="majorBidi"/>
+          <w:color w:val="000000" w:themeColor="text1"/>
+          <w:shd w:val="clear" w:color="auto" w:fill="FFFFFF"/>
+        </w:rPr>
+        <w:t xml:space="preserve"> and docs/model_supplement.html for more details on the data and model</w:t>
       </w:r>
     </w:p>
     <w:p>
@@ -7489,6 +8472,7 @@
           <w:shd w:val="clear" w:color="auto" w:fill="FFFFFF"/>
         </w:rPr>
       </w:pPr>
+      <w:proofErr w:type="spellStart"/>
       <w:r>
         <w:rPr>
           <w:rStyle w:val="Strong"/>
@@ -7498,8 +8482,22 @@
           <w:color w:val="196B24" w:themeColor="accent3"/>
           <w:shd w:val="clear" w:color="auto" w:fill="FFFFFF"/>
         </w:rPr>
-        <w:t>predictor_data_processing_targets.R</w:t>
-      </w:r>
+        <w:t>predictor_data_processing_</w:t>
+      </w:r>
+      <w:proofErr w:type="gramStart"/>
+      <w:r>
+        <w:rPr>
+          <w:rStyle w:val="Strong"/>
+          <w:rFonts w:asciiTheme="majorBidi" w:hAnsiTheme="majorBidi" w:cstheme="majorBidi"/>
+          <w:b w:val="0"/>
+          <w:bCs w:val="0"/>
+          <w:color w:val="196B24" w:themeColor="accent3"/>
+          <w:shd w:val="clear" w:color="auto" w:fill="FFFFFF"/>
+        </w:rPr>
+        <w:t>targets.R</w:t>
+      </w:r>
+      <w:proofErr w:type="spellEnd"/>
+      <w:proofErr w:type="gramEnd"/>
     </w:p>
     <w:p>
       <w:pPr>
@@ -7576,6 +8574,7 @@
           <w:color w:val="1F2328"/>
           <w:shd w:val="clear" w:color="auto" w:fill="FFFFFF"/>
         </w:rPr>
+        <w:lastRenderedPageBreak/>
         <w:t xml:space="preserve">Most data sources are obtained using between 3-5 </w:t>
       </w:r>
       <w:r>
@@ -7640,16 +8639,7 @@
           <w:color w:val="1F2328"/>
           <w:shd w:val="clear" w:color="auto" w:fill="FFFFFF"/>
         </w:rPr>
-        <w:t xml:space="preserve"> regardless of </w:t>
-      </w:r>
-      <w:r>
-        <w:rPr>
-          <w:rFonts w:asciiTheme="majorBidi" w:hAnsiTheme="majorBidi" w:cstheme="majorBidi"/>
-          <w:color w:val="1F2328"/>
-          <w:shd w:val="clear" w:color="auto" w:fill="FFFFFF"/>
-        </w:rPr>
-        <w:lastRenderedPageBreak/>
-        <w:t xml:space="preserve">whether or not the bucket is in fact </w:t>
+        <w:t xml:space="preserve"> regardless of whether or not the bucket is in fact </w:t>
       </w:r>
       <w:r>
         <w:rPr>
@@ -7729,13 +8719,23 @@
         </w:rPr>
         <w:t xml:space="preserve"> download (</w:t>
       </w:r>
+      <w:proofErr w:type="spellStart"/>
       <w:r>
         <w:rPr>
           <w:rFonts w:asciiTheme="majorBidi" w:hAnsiTheme="majorBidi" w:cstheme="majorBidi"/>
           <w:color w:val="BF4E14" w:themeColor="accent2" w:themeShade="BF"/>
           <w:shd w:val="clear" w:color="auto" w:fill="FFFFFF"/>
         </w:rPr>
-        <w:t>skip_fetch = TRUE</w:t>
+        <w:t>skip_fetch</w:t>
+      </w:r>
+      <w:proofErr w:type="spellEnd"/>
+      <w:r>
+        <w:rPr>
+          <w:rFonts w:asciiTheme="majorBidi" w:hAnsiTheme="majorBidi" w:cstheme="majorBidi"/>
+          <w:color w:val="BF4E14" w:themeColor="accent2" w:themeShade="BF"/>
+          <w:shd w:val="clear" w:color="auto" w:fill="FFFFFF"/>
+        </w:rPr>
+        <w:t xml:space="preserve"> = TRUE</w:t>
       </w:r>
       <w:r>
         <w:rPr>
@@ -7783,23 +8783,51 @@
           <w:color w:val="215E99" w:themeColor="text2" w:themeTint="BF"/>
           <w:shd w:val="clear" w:color="auto" w:fill="FFFFFF"/>
         </w:rPr>
-        <w:t>_AWS</w:t>
-      </w:r>
+        <w:t>_</w:t>
+      </w:r>
+      <w:proofErr w:type="spellStart"/>
       <w:r>
         <w:rPr>
           <w:rFonts w:asciiTheme="majorBidi" w:hAnsiTheme="majorBidi" w:cstheme="majorBidi"/>
           <w:color w:val="215E99" w:themeColor="text2" w:themeTint="BF"/>
           <w:shd w:val="clear" w:color="auto" w:fill="FFFFFF"/>
         </w:rPr>
-        <w:t xml:space="preserve">_upload </w:t>
-      </w:r>
-      <w:r>
-        <w:rPr>
-          <w:rFonts w:asciiTheme="majorBidi" w:hAnsiTheme="majorBidi" w:cstheme="majorBidi"/>
-          <w:color w:val="1F2328"/>
-          <w:shd w:val="clear" w:color="auto" w:fill="FFFFFF"/>
-        </w:rPr>
-        <w:t>function, or download altogether (</w:t>
+        <w:t>AWS</w:t>
+      </w:r>
+      <w:r>
+        <w:rPr>
+          <w:rFonts w:asciiTheme="majorBidi" w:hAnsiTheme="majorBidi" w:cstheme="majorBidi"/>
+          <w:color w:val="215E99" w:themeColor="text2" w:themeTint="BF"/>
+          <w:shd w:val="clear" w:color="auto" w:fill="FFFFFF"/>
+        </w:rPr>
+        <w:t>_upload</w:t>
+      </w:r>
+      <w:proofErr w:type="spellEnd"/>
+      <w:r>
+        <w:rPr>
+          <w:rFonts w:asciiTheme="majorBidi" w:hAnsiTheme="majorBidi" w:cstheme="majorBidi"/>
+          <w:color w:val="215E99" w:themeColor="text2" w:themeTint="BF"/>
+          <w:shd w:val="clear" w:color="auto" w:fill="FFFFFF"/>
+        </w:rPr>
+        <w:t xml:space="preserve"> </w:t>
+      </w:r>
+      <w:proofErr w:type="gramStart"/>
+      <w:r>
+        <w:rPr>
+          <w:rFonts w:asciiTheme="majorBidi" w:hAnsiTheme="majorBidi" w:cstheme="majorBidi"/>
+          <w:color w:val="1F2328"/>
+          <w:shd w:val="clear" w:color="auto" w:fill="FFFFFF"/>
+        </w:rPr>
+        <w:t>function, or</w:t>
+      </w:r>
+      <w:proofErr w:type="gramEnd"/>
+      <w:r>
+        <w:rPr>
+          <w:rFonts w:asciiTheme="majorBidi" w:hAnsiTheme="majorBidi" w:cstheme="majorBidi"/>
+          <w:color w:val="1F2328"/>
+          <w:shd w:val="clear" w:color="auto" w:fill="FFFFFF"/>
+        </w:rPr>
+        <w:t xml:space="preserve"> download altogether (</w:t>
       </w:r>
       <w:r>
         <w:rPr>
@@ -7945,6 +8973,7 @@
         </w:rPr>
         <w:t xml:space="preserve">: </w:t>
       </w:r>
+      <w:proofErr w:type="spellStart"/>
       <w:r>
         <w:rPr>
           <w:rFonts w:asciiTheme="majorBidi" w:hAnsiTheme="majorBidi" w:cstheme="majorBidi"/>
@@ -7953,6 +8982,7 @@
         </w:rPr>
         <w:t>glw_urls</w:t>
       </w:r>
+      <w:proofErr w:type="spellEnd"/>
       <w:r>
         <w:rPr>
           <w:rFonts w:asciiTheme="majorBidi" w:hAnsiTheme="majorBidi" w:cstheme="majorBidi"/>
@@ -7961,6 +8991,7 @@
         </w:rPr>
         <w:t xml:space="preserve">, </w:t>
       </w:r>
+      <w:proofErr w:type="spellStart"/>
       <w:r>
         <w:rPr>
           <w:rFonts w:asciiTheme="majorBidi" w:hAnsiTheme="majorBidi" w:cstheme="majorBidi"/>
@@ -7969,6 +9000,7 @@
         </w:rPr>
         <w:t>glw_directory</w:t>
       </w:r>
+      <w:proofErr w:type="spellEnd"/>
       <w:r>
         <w:rPr>
           <w:rFonts w:asciiTheme="majorBidi" w:hAnsiTheme="majorBidi" w:cstheme="majorBidi"/>
@@ -7977,6 +9009,7 @@
         </w:rPr>
         <w:t xml:space="preserve">, </w:t>
       </w:r>
+      <w:proofErr w:type="spellStart"/>
       <w:r>
         <w:rPr>
           <w:rFonts w:asciiTheme="majorBidi" w:hAnsiTheme="majorBidi" w:cstheme="majorBidi"/>
@@ -7985,6 +9018,7 @@
         </w:rPr>
         <w:t>glw_AWS</w:t>
       </w:r>
+      <w:proofErr w:type="spellEnd"/>
       <w:r>
         <w:rPr>
           <w:rFonts w:asciiTheme="majorBidi" w:hAnsiTheme="majorBidi" w:cstheme="majorBidi"/>
@@ -7993,6 +9027,7 @@
         </w:rPr>
         <w:t xml:space="preserve">, </w:t>
       </w:r>
+      <w:proofErr w:type="spellStart"/>
       <w:r>
         <w:rPr>
           <w:rFonts w:asciiTheme="majorBidi" w:hAnsiTheme="majorBidi" w:cstheme="majorBidi"/>
@@ -8001,6 +9036,7 @@
         </w:rPr>
         <w:t>glw_preprocessed</w:t>
       </w:r>
+      <w:proofErr w:type="spellEnd"/>
       <w:r>
         <w:rPr>
           <w:rFonts w:asciiTheme="majorBidi" w:hAnsiTheme="majorBidi" w:cstheme="majorBidi"/>
@@ -8017,6 +9053,7 @@
         </w:rPr>
         <w:t xml:space="preserve">and </w:t>
       </w:r>
+      <w:proofErr w:type="spellStart"/>
       <w:r>
         <w:rPr>
           <w:rFonts w:asciiTheme="majorBidi" w:hAnsiTheme="majorBidi" w:cstheme="majorBidi"/>
@@ -8025,6 +9062,7 @@
         </w:rPr>
         <w:t>glw_preprocessed_AWS_upload</w:t>
       </w:r>
+      <w:proofErr w:type="spellEnd"/>
     </w:p>
     <w:p>
       <w:pPr>
@@ -8077,7 +9115,16 @@
           <w:color w:val="1F2328"/>
           <w:shd w:val="clear" w:color="auto" w:fill="FFFFFF"/>
         </w:rPr>
-        <w:t xml:space="preserve">) are pointers to </w:t>
+        <w:t xml:space="preserve">) are pointers </w:t>
+      </w:r>
+      <w:proofErr w:type="gramStart"/>
+      <w:r>
+        <w:rPr>
+          <w:rFonts w:asciiTheme="majorBidi" w:hAnsiTheme="majorBidi" w:cstheme="majorBidi"/>
+          <w:color w:val="1F2328"/>
+          <w:shd w:val="clear" w:color="auto" w:fill="FFFFFF"/>
+        </w:rPr>
+        <w:t xml:space="preserve">to </w:t>
       </w:r>
       <w:r>
         <w:rPr>
@@ -8087,6 +9134,7 @@
         </w:rPr>
         <w:t>.parquet</w:t>
       </w:r>
+      <w:proofErr w:type="gramEnd"/>
       <w:r>
         <w:rPr>
           <w:rFonts w:asciiTheme="majorBidi" w:hAnsiTheme="majorBidi" w:cstheme="majorBidi"/>
@@ -8135,6 +9183,7 @@
         </w:rPr>
         <w:t xml:space="preserve"> target). </w:t>
       </w:r>
+      <w:proofErr w:type="gramStart"/>
       <w:r>
         <w:rPr>
           <w:rFonts w:asciiTheme="majorBidi" w:hAnsiTheme="majorBidi" w:cstheme="majorBidi"/>
@@ -8151,6 +9200,7 @@
         </w:rPr>
         <w:t>.parquet</w:t>
       </w:r>
+      <w:proofErr w:type="gramEnd"/>
       <w:r>
         <w:rPr>
           <w:rFonts w:asciiTheme="majorBidi" w:hAnsiTheme="majorBidi" w:cstheme="majorBidi"/>
@@ -8187,7 +9237,77 @@
           <w:color w:val="1F2328"/>
           <w:shd w:val="clear" w:color="auto" w:fill="FFFFFF"/>
         </w:rPr>
-        <w:t xml:space="preserve">The pipeline is designed to be resilient to temporary data source issues. Many targets include </w:t>
+        <w:t>The pipeline is designed to be resilient to temporary data source issues</w:t>
+      </w:r>
+      <w:r>
+        <w:rPr>
+          <w:rFonts w:asciiTheme="majorBidi" w:hAnsiTheme="majorBidi" w:cstheme="majorBidi"/>
+          <w:color w:val="1F2328"/>
+          <w:shd w:val="clear" w:color="auto" w:fill="FFFFFF"/>
+        </w:rPr>
+        <w:t xml:space="preserve"> (though </w:t>
+      </w:r>
+      <w:r>
+        <w:rPr>
+          <w:rFonts w:asciiTheme="majorBidi" w:hAnsiTheme="majorBidi" w:cstheme="majorBidi"/>
+          <w:b/>
+          <w:bCs/>
+          <w:color w:val="EE0000"/>
+          <w:shd w:val="clear" w:color="auto" w:fill="FFFFFF"/>
+        </w:rPr>
+        <w:t>Note:</w:t>
+      </w:r>
+      <w:r>
+        <w:rPr>
+          <w:rFonts w:asciiTheme="majorBidi" w:hAnsiTheme="majorBidi" w:cstheme="majorBidi"/>
+          <w:b/>
+          <w:bCs/>
+          <w:color w:val="EE0000"/>
+          <w:shd w:val="clear" w:color="auto" w:fill="FFFFFF"/>
+        </w:rPr>
+        <w:t xml:space="preserve"> </w:t>
+      </w:r>
+      <w:r>
+        <w:rPr>
+          <w:rFonts w:asciiTheme="majorBidi" w:hAnsiTheme="majorBidi" w:cstheme="majorBidi"/>
+          <w:color w:val="000000" w:themeColor="text1"/>
+          <w:shd w:val="clear" w:color="auto" w:fill="FFFFFF"/>
+        </w:rPr>
+        <w:t>for</w:t>
+      </w:r>
+      <w:r>
+        <w:rPr>
+          <w:rFonts w:asciiTheme="majorBidi" w:hAnsiTheme="majorBidi" w:cstheme="majorBidi"/>
+          <w:color w:val="1F2328"/>
+          <w:shd w:val="clear" w:color="auto" w:fill="FFFFFF"/>
+        </w:rPr>
+        <w:t xml:space="preserve"> monthly forecasting each data source is necessary and thus the pipeline will need to be rerun if there is a temporary server issue—which is common unfortunately—before </w:t>
+      </w:r>
+      <w:r>
+        <w:rPr>
+          <w:rFonts w:asciiTheme="majorBidi" w:hAnsiTheme="majorBidi" w:cstheme="majorBidi"/>
+          <w:b/>
+          <w:bCs/>
+          <w:color w:val="1F2328"/>
+          <w:shd w:val="clear" w:color="auto" w:fill="FFFFFF"/>
+        </w:rPr>
+        <w:t>Module 2</w:t>
+      </w:r>
+      <w:r>
+        <w:rPr>
+          <w:rFonts w:asciiTheme="majorBidi" w:hAnsiTheme="majorBidi" w:cstheme="majorBidi"/>
+          <w:color w:val="1F2328"/>
+          <w:shd w:val="clear" w:color="auto" w:fill="FFFFFF"/>
+        </w:rPr>
+        <w:t xml:space="preserve"> can proceed)</w:t>
+      </w:r>
+      <w:r>
+        <w:rPr>
+          <w:rFonts w:asciiTheme="majorBidi" w:hAnsiTheme="majorBidi" w:cstheme="majorBidi"/>
+          <w:color w:val="1F2328"/>
+          <w:shd w:val="clear" w:color="auto" w:fill="FFFFFF"/>
+        </w:rPr>
+        <w:t xml:space="preserve">. Many targets include </w:t>
       </w:r>
       <w:r>
         <w:rPr>
@@ -8469,7 +9589,25 @@
           <w:color w:val="1F2328"/>
           <w:shd w:val="clear" w:color="auto" w:fill="FFFFFF"/>
         </w:rPr>
-        <w:t>MODIS/AppEEARS bundle processing: Bundle requests may take time to process or fail temporarily</w:t>
+        <w:t>MODIS/</w:t>
+      </w:r>
+      <w:proofErr w:type="spellStart"/>
+      <w:r>
+        <w:rPr>
+          <w:rFonts w:asciiTheme="majorBidi" w:hAnsiTheme="majorBidi" w:cstheme="majorBidi"/>
+          <w:color w:val="1F2328"/>
+          <w:shd w:val="clear" w:color="auto" w:fill="FFFFFF"/>
+        </w:rPr>
+        <w:t>AppEEARS</w:t>
+      </w:r>
+      <w:proofErr w:type="spellEnd"/>
+      <w:r>
+        <w:rPr>
+          <w:rFonts w:asciiTheme="majorBidi" w:hAnsiTheme="majorBidi" w:cstheme="majorBidi"/>
+          <w:color w:val="1F2328"/>
+          <w:shd w:val="clear" w:color="auto" w:fill="FFFFFF"/>
+        </w:rPr>
+        <w:t xml:space="preserve"> bundle processing: Bundle requests may take time to process or fail temporarily</w:t>
       </w:r>
     </w:p>
     <w:p>
@@ -8507,7 +9645,40 @@
           <w:color w:val="1F2328"/>
           <w:shd w:val="clear" w:color="auto" w:fill="FFFFFF"/>
         </w:rPr>
-        <w:t xml:space="preserve">Many of the computational steps in the first module can be time consuming and either depend on or produce large files. In order to speed up the pipeline, intermediate files can be stored in S3-compatible cloud storage for portability. We currently use Cloudflare R2 (S3-compatible storage). The pipeline will still run without access to cloud storage, but users can add their own S3-compatible storage credentials to the </w:t>
+        <w:lastRenderedPageBreak/>
+        <w:t xml:space="preserve">Many of the computational steps in the first module can be time consuming and either depend on or produce large files. In order to speed up the pipeline, intermediate files </w:t>
+      </w:r>
+      <w:r>
+        <w:rPr>
+          <w:rFonts w:asciiTheme="majorBidi" w:hAnsiTheme="majorBidi" w:cstheme="majorBidi"/>
+          <w:color w:val="1F2328"/>
+          <w:shd w:val="clear" w:color="auto" w:fill="FFFFFF"/>
+        </w:rPr>
+        <w:t>are</w:t>
+      </w:r>
+      <w:r>
+        <w:rPr>
+          <w:rFonts w:asciiTheme="majorBidi" w:hAnsiTheme="majorBidi" w:cstheme="majorBidi"/>
+          <w:color w:val="1F2328"/>
+          <w:shd w:val="clear" w:color="auto" w:fill="FFFFFF"/>
+        </w:rPr>
+        <w:t xml:space="preserve"> stored in S3-compatible cloud storage for portability. We currently use Cloudflare R2 (S3-compatible storage). The pipeline will still run without access to cloud storage</w:t>
+      </w:r>
+      <w:r>
+        <w:rPr>
+          <w:rFonts w:asciiTheme="majorBidi" w:hAnsiTheme="majorBidi" w:cstheme="majorBidi"/>
+          <w:color w:val="1F2328"/>
+          <w:shd w:val="clear" w:color="auto" w:fill="FFFFFF"/>
+        </w:rPr>
+        <w:t xml:space="preserve"> (but is very costly in terms of storage and computation time)</w:t>
+      </w:r>
+      <w:r>
+        <w:rPr>
+          <w:rFonts w:asciiTheme="majorBidi" w:hAnsiTheme="majorBidi" w:cstheme="majorBidi"/>
+          <w:color w:val="1F2328"/>
+          <w:shd w:val="clear" w:color="auto" w:fill="FFFFFF"/>
+        </w:rPr>
+        <w:t xml:space="preserve">, but users can add their own S3-compatible storage credentials to the </w:t>
       </w:r>
       <w:r>
         <w:rPr>
@@ -8566,7 +9737,6 @@
           <w:color w:val="BF4E14" w:themeColor="accent2" w:themeShade="BF"/>
           <w:shd w:val="clear" w:color="auto" w:fill="FFFFFF"/>
         </w:rPr>
-        <w:lastRenderedPageBreak/>
         <w:t>AWS_DEFAULT_REGION=auto</w:t>
       </w:r>
     </w:p>
@@ -8675,7 +9845,25 @@
           <w:color w:val="BF4E14" w:themeColor="accent2" w:themeShade="BF"/>
           <w:shd w:val="clear" w:color="auto" w:fill="FFFFFF"/>
         </w:rPr>
-        <w:t>AWS_ENDPOINT_URL=https://${AWS_S3_ENDPOINT}</w:t>
+        <w:t>AWS_ENDPOINT_URL=</w:t>
+      </w:r>
+      <w:proofErr w:type="gramStart"/>
+      <w:r>
+        <w:rPr>
+          <w:rFonts w:asciiTheme="majorBidi" w:hAnsiTheme="majorBidi" w:cstheme="majorBidi"/>
+          <w:color w:val="BF4E14" w:themeColor="accent2" w:themeShade="BF"/>
+          <w:shd w:val="clear" w:color="auto" w:fill="FFFFFF"/>
+        </w:rPr>
+        <w:t>https://${</w:t>
+      </w:r>
+      <w:proofErr w:type="gramEnd"/>
+      <w:r>
+        <w:rPr>
+          <w:rFonts w:asciiTheme="majorBidi" w:hAnsiTheme="majorBidi" w:cstheme="majorBidi"/>
+          <w:color w:val="BF4E14" w:themeColor="accent2" w:themeShade="BF"/>
+          <w:shd w:val="clear" w:color="auto" w:fill="FFFFFF"/>
+        </w:rPr>
+        <w:t>AWS_S3_ENDPOINT}</w:t>
       </w:r>
     </w:p>
     <w:p>
@@ -8702,7 +9890,25 @@
           <w:color w:val="1F2328"/>
           <w:shd w:val="clear" w:color="auto" w:fill="FFFFFF"/>
         </w:rPr>
-        <w:t>The pipeline works with any S3-compatible storage including AWS S3, Cloudflare R2, MinIO, etc. See docs/dynamic_branching_guide.md for details on how the pipeline uses cloud storage for incremental updates and team collaboration.</w:t>
+        <w:t xml:space="preserve">The pipeline works with any S3-compatible storage including AWS S3, Cloudflare R2, </w:t>
+      </w:r>
+      <w:proofErr w:type="spellStart"/>
+      <w:r>
+        <w:rPr>
+          <w:rFonts w:asciiTheme="majorBidi" w:hAnsiTheme="majorBidi" w:cstheme="majorBidi"/>
+          <w:color w:val="1F2328"/>
+          <w:shd w:val="clear" w:color="auto" w:fill="FFFFFF"/>
+        </w:rPr>
+        <w:t>MinIO</w:t>
+      </w:r>
+      <w:proofErr w:type="spellEnd"/>
+      <w:r>
+        <w:rPr>
+          <w:rFonts w:asciiTheme="majorBidi" w:hAnsiTheme="majorBidi" w:cstheme="majorBidi"/>
+          <w:color w:val="1F2328"/>
+          <w:shd w:val="clear" w:color="auto" w:fill="FFFFFF"/>
+        </w:rPr>
+        <w:t>, etc. See docs/dynamic_branching_guide.md for details on how the pipeline uses cloud storage for incremental updates and team collaboration.</w:t>
       </w:r>
     </w:p>
     <w:p>
@@ -8971,6 +10177,7 @@
           <w:color w:val="BF4E14" w:themeColor="accent2" w:themeShade="BF"/>
           <w:shd w:val="clear" w:color="auto" w:fill="FFFFFF"/>
         </w:rPr>
+        <w:lastRenderedPageBreak/>
         <w:t>APPEEARS_PASSWORD=</w:t>
       </w:r>
     </w:p>
@@ -9032,7 +10239,23 @@
           <w:color w:val="1F2328"/>
           <w:shd w:val="clear" w:color="auto" w:fill="FFFFFF"/>
         </w:rPr>
-        <w:t xml:space="preserve">If data files become corrupted they can be re-generated from the raw sources by setting the </w:t>
+        <w:t xml:space="preserve">If data files become </w:t>
+      </w:r>
+      <w:r>
+        <w:rPr>
+          <w:rFonts w:asciiTheme="majorBidi" w:hAnsiTheme="majorBidi" w:cstheme="majorBidi"/>
+          <w:color w:val="1F2328"/>
+          <w:shd w:val="clear" w:color="auto" w:fill="FFFFFF"/>
+        </w:rPr>
+        <w:t>corrupted,</w:t>
+      </w:r>
+      <w:r>
+        <w:rPr>
+          <w:rFonts w:asciiTheme="majorBidi" w:hAnsiTheme="majorBidi" w:cstheme="majorBidi"/>
+          <w:color w:val="1F2328"/>
+          <w:shd w:val="clear" w:color="auto" w:fill="FFFFFF"/>
+        </w:rPr>
+        <w:t xml:space="preserve"> they can be re-generated from the raw sources by setting the </w:t>
       </w:r>
       <w:r>
         <w:rPr>
@@ -9064,16 +10287,7 @@
           <w:color w:val="1F2328"/>
           <w:shd w:val="clear" w:color="auto" w:fill="FFFFFF"/>
         </w:rPr>
-        <w:t xml:space="preserve">file. This will prevent the pipeline from first downloading the data from cloud storage, re-download and process the raw data from the original sources, and upload the processed files to cloud storage for future use. Note that, under </w:t>
-      </w:r>
-      <w:r>
-        <w:rPr>
-          <w:rFonts w:asciiTheme="majorBidi" w:hAnsiTheme="majorBidi" w:cstheme="majorBidi"/>
-          <w:color w:val="1F2328"/>
-          <w:shd w:val="clear" w:color="auto" w:fill="FFFFFF"/>
-        </w:rPr>
-        <w:lastRenderedPageBreak/>
-        <w:t xml:space="preserve">normal use, these should always be set to </w:t>
+        <w:t xml:space="preserve">file. This will prevent the pipeline from first downloading the data from cloud storage, re-download and process the raw data from the original sources, and upload the processed files to cloud storage for future use. Note that, under normal use, these should always be set to </w:t>
       </w:r>
       <w:r>
         <w:rPr>
@@ -9157,6 +10371,7 @@
         </w:rPr>
         <w:t xml:space="preserve"> (</w:t>
       </w:r>
+      <w:proofErr w:type="spellStart"/>
       <w:r>
         <w:rPr>
           <w:rStyle w:val="Strong"/>
@@ -9166,8 +10381,22 @@
           <w:color w:val="196B24" w:themeColor="accent3"/>
           <w:shd w:val="clear" w:color="auto" w:fill="FFFFFF"/>
         </w:rPr>
-        <w:t>predictor_data_processing_targets.R</w:t>
-      </w:r>
+        <w:t>predictor_data_processing_</w:t>
+      </w:r>
+      <w:proofErr w:type="gramStart"/>
+      <w:r>
+        <w:rPr>
+          <w:rStyle w:val="Strong"/>
+          <w:rFonts w:asciiTheme="majorBidi" w:hAnsiTheme="majorBidi" w:cstheme="majorBidi"/>
+          <w:b w:val="0"/>
+          <w:bCs w:val="0"/>
+          <w:color w:val="196B24" w:themeColor="accent3"/>
+          <w:shd w:val="clear" w:color="auto" w:fill="FFFFFF"/>
+        </w:rPr>
+        <w:t>targets.R</w:t>
+      </w:r>
+      <w:proofErr w:type="spellEnd"/>
+      <w:proofErr w:type="gramEnd"/>
       <w:r>
         <w:rPr>
           <w:rFonts w:asciiTheme="majorBidi" w:hAnsiTheme="majorBidi" w:cstheme="majorBidi"/>
@@ -9200,13 +10429,41 @@
         </w:rPr>
         <w:t xml:space="preserve">groups of similar targets with the use of the function </w:t>
       </w:r>
+      <w:proofErr w:type="spellStart"/>
       <w:r>
         <w:rPr>
           <w:rFonts w:asciiTheme="majorBidi" w:hAnsiTheme="majorBidi" w:cstheme="majorBidi"/>
           <w:color w:val="BF4E14" w:themeColor="accent2" w:themeShade="BF"/>
           <w:shd w:val="clear" w:color="auto" w:fill="FFFFFF"/>
         </w:rPr>
-        <w:t>tar_plan()</w:t>
+        <w:t>tar_</w:t>
+      </w:r>
+      <w:proofErr w:type="gramStart"/>
+      <w:r>
+        <w:rPr>
+          <w:rFonts w:asciiTheme="majorBidi" w:hAnsiTheme="majorBidi" w:cstheme="majorBidi"/>
+          <w:color w:val="BF4E14" w:themeColor="accent2" w:themeShade="BF"/>
+          <w:shd w:val="clear" w:color="auto" w:fill="FFFFFF"/>
+        </w:rPr>
+        <w:t>plan</w:t>
+      </w:r>
+      <w:proofErr w:type="spellEnd"/>
+      <w:r>
+        <w:rPr>
+          <w:rFonts w:asciiTheme="majorBidi" w:hAnsiTheme="majorBidi" w:cstheme="majorBidi"/>
+          <w:color w:val="BF4E14" w:themeColor="accent2" w:themeShade="BF"/>
+          <w:shd w:val="clear" w:color="auto" w:fill="FFFFFF"/>
+        </w:rPr>
+        <w:t>(</w:t>
+      </w:r>
+      <w:proofErr w:type="gramEnd"/>
+      <w:r>
+        <w:rPr>
+          <w:rFonts w:asciiTheme="majorBidi" w:hAnsiTheme="majorBidi" w:cstheme="majorBidi"/>
+          <w:color w:val="BF4E14" w:themeColor="accent2" w:themeShade="BF"/>
+          <w:shd w:val="clear" w:color="auto" w:fill="FFFFFF"/>
+        </w:rPr>
+        <w:t>)</w:t>
       </w:r>
       <w:r>
         <w:rPr>
@@ -9230,6 +10487,7 @@
           <w:shd w:val="clear" w:color="auto" w:fill="FFFFFF"/>
         </w:rPr>
       </w:pPr>
+      <w:proofErr w:type="spellStart"/>
       <w:r>
         <w:rPr>
           <w:rFonts w:asciiTheme="majorBidi" w:hAnsiTheme="majorBidi" w:cstheme="majorBidi"/>
@@ -9239,6 +10497,7 @@
         </w:rPr>
         <w:t>static_targets</w:t>
       </w:r>
+      <w:proofErr w:type="spellEnd"/>
       <w:r>
         <w:rPr>
           <w:rFonts w:asciiTheme="majorBidi" w:hAnsiTheme="majorBidi" w:cstheme="majorBidi"/>
@@ -9424,7 +10683,21 @@
         <w:rPr>
           <w:rFonts w:asciiTheme="majorBidi" w:hAnsiTheme="majorBidi" w:cstheme="majorBidi"/>
         </w:rPr>
-        <w:t xml:space="preserve"> (full urls given in code)</w:t>
+        <w:t xml:space="preserve"> (full </w:t>
+      </w:r>
+      <w:proofErr w:type="spellStart"/>
+      <w:r>
+        <w:rPr>
+          <w:rFonts w:asciiTheme="majorBidi" w:hAnsiTheme="majorBidi" w:cstheme="majorBidi"/>
+        </w:rPr>
+        <w:t>urls</w:t>
+      </w:r>
+      <w:proofErr w:type="spellEnd"/>
+      <w:r>
+        <w:rPr>
+          <w:rFonts w:asciiTheme="majorBidi" w:hAnsiTheme="majorBidi" w:cstheme="majorBidi"/>
+        </w:rPr>
+        <w:t xml:space="preserve"> given in code)</w:t>
       </w:r>
     </w:p>
     <w:p>
@@ -9474,7 +10747,21 @@
         <w:rPr>
           <w:rFonts w:asciiTheme="majorBidi" w:hAnsiTheme="majorBidi" w:cstheme="majorBidi"/>
         </w:rPr>
-        <w:t xml:space="preserve"> (full urls given in code)</w:t>
+        <w:t xml:space="preserve"> (full </w:t>
+      </w:r>
+      <w:proofErr w:type="spellStart"/>
+      <w:r>
+        <w:rPr>
+          <w:rFonts w:asciiTheme="majorBidi" w:hAnsiTheme="majorBidi" w:cstheme="majorBidi"/>
+        </w:rPr>
+        <w:t>urls</w:t>
+      </w:r>
+      <w:proofErr w:type="spellEnd"/>
+      <w:r>
+        <w:rPr>
+          <w:rFonts w:asciiTheme="majorBidi" w:hAnsiTheme="majorBidi" w:cstheme="majorBidi"/>
+        </w:rPr>
+        <w:t xml:space="preserve"> given in code)</w:t>
       </w:r>
     </w:p>
     <w:p>
@@ -9530,7 +10817,21 @@
         <w:rPr>
           <w:rFonts w:asciiTheme="majorBidi" w:hAnsiTheme="majorBidi" w:cstheme="majorBidi"/>
         </w:rPr>
-        <w:t xml:space="preserve"> (full urls given in code)</w:t>
+        <w:t xml:space="preserve"> (full </w:t>
+      </w:r>
+      <w:proofErr w:type="spellStart"/>
+      <w:r>
+        <w:rPr>
+          <w:rFonts w:asciiTheme="majorBidi" w:hAnsiTheme="majorBidi" w:cstheme="majorBidi"/>
+        </w:rPr>
+        <w:t>urls</w:t>
+      </w:r>
+      <w:proofErr w:type="spellEnd"/>
+      <w:r>
+        <w:rPr>
+          <w:rFonts w:asciiTheme="majorBidi" w:hAnsiTheme="majorBidi" w:cstheme="majorBidi"/>
+        </w:rPr>
+        <w:t xml:space="preserve"> given in code)</w:t>
       </w:r>
     </w:p>
     <w:p>
@@ -9570,12 +10871,37 @@
         </w:rPr>
         <w:t xml:space="preserve">Elevation data accessed via the </w:t>
       </w:r>
+      <w:proofErr w:type="spellStart"/>
       <w:r>
         <w:rPr>
           <w:rFonts w:asciiTheme="majorBidi" w:hAnsiTheme="majorBidi" w:cstheme="majorBidi"/>
           <w:color w:val="BF4E14" w:themeColor="accent2" w:themeShade="BF"/>
         </w:rPr>
-        <w:t>elevation_global()</w:t>
+        <w:t>elevation_</w:t>
+      </w:r>
+      <w:proofErr w:type="gramStart"/>
+      <w:r>
+        <w:rPr>
+          <w:rFonts w:asciiTheme="majorBidi" w:hAnsiTheme="majorBidi" w:cstheme="majorBidi"/>
+          <w:color w:val="BF4E14" w:themeColor="accent2" w:themeShade="BF"/>
+        </w:rPr>
+        <w:t>global</w:t>
+      </w:r>
+      <w:proofErr w:type="spellEnd"/>
+      <w:r>
+        <w:rPr>
+          <w:rFonts w:asciiTheme="majorBidi" w:hAnsiTheme="majorBidi" w:cstheme="majorBidi"/>
+          <w:color w:val="BF4E14" w:themeColor="accent2" w:themeShade="BF"/>
+        </w:rPr>
+        <w:t>(</w:t>
+      </w:r>
+      <w:proofErr w:type="gramEnd"/>
+      <w:r>
+        <w:rPr>
+          <w:rFonts w:asciiTheme="majorBidi" w:hAnsiTheme="majorBidi" w:cstheme="majorBidi"/>
+          <w:color w:val="BF4E14" w:themeColor="accent2" w:themeShade="BF"/>
+        </w:rPr>
+        <w:t>)</w:t>
       </w:r>
       <w:r>
         <w:rPr>
@@ -9600,7 +10926,14 @@
         <w:rPr>
           <w:rFonts w:asciiTheme="majorBidi" w:hAnsiTheme="majorBidi" w:cstheme="majorBidi"/>
         </w:rPr>
-        <w:t>(https://rdrr.io/cran/geodata/man/elevation.html) in R, drawn from the Shuttle Radar Topography Mission (SRTM) at resolution of 0.5 minutes of a degree</w:t>
+        <w:t xml:space="preserve">(https://rdrr.io/cran/geodata/man/elevation.html) in R, </w:t>
+      </w:r>
+      <w:r>
+        <w:rPr>
+          <w:rFonts w:asciiTheme="majorBidi" w:hAnsiTheme="majorBidi" w:cstheme="majorBidi"/>
+        </w:rPr>
+        <w:lastRenderedPageBreak/>
+        <w:t>drawn from the Shuttle Radar Topography Mission (SRTM) at resolution of 0.5 minutes of a degree</w:t>
       </w:r>
       <w:r>
         <w:rPr>
@@ -9614,12 +10947,46 @@
         </w:rPr>
         <w:t xml:space="preserve"> </w:t>
       </w:r>
+      <w:proofErr w:type="gramStart"/>
       <w:r>
         <w:rPr>
           <w:rFonts w:asciiTheme="majorBidi" w:hAnsiTheme="majorBidi" w:cstheme="majorBidi"/>
           <w:color w:val="BF4E14" w:themeColor="accent2" w:themeShade="BF"/>
         </w:rPr>
-        <w:t>geodata::elevation_global()</w:t>
+        <w:t>geodata::</w:t>
+      </w:r>
+      <w:proofErr w:type="spellStart"/>
+      <w:proofErr w:type="gramEnd"/>
+      <w:r>
+        <w:rPr>
+          <w:rFonts w:asciiTheme="majorBidi" w:hAnsiTheme="majorBidi" w:cstheme="majorBidi"/>
+          <w:color w:val="BF4E14" w:themeColor="accent2" w:themeShade="BF"/>
+        </w:rPr>
+        <w:t>elevation_</w:t>
+      </w:r>
+      <w:proofErr w:type="gramStart"/>
+      <w:r>
+        <w:rPr>
+          <w:rFonts w:asciiTheme="majorBidi" w:hAnsiTheme="majorBidi" w:cstheme="majorBidi"/>
+          <w:color w:val="BF4E14" w:themeColor="accent2" w:themeShade="BF"/>
+        </w:rPr>
+        <w:t>global</w:t>
+      </w:r>
+      <w:proofErr w:type="spellEnd"/>
+      <w:r>
+        <w:rPr>
+          <w:rFonts w:asciiTheme="majorBidi" w:hAnsiTheme="majorBidi" w:cstheme="majorBidi"/>
+          <w:color w:val="BF4E14" w:themeColor="accent2" w:themeShade="BF"/>
+        </w:rPr>
+        <w:t>(</w:t>
+      </w:r>
+      <w:proofErr w:type="gramEnd"/>
+      <w:r>
+        <w:rPr>
+          <w:rFonts w:asciiTheme="majorBidi" w:hAnsiTheme="majorBidi" w:cstheme="majorBidi"/>
+          <w:color w:val="BF4E14" w:themeColor="accent2" w:themeShade="BF"/>
+        </w:rPr>
+        <w:t>)</w:t>
       </w:r>
     </w:p>
     <w:p>
@@ -9647,18 +11014,65 @@
         </w:rPr>
         <w:t xml:space="preserve"> -- </w:t>
       </w:r>
-      <w:r>
-        <w:rPr>
-          <w:rFonts w:asciiTheme="majorBidi" w:hAnsiTheme="majorBidi" w:cstheme="majorBidi"/>
-        </w:rPr>
-        <w:t xml:space="preserve">Bioclimactic data from the WorldClim version 2.1 accessed via the </w:t>
-      </w:r>
+      <w:proofErr w:type="spellStart"/>
+      <w:r>
+        <w:rPr>
+          <w:rFonts w:asciiTheme="majorBidi" w:hAnsiTheme="majorBidi" w:cstheme="majorBidi"/>
+        </w:rPr>
+        <w:t>Bioclimactic</w:t>
+      </w:r>
+      <w:proofErr w:type="spellEnd"/>
+      <w:r>
+        <w:rPr>
+          <w:rFonts w:asciiTheme="majorBidi" w:hAnsiTheme="majorBidi" w:cstheme="majorBidi"/>
+        </w:rPr>
+        <w:t xml:space="preserve"> data from the </w:t>
+      </w:r>
+      <w:proofErr w:type="spellStart"/>
+      <w:r>
+        <w:rPr>
+          <w:rFonts w:asciiTheme="majorBidi" w:hAnsiTheme="majorBidi" w:cstheme="majorBidi"/>
+        </w:rPr>
+        <w:t>WorldClim</w:t>
+      </w:r>
+      <w:proofErr w:type="spellEnd"/>
+      <w:r>
+        <w:rPr>
+          <w:rFonts w:asciiTheme="majorBidi" w:hAnsiTheme="majorBidi" w:cstheme="majorBidi"/>
+        </w:rPr>
+        <w:t xml:space="preserve"> version 2.1 accessed via the </w:t>
+      </w:r>
+      <w:proofErr w:type="spellStart"/>
       <w:r>
         <w:rPr>
           <w:rFonts w:asciiTheme="majorBidi" w:hAnsiTheme="majorBidi" w:cstheme="majorBidi"/>
           <w:color w:val="BF4E14" w:themeColor="accent2" w:themeShade="BF"/>
         </w:rPr>
-        <w:t>worldclim_global()</w:t>
+        <w:t>worldclim_</w:t>
+      </w:r>
+      <w:proofErr w:type="gramStart"/>
+      <w:r>
+        <w:rPr>
+          <w:rFonts w:asciiTheme="majorBidi" w:hAnsiTheme="majorBidi" w:cstheme="majorBidi"/>
+          <w:color w:val="BF4E14" w:themeColor="accent2" w:themeShade="BF"/>
+        </w:rPr>
+        <w:t>global</w:t>
+      </w:r>
+      <w:proofErr w:type="spellEnd"/>
+      <w:r>
+        <w:rPr>
+          <w:rFonts w:asciiTheme="majorBidi" w:hAnsiTheme="majorBidi" w:cstheme="majorBidi"/>
+          <w:color w:val="BF4E14" w:themeColor="accent2" w:themeShade="BF"/>
+        </w:rPr>
+        <w:t>(</w:t>
+      </w:r>
+      <w:proofErr w:type="gramEnd"/>
+      <w:r>
+        <w:rPr>
+          <w:rFonts w:asciiTheme="majorBidi" w:hAnsiTheme="majorBidi" w:cstheme="majorBidi"/>
+          <w:color w:val="BF4E14" w:themeColor="accent2" w:themeShade="BF"/>
+        </w:rPr>
+        <w:t>)</w:t>
       </w:r>
       <w:r>
         <w:rPr>
@@ -9697,12 +11111,46 @@
         </w:rPr>
         <w:t xml:space="preserve">; </w:t>
       </w:r>
+      <w:proofErr w:type="gramStart"/>
       <w:r>
         <w:rPr>
           <w:rFonts w:asciiTheme="majorBidi" w:hAnsiTheme="majorBidi" w:cstheme="majorBidi"/>
           <w:color w:val="BF4E14" w:themeColor="accent2" w:themeShade="BF"/>
         </w:rPr>
-        <w:t>geodata::worldclim_global()</w:t>
+        <w:t>geodata::</w:t>
+      </w:r>
+      <w:proofErr w:type="spellStart"/>
+      <w:proofErr w:type="gramEnd"/>
+      <w:r>
+        <w:rPr>
+          <w:rFonts w:asciiTheme="majorBidi" w:hAnsiTheme="majorBidi" w:cstheme="majorBidi"/>
+          <w:color w:val="BF4E14" w:themeColor="accent2" w:themeShade="BF"/>
+        </w:rPr>
+        <w:t>worldclim_</w:t>
+      </w:r>
+      <w:proofErr w:type="gramStart"/>
+      <w:r>
+        <w:rPr>
+          <w:rFonts w:asciiTheme="majorBidi" w:hAnsiTheme="majorBidi" w:cstheme="majorBidi"/>
+          <w:color w:val="BF4E14" w:themeColor="accent2" w:themeShade="BF"/>
+        </w:rPr>
+        <w:t>global</w:t>
+      </w:r>
+      <w:proofErr w:type="spellEnd"/>
+      <w:r>
+        <w:rPr>
+          <w:rFonts w:asciiTheme="majorBidi" w:hAnsiTheme="majorBidi" w:cstheme="majorBidi"/>
+          <w:color w:val="BF4E14" w:themeColor="accent2" w:themeShade="BF"/>
+        </w:rPr>
+        <w:t>(</w:t>
+      </w:r>
+      <w:proofErr w:type="gramEnd"/>
+      <w:r>
+        <w:rPr>
+          <w:rFonts w:asciiTheme="majorBidi" w:hAnsiTheme="majorBidi" w:cstheme="majorBidi"/>
+          <w:color w:val="BF4E14" w:themeColor="accent2" w:themeShade="BF"/>
+        </w:rPr>
+        <w:t>)</w:t>
       </w:r>
       <w:r>
         <w:rPr>
@@ -9718,21 +11166,319 @@
         </w:rPr>
         <w:t xml:space="preserve"> </w:t>
       </w:r>
-      <w:r>
-        <w:rPr>
-          <w:rFonts w:asciiTheme="majorBidi" w:hAnsiTheme="majorBidi" w:cstheme="majorBidi"/>
-          <w:color w:val="000000" w:themeColor="text1"/>
-        </w:rPr>
-        <w:t xml:space="preserve">Bioclimactic variables included: Annual_Mean_Temperature, Mean_Diurnal_Range, Isothermality, Temperature_Seasonality, Max_Temperature_of_Warmest_Month, Min_Temperature_of_Coldest_Month, Temperature_Annual_Range, Mean_Temperature_of_Wettest_Quarter, </w:t>
-      </w:r>
-      <w:r>
-        <w:rPr>
-          <w:rFonts w:asciiTheme="majorBidi" w:hAnsiTheme="majorBidi" w:cstheme="majorBidi"/>
-          <w:color w:val="000000" w:themeColor="text1"/>
-        </w:rPr>
-        <w:lastRenderedPageBreak/>
-        <w:t>Mean_Temperature_of_Driest_Quarter, Mean_Temperature_of_Warmest_Quarter, Mean_Temperature_of_Coldest_Quarter, Annual_Precipitation, Precipitation_of_Wettest_Month, Precipitation_of_Driest_Month, Precipitation_Seasonality, Precipitation_of_Wettest_Quarter, Precipitation_of_Driest_Quarter, Precipitation_of_Warmest_Quarter, and Precipitation_of_Coldest_Quarter</w:t>
-      </w:r>
+      <w:proofErr w:type="spellStart"/>
+      <w:r>
+        <w:rPr>
+          <w:rFonts w:asciiTheme="majorBidi" w:hAnsiTheme="majorBidi" w:cstheme="majorBidi"/>
+          <w:color w:val="000000" w:themeColor="text1"/>
+        </w:rPr>
+        <w:t>Bioclimactic</w:t>
+      </w:r>
+      <w:proofErr w:type="spellEnd"/>
+      <w:r>
+        <w:rPr>
+          <w:rFonts w:asciiTheme="majorBidi" w:hAnsiTheme="majorBidi" w:cstheme="majorBidi"/>
+          <w:color w:val="000000" w:themeColor="text1"/>
+        </w:rPr>
+        <w:t xml:space="preserve"> variables included: </w:t>
+      </w:r>
+      <w:proofErr w:type="spellStart"/>
+      <w:r>
+        <w:rPr>
+          <w:rFonts w:asciiTheme="majorBidi" w:hAnsiTheme="majorBidi" w:cstheme="majorBidi"/>
+          <w:color w:val="000000" w:themeColor="text1"/>
+        </w:rPr>
+        <w:t>Annual_Mean_Temperature</w:t>
+      </w:r>
+      <w:proofErr w:type="spellEnd"/>
+      <w:r>
+        <w:rPr>
+          <w:rFonts w:asciiTheme="majorBidi" w:hAnsiTheme="majorBidi" w:cstheme="majorBidi"/>
+          <w:color w:val="000000" w:themeColor="text1"/>
+        </w:rPr>
+        <w:t xml:space="preserve">, </w:t>
+      </w:r>
+      <w:proofErr w:type="spellStart"/>
+      <w:r>
+        <w:rPr>
+          <w:rFonts w:asciiTheme="majorBidi" w:hAnsiTheme="majorBidi" w:cstheme="majorBidi"/>
+          <w:color w:val="000000" w:themeColor="text1"/>
+        </w:rPr>
+        <w:t>Mean_Diurnal_Range</w:t>
+      </w:r>
+      <w:proofErr w:type="spellEnd"/>
+      <w:r>
+        <w:rPr>
+          <w:rFonts w:asciiTheme="majorBidi" w:hAnsiTheme="majorBidi" w:cstheme="majorBidi"/>
+          <w:color w:val="000000" w:themeColor="text1"/>
+        </w:rPr>
+        <w:t xml:space="preserve">, </w:t>
+      </w:r>
+      <w:proofErr w:type="spellStart"/>
+      <w:r>
+        <w:rPr>
+          <w:rFonts w:asciiTheme="majorBidi" w:hAnsiTheme="majorBidi" w:cstheme="majorBidi"/>
+          <w:color w:val="000000" w:themeColor="text1"/>
+        </w:rPr>
+        <w:t>Isothermality</w:t>
+      </w:r>
+      <w:proofErr w:type="spellEnd"/>
+      <w:r>
+        <w:rPr>
+          <w:rFonts w:asciiTheme="majorBidi" w:hAnsiTheme="majorBidi" w:cstheme="majorBidi"/>
+          <w:color w:val="000000" w:themeColor="text1"/>
+        </w:rPr>
+        <w:t xml:space="preserve">, </w:t>
+      </w:r>
+      <w:proofErr w:type="spellStart"/>
+      <w:r>
+        <w:rPr>
+          <w:rFonts w:asciiTheme="majorBidi" w:hAnsiTheme="majorBidi" w:cstheme="majorBidi"/>
+          <w:color w:val="000000" w:themeColor="text1"/>
+        </w:rPr>
+        <w:t>Temperature_Seasonality</w:t>
+      </w:r>
+      <w:proofErr w:type="spellEnd"/>
+      <w:r>
+        <w:rPr>
+          <w:rFonts w:asciiTheme="majorBidi" w:hAnsiTheme="majorBidi" w:cstheme="majorBidi"/>
+          <w:color w:val="000000" w:themeColor="text1"/>
+        </w:rPr>
+        <w:t xml:space="preserve">, </w:t>
+      </w:r>
+      <w:proofErr w:type="spellStart"/>
+      <w:r>
+        <w:rPr>
+          <w:rFonts w:asciiTheme="majorBidi" w:hAnsiTheme="majorBidi" w:cstheme="majorBidi"/>
+          <w:color w:val="000000" w:themeColor="text1"/>
+        </w:rPr>
+        <w:t>Max_Temperature_of_Warmest_Month</w:t>
+      </w:r>
+      <w:proofErr w:type="spellEnd"/>
+      <w:r>
+        <w:rPr>
+          <w:rFonts w:asciiTheme="majorBidi" w:hAnsiTheme="majorBidi" w:cstheme="majorBidi"/>
+          <w:color w:val="000000" w:themeColor="text1"/>
+        </w:rPr>
+        <w:t xml:space="preserve">, </w:t>
+      </w:r>
+      <w:proofErr w:type="spellStart"/>
+      <w:r>
+        <w:rPr>
+          <w:rFonts w:asciiTheme="majorBidi" w:hAnsiTheme="majorBidi" w:cstheme="majorBidi"/>
+          <w:color w:val="000000" w:themeColor="text1"/>
+        </w:rPr>
+        <w:t>Min_Temperature_of_Coldest_Month</w:t>
+      </w:r>
+      <w:proofErr w:type="spellEnd"/>
+      <w:r>
+        <w:rPr>
+          <w:rFonts w:asciiTheme="majorBidi" w:hAnsiTheme="majorBidi" w:cstheme="majorBidi"/>
+          <w:color w:val="000000" w:themeColor="text1"/>
+        </w:rPr>
+        <w:t xml:space="preserve">, </w:t>
+      </w:r>
+      <w:proofErr w:type="spellStart"/>
+      <w:r>
+        <w:rPr>
+          <w:rFonts w:asciiTheme="majorBidi" w:hAnsiTheme="majorBidi" w:cstheme="majorBidi"/>
+          <w:color w:val="000000" w:themeColor="text1"/>
+        </w:rPr>
+        <w:t>Temperature_Annual_Range</w:t>
+      </w:r>
+      <w:proofErr w:type="spellEnd"/>
+      <w:r>
+        <w:rPr>
+          <w:rFonts w:asciiTheme="majorBidi" w:hAnsiTheme="majorBidi" w:cstheme="majorBidi"/>
+          <w:color w:val="000000" w:themeColor="text1"/>
+        </w:rPr>
+        <w:t xml:space="preserve">, </w:t>
+      </w:r>
+      <w:proofErr w:type="spellStart"/>
+      <w:r>
+        <w:rPr>
+          <w:rFonts w:asciiTheme="majorBidi" w:hAnsiTheme="majorBidi" w:cstheme="majorBidi"/>
+          <w:color w:val="000000" w:themeColor="text1"/>
+        </w:rPr>
+        <w:t>Mean_Temperature_of_Wettest_Quarter</w:t>
+      </w:r>
+      <w:proofErr w:type="spellEnd"/>
+      <w:r>
+        <w:rPr>
+          <w:rFonts w:asciiTheme="majorBidi" w:hAnsiTheme="majorBidi" w:cstheme="majorBidi"/>
+          <w:color w:val="000000" w:themeColor="text1"/>
+        </w:rPr>
+        <w:t xml:space="preserve">, </w:t>
+      </w:r>
+      <w:proofErr w:type="spellStart"/>
+      <w:r>
+        <w:rPr>
+          <w:rFonts w:asciiTheme="majorBidi" w:hAnsiTheme="majorBidi" w:cstheme="majorBidi"/>
+          <w:color w:val="000000" w:themeColor="text1"/>
+        </w:rPr>
+        <w:t>Mean_Temperature_of_Driest_Quarter</w:t>
+      </w:r>
+      <w:proofErr w:type="spellEnd"/>
+      <w:r>
+        <w:rPr>
+          <w:rFonts w:asciiTheme="majorBidi" w:hAnsiTheme="majorBidi" w:cstheme="majorBidi"/>
+          <w:color w:val="000000" w:themeColor="text1"/>
+        </w:rPr>
+        <w:t xml:space="preserve">, </w:t>
+      </w:r>
+      <w:proofErr w:type="spellStart"/>
+      <w:r>
+        <w:rPr>
+          <w:rFonts w:asciiTheme="majorBidi" w:hAnsiTheme="majorBidi" w:cstheme="majorBidi"/>
+          <w:color w:val="000000" w:themeColor="text1"/>
+        </w:rPr>
+        <w:t>Mean_Temperature_of_Warmest_Quarter</w:t>
+      </w:r>
+      <w:proofErr w:type="spellEnd"/>
+      <w:r>
+        <w:rPr>
+          <w:rFonts w:asciiTheme="majorBidi" w:hAnsiTheme="majorBidi" w:cstheme="majorBidi"/>
+          <w:color w:val="000000" w:themeColor="text1"/>
+        </w:rPr>
+        <w:t xml:space="preserve">, </w:t>
+      </w:r>
+      <w:proofErr w:type="spellStart"/>
+      <w:r>
+        <w:rPr>
+          <w:rFonts w:asciiTheme="majorBidi" w:hAnsiTheme="majorBidi" w:cstheme="majorBidi"/>
+          <w:color w:val="000000" w:themeColor="text1"/>
+        </w:rPr>
+        <w:t>Mean_Temperature_of_Coldest_Quarter</w:t>
+      </w:r>
+      <w:proofErr w:type="spellEnd"/>
+      <w:r>
+        <w:rPr>
+          <w:rFonts w:asciiTheme="majorBidi" w:hAnsiTheme="majorBidi" w:cstheme="majorBidi"/>
+          <w:color w:val="000000" w:themeColor="text1"/>
+        </w:rPr>
+        <w:t xml:space="preserve">, </w:t>
+      </w:r>
+      <w:proofErr w:type="spellStart"/>
+      <w:r>
+        <w:rPr>
+          <w:rFonts w:asciiTheme="majorBidi" w:hAnsiTheme="majorBidi" w:cstheme="majorBidi"/>
+          <w:color w:val="000000" w:themeColor="text1"/>
+        </w:rPr>
+        <w:t>Annual_Precipitation</w:t>
+      </w:r>
+      <w:proofErr w:type="spellEnd"/>
+      <w:r>
+        <w:rPr>
+          <w:rFonts w:asciiTheme="majorBidi" w:hAnsiTheme="majorBidi" w:cstheme="majorBidi"/>
+          <w:color w:val="000000" w:themeColor="text1"/>
+        </w:rPr>
+        <w:t xml:space="preserve">, </w:t>
+      </w:r>
+      <w:proofErr w:type="spellStart"/>
+      <w:r>
+        <w:rPr>
+          <w:rFonts w:asciiTheme="majorBidi" w:hAnsiTheme="majorBidi" w:cstheme="majorBidi"/>
+          <w:color w:val="000000" w:themeColor="text1"/>
+        </w:rPr>
+        <w:t>Precipitation_of_Wettest_Month</w:t>
+      </w:r>
+      <w:proofErr w:type="spellEnd"/>
+      <w:r>
+        <w:rPr>
+          <w:rFonts w:asciiTheme="majorBidi" w:hAnsiTheme="majorBidi" w:cstheme="majorBidi"/>
+          <w:color w:val="000000" w:themeColor="text1"/>
+        </w:rPr>
+        <w:t xml:space="preserve">, </w:t>
+      </w:r>
+      <w:proofErr w:type="spellStart"/>
+      <w:r>
+        <w:rPr>
+          <w:rFonts w:asciiTheme="majorBidi" w:hAnsiTheme="majorBidi" w:cstheme="majorBidi"/>
+          <w:color w:val="000000" w:themeColor="text1"/>
+        </w:rPr>
+        <w:t>Precipitation_of_Driest_Month</w:t>
+      </w:r>
+      <w:proofErr w:type="spellEnd"/>
+      <w:r>
+        <w:rPr>
+          <w:rFonts w:asciiTheme="majorBidi" w:hAnsiTheme="majorBidi" w:cstheme="majorBidi"/>
+          <w:color w:val="000000" w:themeColor="text1"/>
+        </w:rPr>
+        <w:t xml:space="preserve">, </w:t>
+      </w:r>
+      <w:proofErr w:type="spellStart"/>
+      <w:r>
+        <w:rPr>
+          <w:rFonts w:asciiTheme="majorBidi" w:hAnsiTheme="majorBidi" w:cstheme="majorBidi"/>
+          <w:color w:val="000000" w:themeColor="text1"/>
+        </w:rPr>
+        <w:t>Precipitation_Seasonality</w:t>
+      </w:r>
+      <w:proofErr w:type="spellEnd"/>
+      <w:r>
+        <w:rPr>
+          <w:rFonts w:asciiTheme="majorBidi" w:hAnsiTheme="majorBidi" w:cstheme="majorBidi"/>
+          <w:color w:val="000000" w:themeColor="text1"/>
+        </w:rPr>
+        <w:t xml:space="preserve">, </w:t>
+      </w:r>
+      <w:proofErr w:type="spellStart"/>
+      <w:r>
+        <w:rPr>
+          <w:rFonts w:asciiTheme="majorBidi" w:hAnsiTheme="majorBidi" w:cstheme="majorBidi"/>
+          <w:color w:val="000000" w:themeColor="text1"/>
+        </w:rPr>
+        <w:t>Precipitation_of_Wettest_Quarter</w:t>
+      </w:r>
+      <w:proofErr w:type="spellEnd"/>
+      <w:r>
+        <w:rPr>
+          <w:rFonts w:asciiTheme="majorBidi" w:hAnsiTheme="majorBidi" w:cstheme="majorBidi"/>
+          <w:color w:val="000000" w:themeColor="text1"/>
+        </w:rPr>
+        <w:t xml:space="preserve">, </w:t>
+      </w:r>
+      <w:proofErr w:type="spellStart"/>
+      <w:r>
+        <w:rPr>
+          <w:rFonts w:asciiTheme="majorBidi" w:hAnsiTheme="majorBidi" w:cstheme="majorBidi"/>
+          <w:color w:val="000000" w:themeColor="text1"/>
+        </w:rPr>
+        <w:t>Precipitation_of_Driest_Quarter</w:t>
+      </w:r>
+      <w:proofErr w:type="spellEnd"/>
+      <w:r>
+        <w:rPr>
+          <w:rFonts w:asciiTheme="majorBidi" w:hAnsiTheme="majorBidi" w:cstheme="majorBidi"/>
+          <w:color w:val="000000" w:themeColor="text1"/>
+        </w:rPr>
+        <w:t xml:space="preserve">, </w:t>
+      </w:r>
+      <w:proofErr w:type="spellStart"/>
+      <w:r>
+        <w:rPr>
+          <w:rFonts w:asciiTheme="majorBidi" w:hAnsiTheme="majorBidi" w:cstheme="majorBidi"/>
+          <w:color w:val="000000" w:themeColor="text1"/>
+        </w:rPr>
+        <w:t>Precipitation_of_Warmest_Quarter</w:t>
+      </w:r>
+      <w:proofErr w:type="spellEnd"/>
+      <w:r>
+        <w:rPr>
+          <w:rFonts w:asciiTheme="majorBidi" w:hAnsiTheme="majorBidi" w:cstheme="majorBidi"/>
+          <w:color w:val="000000" w:themeColor="text1"/>
+        </w:rPr>
+        <w:t xml:space="preserve">, and </w:t>
+      </w:r>
+      <w:proofErr w:type="spellStart"/>
+      <w:r>
+        <w:rPr>
+          <w:rFonts w:asciiTheme="majorBidi" w:hAnsiTheme="majorBidi" w:cstheme="majorBidi"/>
+          <w:color w:val="000000" w:themeColor="text1"/>
+        </w:rPr>
+        <w:t>Precipitation_of_Coldest_Quarter</w:t>
+      </w:r>
+      <w:proofErr w:type="spellEnd"/>
     </w:p>
     <w:p>
       <w:pPr>
@@ -9765,12 +11511,21 @@
         </w:rPr>
         <w:t xml:space="preserve">Landcover data was accessed via the </w:t>
       </w:r>
+      <w:proofErr w:type="gramStart"/>
       <w:r>
         <w:rPr>
           <w:rFonts w:asciiTheme="majorBidi" w:hAnsiTheme="majorBidi" w:cstheme="majorBidi"/>
           <w:color w:val="BF4E14" w:themeColor="accent2" w:themeShade="BF"/>
         </w:rPr>
-        <w:t>landcover()</w:t>
+        <w:t>landcover(</w:t>
+      </w:r>
+      <w:proofErr w:type="gramEnd"/>
+      <w:r>
+        <w:rPr>
+          <w:rFonts w:asciiTheme="majorBidi" w:hAnsiTheme="majorBidi" w:cstheme="majorBidi"/>
+          <w:color w:val="BF4E14" w:themeColor="accent2" w:themeShade="BF"/>
+        </w:rPr>
+        <w:t>)</w:t>
       </w:r>
       <w:r>
         <w:rPr>
@@ -9801,7 +11556,21 @@
         <w:rPr>
           <w:rFonts w:asciiTheme="majorBidi" w:hAnsiTheme="majorBidi" w:cstheme="majorBidi"/>
         </w:rPr>
-        <w:t>(https://rdrr.io/cran/geodata/man/elevation.html) package in R, drawn from the ESA WorldCover Database with a spatial resolution of 30 arc-seconds. Values for each landcover type (trees, grassland, shrubs, cropland, built, bare, snow, water, wetland, mangroves, and moss), reflect the fraction of each a landcover class at each location</w:t>
+        <w:t xml:space="preserve">(https://rdrr.io/cran/geodata/man/elevation.html) package in R, drawn from the ESA </w:t>
+      </w:r>
+      <w:proofErr w:type="spellStart"/>
+      <w:r>
+        <w:rPr>
+          <w:rFonts w:asciiTheme="majorBidi" w:hAnsiTheme="majorBidi" w:cstheme="majorBidi"/>
+        </w:rPr>
+        <w:t>WorldCover</w:t>
+      </w:r>
+      <w:proofErr w:type="spellEnd"/>
+      <w:r>
+        <w:rPr>
+          <w:rFonts w:asciiTheme="majorBidi" w:hAnsiTheme="majorBidi" w:cstheme="majorBidi"/>
+        </w:rPr>
+        <w:t xml:space="preserve"> Database with a spatial resolution of 30 arc-seconds. Values for each landcover type (trees, grassland, shrubs, cropland, built, bare, snow, water, wetland, mangroves, and moss), reflect the fraction of each a landcover class at each location</w:t>
       </w:r>
       <w:r>
         <w:rPr>
@@ -9809,12 +11578,21 @@
         </w:rPr>
         <w:t xml:space="preserve">; </w:t>
       </w:r>
+      <w:proofErr w:type="gramStart"/>
       <w:r>
         <w:rPr>
           <w:rFonts w:asciiTheme="majorBidi" w:hAnsiTheme="majorBidi" w:cstheme="majorBidi"/>
           <w:color w:val="BF4E14" w:themeColor="accent2" w:themeShade="BF"/>
         </w:rPr>
-        <w:t>geodata::landcover()</w:t>
+        <w:t>geodata::landcover(</w:t>
+      </w:r>
+      <w:proofErr w:type="gramEnd"/>
+      <w:r>
+        <w:rPr>
+          <w:rFonts w:asciiTheme="majorBidi" w:hAnsiTheme="majorBidi" w:cstheme="majorBidi"/>
+          <w:color w:val="BF4E14" w:themeColor="accent2" w:themeShade="BF"/>
+        </w:rPr>
+        <w:t>)</w:t>
       </w:r>
     </w:p>
     <w:p>
@@ -9830,6 +11608,7 @@
           <w:shd w:val="clear" w:color="auto" w:fill="FFFFFF"/>
         </w:rPr>
       </w:pPr>
+      <w:proofErr w:type="spellStart"/>
       <w:r>
         <w:rPr>
           <w:rFonts w:asciiTheme="majorBidi" w:hAnsiTheme="majorBidi" w:cstheme="majorBidi"/>
@@ -9839,6 +11618,7 @@
         </w:rPr>
         <w:t>dynamic_targets</w:t>
       </w:r>
+      <w:proofErr w:type="spellEnd"/>
       <w:r>
         <w:rPr>
           <w:rFonts w:asciiTheme="majorBidi" w:hAnsiTheme="majorBidi" w:cstheme="majorBidi"/>
@@ -9919,11 +11699,19 @@
         </w:rPr>
         <w:t>~</w:t>
       </w:r>
-      <w:r>
-        <w:rPr>
-          <w:rFonts w:asciiTheme="majorBidi" w:hAnsiTheme="majorBidi" w:cstheme="majorBidi"/>
-        </w:rPr>
-        <w:t>10 day period (see code for details)</w:t>
+      <w:proofErr w:type="gramStart"/>
+      <w:r>
+        <w:rPr>
+          <w:rFonts w:asciiTheme="majorBidi" w:hAnsiTheme="majorBidi" w:cstheme="majorBidi"/>
+        </w:rPr>
+        <w:t>10 day</w:t>
+      </w:r>
+      <w:proofErr w:type="gramEnd"/>
+      <w:r>
+        <w:rPr>
+          <w:rFonts w:asciiTheme="majorBidi" w:hAnsiTheme="majorBidi" w:cstheme="majorBidi"/>
+        </w:rPr>
+        <w:t xml:space="preserve"> period (see code for details)</w:t>
       </w:r>
     </w:p>
     <w:p>
@@ -9963,6 +11751,7 @@
         </w:rPr>
         <w:t xml:space="preserve">, </w:t>
       </w:r>
+      <w:proofErr w:type="gramStart"/>
       <w:r>
         <w:rPr>
           <w:rFonts w:asciiTheme="majorBidi" w:hAnsiTheme="majorBidi" w:cstheme="majorBidi"/>
@@ -9973,7 +11762,14 @@
         <w:rPr>
           <w:rFonts w:asciiTheme="majorBidi" w:hAnsiTheme="majorBidi" w:cstheme="majorBidi"/>
         </w:rPr>
-        <w:t xml:space="preserve"> day period (see code for details)</w:t>
+        <w:t xml:space="preserve"> day</w:t>
+      </w:r>
+      <w:proofErr w:type="gramEnd"/>
+      <w:r>
+        <w:rPr>
+          <w:rFonts w:asciiTheme="majorBidi" w:hAnsiTheme="majorBidi" w:cstheme="majorBidi"/>
+        </w:rPr>
+        <w:t xml:space="preserve"> period (see code for details)</w:t>
       </w:r>
     </w:p>
     <w:p>
@@ -9993,7 +11789,19 @@
         <w:rPr>
           <w:rFonts w:asciiTheme="majorBidi" w:hAnsiTheme="majorBidi" w:cstheme="majorBidi"/>
         </w:rPr>
-        <w:t>NASA Power recorded weather</w:t>
+        <w:t>ECMWF's Climate Data Store (CDS)</w:t>
+      </w:r>
+      <w:r>
+        <w:rPr>
+          <w:rFonts w:asciiTheme="majorBidi" w:hAnsiTheme="majorBidi" w:cstheme="majorBidi"/>
+        </w:rPr>
+        <w:t xml:space="preserve"> </w:t>
+      </w:r>
+      <w:r>
+        <w:rPr>
+          <w:rFonts w:asciiTheme="majorBidi" w:hAnsiTheme="majorBidi" w:cstheme="majorBidi"/>
+        </w:rPr>
+        <w:t>recorded weather</w:t>
       </w:r>
       <w:r>
         <w:rPr>
@@ -10011,45 +11819,140 @@
         <w:rPr>
           <w:rFonts w:asciiTheme="majorBidi" w:hAnsiTheme="majorBidi" w:cstheme="majorBidi"/>
         </w:rPr>
-        <w:t xml:space="preserve">NASA weather data was acquired across Africa using the </w:t>
-      </w:r>
+        <w:t xml:space="preserve">ECMWF's Climate Data </w:t>
+      </w:r>
+      <w:r>
+        <w:rPr>
+          <w:rFonts w:asciiTheme="majorBidi" w:hAnsiTheme="majorBidi" w:cstheme="majorBidi"/>
+        </w:rPr>
+        <w:lastRenderedPageBreak/>
+        <w:t>Store (CDS)</w:t>
+      </w:r>
+      <w:r>
+        <w:rPr>
+          <w:rFonts w:asciiTheme="majorBidi" w:hAnsiTheme="majorBidi" w:cstheme="majorBidi"/>
+        </w:rPr>
+        <w:t xml:space="preserve"> weather data was acquired across Africa using</w:t>
+      </w:r>
+      <w:r>
+        <w:t xml:space="preserve"> </w:t>
+      </w:r>
+      <w:proofErr w:type="spellStart"/>
+      <w:proofErr w:type="gramStart"/>
       <w:r>
         <w:rPr>
           <w:rFonts w:asciiTheme="majorBidi" w:hAnsiTheme="majorBidi" w:cstheme="majorBidi"/>
           <w:color w:val="BF4E14" w:themeColor="accent2" w:themeShade="BF"/>
         </w:rPr>
-        <w:t>get_power()</w:t>
-      </w:r>
-      <w:r>
-        <w:rPr>
-          <w:rFonts w:asciiTheme="majorBidi" w:hAnsiTheme="majorBidi" w:cstheme="majorBidi"/>
-        </w:rPr>
-        <w:t xml:space="preserve"> function of the </w:t>
-      </w:r>
+        <w:t>ecmwfr</w:t>
+      </w:r>
+      <w:proofErr w:type="spellEnd"/>
       <w:r>
         <w:rPr>
           <w:rFonts w:asciiTheme="majorBidi" w:hAnsiTheme="majorBidi" w:cstheme="majorBidi"/>
           <w:color w:val="BF4E14" w:themeColor="accent2" w:themeShade="BF"/>
         </w:rPr>
-        <w:t xml:space="preserve">nasapower </w:t>
-      </w:r>
-      <w:r>
-        <w:rPr>
-          <w:rFonts w:asciiTheme="majorBidi" w:hAnsiTheme="majorBidi" w:cstheme="majorBidi"/>
-        </w:rPr>
-        <w:t>(https://docs.ropensci.org/nasapower/) package in R which provides access to NASA meteorological data from the NASAPOWER</w:t>
-      </w:r>
-      <w:r>
-        <w:rPr>
-          <w:rFonts w:asciiTheme="majorBidi" w:hAnsiTheme="majorBidi" w:cstheme="majorBidi"/>
+        <w:t>::</w:t>
+      </w:r>
+      <w:proofErr w:type="spellStart"/>
+      <w:proofErr w:type="gramEnd"/>
+      <w:r>
+        <w:rPr>
+          <w:rFonts w:asciiTheme="majorBidi" w:hAnsiTheme="majorBidi" w:cstheme="majorBidi"/>
+          <w:color w:val="BF4E14" w:themeColor="accent2" w:themeShade="BF"/>
+        </w:rPr>
+        <w:t>wf_</w:t>
+      </w:r>
+      <w:proofErr w:type="gramStart"/>
+      <w:r>
+        <w:rPr>
+          <w:rFonts w:asciiTheme="majorBidi" w:hAnsiTheme="majorBidi" w:cstheme="majorBidi"/>
+          <w:color w:val="BF4E14" w:themeColor="accent2" w:themeShade="BF"/>
+        </w:rPr>
+        <w:t>request</w:t>
+      </w:r>
+      <w:proofErr w:type="spellEnd"/>
+      <w:r>
+        <w:rPr>
+          <w:rFonts w:asciiTheme="majorBidi" w:hAnsiTheme="majorBidi" w:cstheme="majorBidi"/>
+          <w:color w:val="BF4E14" w:themeColor="accent2" w:themeShade="BF"/>
+        </w:rPr>
+        <w:t>(</w:t>
+      </w:r>
+      <w:proofErr w:type="gramEnd"/>
+      <w:r>
+        <w:rPr>
+          <w:rFonts w:asciiTheme="majorBidi" w:hAnsiTheme="majorBidi" w:cstheme="majorBidi"/>
+          <w:color w:val="BF4E14" w:themeColor="accent2" w:themeShade="BF"/>
+        </w:rPr>
+        <w:t>)</w:t>
+      </w:r>
+      <w:r>
+        <w:rPr>
+          <w:rFonts w:asciiTheme="majorBidi" w:hAnsiTheme="majorBidi" w:cstheme="majorBidi"/>
+          <w:color w:val="000000" w:themeColor="text1"/>
+        </w:rPr>
+        <w:t>.</w:t>
+      </w:r>
+      <w:r>
+        <w:rPr>
+          <w:rFonts w:asciiTheme="majorBidi" w:hAnsiTheme="majorBidi" w:cstheme="majorBidi"/>
+          <w:color w:val="BF4E14" w:themeColor="accent2" w:themeShade="BF"/>
         </w:rPr>
         <w:t xml:space="preserve"> </w:t>
       </w:r>
       <w:r>
         <w:rPr>
           <w:rFonts w:asciiTheme="majorBidi" w:hAnsiTheme="majorBidi" w:cstheme="majorBidi"/>
-        </w:rPr>
-        <w:t xml:space="preserve">(https://power.larc.nasa.gov/) project. </w:t>
+          <w:b/>
+          <w:bCs/>
+          <w:color w:val="EE0000"/>
+        </w:rPr>
+        <w:t>Note:</w:t>
+      </w:r>
+      <w:r>
+        <w:rPr>
+          <w:rFonts w:asciiTheme="majorBidi" w:hAnsiTheme="majorBidi" w:cstheme="majorBidi"/>
+          <w:b/>
+          <w:bCs/>
+          <w:color w:val="EE0000"/>
+        </w:rPr>
+        <w:t xml:space="preserve"> </w:t>
+      </w:r>
+      <w:r>
+        <w:rPr>
+          <w:rFonts w:asciiTheme="majorBidi" w:hAnsiTheme="majorBidi" w:cstheme="majorBidi"/>
+          <w:color w:val="000000" w:themeColor="text1"/>
+        </w:rPr>
+        <w:t xml:space="preserve">versions of this pipeline prior to ~June 2026 used NASA weather, however it can </w:t>
+      </w:r>
+      <w:proofErr w:type="gramStart"/>
+      <w:r>
+        <w:rPr>
+          <w:rFonts w:asciiTheme="majorBidi" w:hAnsiTheme="majorBidi" w:cstheme="majorBidi"/>
+          <w:color w:val="000000" w:themeColor="text1"/>
+        </w:rPr>
+        <w:t>takes</w:t>
+      </w:r>
+      <w:proofErr w:type="gramEnd"/>
+      <w:r>
+        <w:rPr>
+          <w:rFonts w:asciiTheme="majorBidi" w:hAnsiTheme="majorBidi" w:cstheme="majorBidi"/>
+          <w:color w:val="000000" w:themeColor="text1"/>
+        </w:rPr>
+        <w:t xml:space="preserve"> upwards of 5 weeks for these data to become available online, thus we moved to using </w:t>
+      </w:r>
+      <w:r>
+        <w:rPr>
+          <w:rFonts w:asciiTheme="majorBidi" w:hAnsiTheme="majorBidi" w:cstheme="majorBidi"/>
+        </w:rPr>
+        <w:t>ECMWF</w:t>
+      </w:r>
+      <w:r>
+        <w:rPr>
+          <w:rFonts w:asciiTheme="majorBidi" w:hAnsiTheme="majorBidi" w:cstheme="majorBidi"/>
+        </w:rPr>
+        <w:t>, whose data becomes available after 5 days.</w:t>
       </w:r>
     </w:p>
     <w:p>
@@ -10159,16 +12062,43 @@
           <w:color w:val="1F2328"/>
           <w:shd w:val="clear" w:color="auto" w:fill="FFFFFF"/>
         </w:rPr>
-        <w:t xml:space="preserve">https://user.eumetsat.int/catalogue/EO:EUM:DAT:0340) missions. MODIS is due to be retired in 2025 while Sentinel-3 NDVI data is available from September 2018. MODIS and Sentinel-3 NDVI values were interpolated </w:t>
-      </w:r>
-      <w:r>
-        <w:rPr>
-          <w:rFonts w:asciiTheme="majorBidi" w:hAnsiTheme="majorBidi" w:cstheme="majorBidi"/>
-          <w:color w:val="1F2328"/>
-          <w:shd w:val="clear" w:color="auto" w:fill="FFFFFF"/>
-        </w:rPr>
-        <w:lastRenderedPageBreak/>
-        <w:t>to a daily interval from their native 16 day (MODIS) and ~10 day (Sentinel-3) intervals using a step-function. NDVI values were averaged when data from both sources were available.</w:t>
+        <w:t xml:space="preserve">https://user.eumetsat.int/catalogue/EO:EUM:DAT:0340) missions. MODIS is due to be retired in 2025 while Sentinel-3 NDVI data is available from September 2018. MODIS and Sentinel-3 NDVI values were interpolated to a daily interval from their native </w:t>
+      </w:r>
+      <w:proofErr w:type="gramStart"/>
+      <w:r>
+        <w:rPr>
+          <w:rFonts w:asciiTheme="majorBidi" w:hAnsiTheme="majorBidi" w:cstheme="majorBidi"/>
+          <w:color w:val="1F2328"/>
+          <w:shd w:val="clear" w:color="auto" w:fill="FFFFFF"/>
+        </w:rPr>
+        <w:t>16 day</w:t>
+      </w:r>
+      <w:proofErr w:type="gramEnd"/>
+      <w:r>
+        <w:rPr>
+          <w:rFonts w:asciiTheme="majorBidi" w:hAnsiTheme="majorBidi" w:cstheme="majorBidi"/>
+          <w:color w:val="1F2328"/>
+          <w:shd w:val="clear" w:color="auto" w:fill="FFFFFF"/>
+        </w:rPr>
+        <w:t xml:space="preserve"> (MODIS) and ~</w:t>
+      </w:r>
+      <w:proofErr w:type="gramStart"/>
+      <w:r>
+        <w:rPr>
+          <w:rFonts w:asciiTheme="majorBidi" w:hAnsiTheme="majorBidi" w:cstheme="majorBidi"/>
+          <w:color w:val="1F2328"/>
+          <w:shd w:val="clear" w:color="auto" w:fill="FFFFFF"/>
+        </w:rPr>
+        <w:t>10 day</w:t>
+      </w:r>
+      <w:proofErr w:type="gramEnd"/>
+      <w:r>
+        <w:rPr>
+          <w:rFonts w:asciiTheme="majorBidi" w:hAnsiTheme="majorBidi" w:cstheme="majorBidi"/>
+          <w:color w:val="1F2328"/>
+          <w:shd w:val="clear" w:color="auto" w:fill="FFFFFF"/>
+        </w:rPr>
+        <w:t xml:space="preserve"> (Sentinel-3) intervals using a step-function. NDVI values were averaged when data from both sources were available.</w:t>
       </w:r>
     </w:p>
     <w:p>
@@ -10196,6 +12126,12 @@
         </w:rPr>
         <w:t xml:space="preserve"> -- large number of variables available, see code for chosen few</w:t>
       </w:r>
+      <w:r>
+        <w:rPr>
+          <w:rFonts w:asciiTheme="majorBidi" w:hAnsiTheme="majorBidi" w:cstheme="majorBidi"/>
+        </w:rPr>
+        <w:t>.</w:t>
+      </w:r>
     </w:p>
     <w:p>
       <w:pPr>
@@ -10210,6 +12146,7 @@
           <w:shd w:val="clear" w:color="auto" w:fill="FFFFFF"/>
         </w:rPr>
       </w:pPr>
+      <w:proofErr w:type="spellStart"/>
       <w:r>
         <w:rPr>
           <w:rFonts w:asciiTheme="majorBidi" w:hAnsiTheme="majorBidi" w:cstheme="majorBidi"/>
@@ -10219,6 +12156,7 @@
         </w:rPr>
         <w:t>derived_data_targets</w:t>
       </w:r>
+      <w:proofErr w:type="spellEnd"/>
       <w:r>
         <w:rPr>
           <w:rFonts w:asciiTheme="majorBidi" w:hAnsiTheme="majorBidi" w:cstheme="majorBidi"/>
@@ -10391,6 +12329,7 @@
           <w:shd w:val="clear" w:color="auto" w:fill="FFFFFF"/>
         </w:rPr>
       </w:pPr>
+      <w:proofErr w:type="spellStart"/>
       <w:r>
         <w:rPr>
           <w:rFonts w:asciiTheme="majorBidi" w:hAnsiTheme="majorBidi" w:cstheme="majorBidi"/>
@@ -10398,8 +12337,10 @@
           <w:iCs/>
           <w:color w:val="215E99" w:themeColor="text2" w:themeTint="BF"/>
         </w:rPr>
+        <w:lastRenderedPageBreak/>
         <w:t>full_data_targets</w:t>
       </w:r>
+      <w:proofErr w:type="spellEnd"/>
       <w:r>
         <w:rPr>
           <w:rFonts w:asciiTheme="majorBidi" w:hAnsiTheme="majorBidi" w:cstheme="majorBidi"/>
@@ -10410,7 +12351,21 @@
         <w:rPr>
           <w:rFonts w:asciiTheme="majorBidi" w:hAnsiTheme="majorBidi" w:cstheme="majorBidi"/>
         </w:rPr>
-        <w:t xml:space="preserve"> Pulls together all of the various data sources into the master tibble which gets loaded in the next pipeline</w:t>
+        <w:t xml:space="preserve"> Pulls together all of the various data sources into the master </w:t>
+      </w:r>
+      <w:proofErr w:type="spellStart"/>
+      <w:r>
+        <w:rPr>
+          <w:rFonts w:asciiTheme="majorBidi" w:hAnsiTheme="majorBidi" w:cstheme="majorBidi"/>
+        </w:rPr>
+        <w:t>tibble</w:t>
+      </w:r>
+      <w:proofErr w:type="spellEnd"/>
+      <w:r>
+        <w:rPr>
+          <w:rFonts w:asciiTheme="majorBidi" w:hAnsiTheme="majorBidi" w:cstheme="majorBidi"/>
+        </w:rPr>
+        <w:t xml:space="preserve"> which gets loaded in the next pipeline</w:t>
       </w:r>
       <w:r>
         <w:rPr>
@@ -10428,7 +12383,14 @@
         <w:rPr>
           <w:rFonts w:asciiTheme="majorBidi" w:hAnsiTheme="majorBidi" w:cstheme="majorBidi"/>
         </w:rPr>
-        <w:t>saved to a series of</w:t>
+        <w:t xml:space="preserve">saved to a series </w:t>
+      </w:r>
+      <w:proofErr w:type="gramStart"/>
+      <w:r>
+        <w:rPr>
+          <w:rFonts w:asciiTheme="majorBidi" w:hAnsiTheme="majorBidi" w:cstheme="majorBidi"/>
+        </w:rPr>
+        <w:t>of</w:t>
       </w:r>
       <w:r>
         <w:rPr>
@@ -10441,7 +12403,15 @@
           <w:rFonts w:asciiTheme="majorBidi" w:hAnsiTheme="majorBidi" w:cstheme="majorBidi"/>
           <w:color w:val="3A7C22" w:themeColor="accent6" w:themeShade="BF"/>
         </w:rPr>
-        <w:t xml:space="preserve">.parquet </w:t>
+        <w:t>.parquet</w:t>
+      </w:r>
+      <w:proofErr w:type="gramEnd"/>
+      <w:r>
+        <w:rPr>
+          <w:rFonts w:asciiTheme="majorBidi" w:hAnsiTheme="majorBidi" w:cstheme="majorBidi"/>
+          <w:color w:val="3A7C22" w:themeColor="accent6" w:themeShade="BF"/>
+        </w:rPr>
+        <w:t xml:space="preserve"> </w:t>
       </w:r>
       <w:r>
         <w:rPr>
@@ -10485,6 +12455,7 @@
         </w:rPr>
         <w:t xml:space="preserve">by the target </w:t>
       </w:r>
+      <w:proofErr w:type="spellStart"/>
       <w:r>
         <w:rPr>
           <w:rFonts w:asciiTheme="majorBidi" w:hAnsiTheme="majorBidi" w:cstheme="majorBidi"/>
@@ -10492,6 +12463,7 @@
         </w:rPr>
         <w:t>africa_full_predictor_data_directory</w:t>
       </w:r>
+      <w:proofErr w:type="spellEnd"/>
     </w:p>
     <w:p>
       <w:pPr>
@@ -10527,30 +12499,52 @@
         </w:rPr>
         <w:t xml:space="preserve">There is also a </w:t>
       </w:r>
+      <w:proofErr w:type="spellStart"/>
       <w:r>
         <w:rPr>
           <w:rFonts w:asciiTheme="majorBidi" w:hAnsiTheme="majorBidi" w:cstheme="majorBidi"/>
           <w:color w:val="215E99" w:themeColor="text2" w:themeTint="BF"/>
           <w:shd w:val="clear" w:color="auto" w:fill="FFFFFF"/>
         </w:rPr>
-        <w:t xml:space="preserve">REMIT_targets </w:t>
-      </w:r>
+        <w:t>REMIT_targets</w:t>
+      </w:r>
+      <w:proofErr w:type="spellEnd"/>
+      <w:r>
+        <w:rPr>
+          <w:rFonts w:asciiTheme="majorBidi" w:hAnsiTheme="majorBidi" w:cstheme="majorBidi"/>
+          <w:color w:val="215E99" w:themeColor="text2" w:themeTint="BF"/>
+          <w:shd w:val="clear" w:color="auto" w:fill="FFFFFF"/>
+        </w:rPr>
+        <w:t xml:space="preserve"> </w:t>
+      </w:r>
+      <w:proofErr w:type="spellStart"/>
       <w:r>
         <w:rPr>
           <w:rFonts w:asciiTheme="majorBidi" w:hAnsiTheme="majorBidi" w:cstheme="majorBidi"/>
           <w:color w:val="BF4E14" w:themeColor="accent2" w:themeShade="BF"/>
           <w:shd w:val="clear" w:color="auto" w:fill="FFFFFF"/>
         </w:rPr>
-        <w:t>tar_plan</w:t>
-      </w:r>
+        <w:t>tar_</w:t>
+      </w:r>
+      <w:proofErr w:type="gramStart"/>
       <w:r>
         <w:rPr>
           <w:rFonts w:asciiTheme="majorBidi" w:hAnsiTheme="majorBidi" w:cstheme="majorBidi"/>
           <w:color w:val="BF4E14" w:themeColor="accent2" w:themeShade="BF"/>
           <w:shd w:val="clear" w:color="auto" w:fill="FFFFFF"/>
         </w:rPr>
+        <w:t>plan</w:t>
+      </w:r>
+      <w:proofErr w:type="spellEnd"/>
+      <w:r>
+        <w:rPr>
+          <w:rFonts w:asciiTheme="majorBidi" w:hAnsiTheme="majorBidi" w:cstheme="majorBidi"/>
+          <w:color w:val="BF4E14" w:themeColor="accent2" w:themeShade="BF"/>
+          <w:shd w:val="clear" w:color="auto" w:fill="FFFFFF"/>
+        </w:rPr>
         <w:t>()</w:t>
       </w:r>
+      <w:proofErr w:type="gramEnd"/>
       <w:r>
         <w:rPr>
           <w:rFonts w:asciiTheme="majorBidi" w:hAnsiTheme="majorBidi" w:cstheme="majorBidi"/>
@@ -10625,6 +12619,7 @@
         </w:rPr>
         <w:t xml:space="preserve">target with a choice of consequence is </w:t>
       </w:r>
+      <w:proofErr w:type="spellStart"/>
       <w:r>
         <w:rPr>
           <w:rFonts w:asciiTheme="majorBidi" w:hAnsiTheme="majorBidi" w:cstheme="majorBidi"/>
@@ -10632,6 +12627,7 @@
         </w:rPr>
         <w:t>dates_in_predictors</w:t>
       </w:r>
+      <w:proofErr w:type="spellEnd"/>
       <w:r>
         <w:rPr>
           <w:rFonts w:asciiTheme="majorBidi" w:hAnsiTheme="majorBidi" w:cstheme="majorBidi"/>
@@ -10693,15 +12689,7 @@
           <w:rFonts w:asciiTheme="majorBidi" w:hAnsiTheme="majorBidi" w:cstheme="majorBidi"/>
           <w:color w:val="000000" w:themeColor="text1"/>
         </w:rPr>
-        <w:t xml:space="preserve">This allows the covariate stack </w:t>
-      </w:r>
-      <w:r>
-        <w:rPr>
-          <w:rFonts w:asciiTheme="majorBidi" w:hAnsiTheme="majorBidi" w:cstheme="majorBidi"/>
-          <w:color w:val="000000" w:themeColor="text1"/>
-        </w:rPr>
-        <w:lastRenderedPageBreak/>
-        <w:t>to be</w:t>
+        <w:t>This allows the covariate stack to be</w:t>
       </w:r>
       <w:r>
         <w:rPr>
@@ -10800,6 +12788,7 @@
         </w:rPr>
         <w:t xml:space="preserve"> </w:t>
       </w:r>
+      <w:proofErr w:type="spellStart"/>
       <w:r>
         <w:rPr>
           <w:rFonts w:asciiTheme="majorBidi" w:hAnsiTheme="majorBidi" w:cstheme="majorBidi"/>
@@ -10807,6 +12796,7 @@
         </w:rPr>
         <w:t>continent_raster_template</w:t>
       </w:r>
+      <w:proofErr w:type="spellEnd"/>
       <w:r>
         <w:rPr>
           <w:rFonts w:asciiTheme="majorBidi" w:hAnsiTheme="majorBidi" w:cstheme="majorBidi"/>
@@ -10833,7 +12823,114 @@
           <w:rFonts w:asciiTheme="majorBidi" w:hAnsiTheme="majorBidi" w:cstheme="majorBidi"/>
           <w:color w:val="000000" w:themeColor="text1"/>
         </w:rPr>
-        <w:t>. Throughout this entire module covariates are kept continuous. In the next module covariates are collapsed into regions.</w:t>
+        <w:t>.</w:t>
+      </w:r>
+      <w:r>
+        <w:rPr>
+          <w:rFonts w:asciiTheme="majorBidi" w:hAnsiTheme="majorBidi" w:cstheme="majorBidi"/>
+          <w:color w:val="000000" w:themeColor="text1"/>
+        </w:rPr>
+        <w:t xml:space="preserve"> </w:t>
+      </w:r>
+      <w:r>
+        <w:rPr>
+          <w:rFonts w:asciiTheme="majorBidi" w:hAnsiTheme="majorBidi" w:cstheme="majorBidi"/>
+          <w:color w:val="000000" w:themeColor="text1"/>
+        </w:rPr>
+        <w:t xml:space="preserve"> </w:t>
+      </w:r>
+      <w:r>
+        <w:rPr>
+          <w:rFonts w:asciiTheme="majorBidi" w:hAnsiTheme="majorBidi" w:cstheme="majorBidi"/>
+          <w:b/>
+          <w:bCs/>
+          <w:color w:val="EE0000"/>
+          <w:shd w:val="clear" w:color="auto" w:fill="FFFFFF"/>
+        </w:rPr>
+        <w:t>Note:</w:t>
+      </w:r>
+      <w:r>
+        <w:rPr>
+          <w:rFonts w:asciiTheme="majorBidi" w:hAnsiTheme="majorBidi" w:cstheme="majorBidi"/>
+          <w:color w:val="EE0000"/>
+          <w:shd w:val="clear" w:color="auto" w:fill="FFFFFF"/>
+        </w:rPr>
+        <w:t xml:space="preserve"> </w:t>
+      </w:r>
+      <w:r>
+        <w:rPr>
+          <w:rFonts w:asciiTheme="majorBidi" w:hAnsiTheme="majorBidi" w:cstheme="majorBidi"/>
+          <w:color w:val="1F2328"/>
+          <w:shd w:val="clear" w:color="auto" w:fill="FFFFFF"/>
+        </w:rPr>
+        <w:t xml:space="preserve">For more safe joins, we generally round </w:t>
+      </w:r>
+      <w:proofErr w:type="spellStart"/>
+      <w:r>
+        <w:rPr>
+          <w:rFonts w:asciiTheme="majorBidi" w:hAnsiTheme="majorBidi" w:cstheme="majorBidi"/>
+          <w:color w:val="1F2328"/>
+          <w:shd w:val="clear" w:color="auto" w:fill="FFFFFF"/>
+        </w:rPr>
+        <w:t>lat</w:t>
+      </w:r>
+      <w:proofErr w:type="spellEnd"/>
+      <w:r>
+        <w:rPr>
+          <w:rFonts w:asciiTheme="majorBidi" w:hAnsiTheme="majorBidi" w:cstheme="majorBidi"/>
+          <w:color w:val="1F2328"/>
+          <w:shd w:val="clear" w:color="auto" w:fill="FFFFFF"/>
+        </w:rPr>
+        <w:t>, long coordinates to the 4</w:t>
+      </w:r>
+      <w:r>
+        <w:rPr>
+          <w:rFonts w:asciiTheme="majorBidi" w:hAnsiTheme="majorBidi" w:cstheme="majorBidi"/>
+          <w:color w:val="1F2328"/>
+          <w:shd w:val="clear" w:color="auto" w:fill="FFFFFF"/>
+          <w:vertAlign w:val="superscript"/>
+        </w:rPr>
+        <w:t>th</w:t>
+      </w:r>
+      <w:r>
+        <w:rPr>
+          <w:rFonts w:asciiTheme="majorBidi" w:hAnsiTheme="majorBidi" w:cstheme="majorBidi"/>
+          <w:color w:val="1F2328"/>
+          <w:shd w:val="clear" w:color="auto" w:fill="FFFFFF"/>
+        </w:rPr>
+        <w:t xml:space="preserve"> decimal place, which is within the </w:t>
+      </w:r>
+      <w:proofErr w:type="gramStart"/>
+      <w:r>
+        <w:rPr>
+          <w:rFonts w:asciiTheme="majorBidi" w:hAnsiTheme="majorBidi" w:cstheme="majorBidi"/>
+          <w:color w:val="1F2328"/>
+          <w:shd w:val="clear" w:color="auto" w:fill="FFFFFF"/>
+        </w:rPr>
+        <w:t>0.1 degree</w:t>
+      </w:r>
+      <w:proofErr w:type="gramEnd"/>
+      <w:r>
+        <w:rPr>
+          <w:rFonts w:asciiTheme="majorBidi" w:hAnsiTheme="majorBidi" w:cstheme="majorBidi"/>
+          <w:color w:val="1F2328"/>
+          <w:shd w:val="clear" w:color="auto" w:fill="FFFFFF"/>
+        </w:rPr>
+        <w:t xml:space="preserve"> resolution for which the data is obtained. </w:t>
+      </w:r>
+      <w:r>
+        <w:rPr>
+          <w:rFonts w:asciiTheme="majorBidi" w:hAnsiTheme="majorBidi" w:cstheme="majorBidi"/>
+          <w:color w:val="000000" w:themeColor="text1"/>
+        </w:rPr>
+        <w:t>Throughout this entire module covariates are kept continuous. In the next module covariates are collapsed into regions.</w:t>
+      </w:r>
+      <w:r>
+        <w:rPr>
+          <w:rFonts w:asciiTheme="majorBidi" w:hAnsiTheme="majorBidi" w:cstheme="majorBidi"/>
+          <w:color w:val="000000" w:themeColor="text1"/>
+        </w:rPr>
+        <w:t xml:space="preserve"> </w:t>
       </w:r>
     </w:p>
     <w:p>
@@ -10886,14 +12983,26 @@
           <w:shd w:val="clear" w:color="auto" w:fill="FFFFFF"/>
         </w:rPr>
       </w:pPr>
+      <w:proofErr w:type="spellStart"/>
       <w:r>
         <w:rPr>
           <w:rFonts w:asciiTheme="majorBidi" w:hAnsiTheme="majorBidi" w:cstheme="majorBidi"/>
           <w:color w:val="124F1A" w:themeColor="accent3" w:themeShade="BF"/>
           <w:shd w:val="clear" w:color="auto" w:fill="FFFFFF"/>
         </w:rPr>
-        <w:t>rvf_data_processing_targets.R</w:t>
-      </w:r>
+        <w:t>rvf_data_processing_</w:t>
+      </w:r>
+      <w:proofErr w:type="gramStart"/>
+      <w:r>
+        <w:rPr>
+          <w:rFonts w:asciiTheme="majorBidi" w:hAnsiTheme="majorBidi" w:cstheme="majorBidi"/>
+          <w:color w:val="124F1A" w:themeColor="accent3" w:themeShade="BF"/>
+          <w:shd w:val="clear" w:color="auto" w:fill="FFFFFF"/>
+        </w:rPr>
+        <w:t>targets.R</w:t>
+      </w:r>
+      <w:proofErr w:type="spellEnd"/>
+      <w:proofErr w:type="gramEnd"/>
     </w:p>
     <w:p>
       <w:pPr>
@@ -10924,6 +13033,7 @@
         </w:rPr>
         <w:t xml:space="preserve"> </w:t>
       </w:r>
+      <w:proofErr w:type="spellStart"/>
       <w:r>
         <w:rPr>
           <w:rFonts w:asciiTheme="majorBidi" w:hAnsiTheme="majorBidi" w:cstheme="majorBidi"/>
@@ -10932,6 +13042,7 @@
         </w:rPr>
         <w:t>rvf</w:t>
       </w:r>
+      <w:proofErr w:type="spellEnd"/>
     </w:p>
     <w:p>
       <w:pPr>
@@ -10977,13 +13088,23 @@
         </w:rPr>
         <w:t xml:space="preserve">single cleaned/joined covariate stack </w:t>
       </w:r>
-      <w:r>
-        <w:rPr>
-          <w:rFonts w:asciiTheme="majorBidi" w:hAnsiTheme="majorBidi" w:cstheme="majorBidi"/>
-          <w:color w:val="1F2328"/>
-          <w:shd w:val="clear" w:color="auto" w:fill="FFFFFF"/>
-        </w:rPr>
-        <w:t>tibble for model fitting.</w:t>
+      <w:proofErr w:type="spellStart"/>
+      <w:r>
+        <w:rPr>
+          <w:rFonts w:asciiTheme="majorBidi" w:hAnsiTheme="majorBidi" w:cstheme="majorBidi"/>
+          <w:color w:val="1F2328"/>
+          <w:shd w:val="clear" w:color="auto" w:fill="FFFFFF"/>
+        </w:rPr>
+        <w:t>tibble</w:t>
+      </w:r>
+      <w:proofErr w:type="spellEnd"/>
+      <w:r>
+        <w:rPr>
+          <w:rFonts w:asciiTheme="majorBidi" w:hAnsiTheme="majorBidi" w:cstheme="majorBidi"/>
+          <w:color w:val="1F2328"/>
+          <w:shd w:val="clear" w:color="auto" w:fill="FFFFFF"/>
+        </w:rPr>
+        <w:t xml:space="preserve"> for model fitting.</w:t>
       </w:r>
       <w:r>
         <w:rPr>
@@ -11017,13 +13138,41 @@
         </w:rPr>
         <w:t xml:space="preserve"> groups of similar targets with the use of the function </w:t>
       </w:r>
+      <w:proofErr w:type="spellStart"/>
       <w:r>
         <w:rPr>
           <w:rFonts w:asciiTheme="majorBidi" w:hAnsiTheme="majorBidi" w:cstheme="majorBidi"/>
           <w:color w:val="BF4E14" w:themeColor="accent2" w:themeShade="BF"/>
           <w:shd w:val="clear" w:color="auto" w:fill="FFFFFF"/>
         </w:rPr>
-        <w:t>tar_plan()</w:t>
+        <w:t>tar_</w:t>
+      </w:r>
+      <w:proofErr w:type="gramStart"/>
+      <w:r>
+        <w:rPr>
+          <w:rFonts w:asciiTheme="majorBidi" w:hAnsiTheme="majorBidi" w:cstheme="majorBidi"/>
+          <w:color w:val="BF4E14" w:themeColor="accent2" w:themeShade="BF"/>
+          <w:shd w:val="clear" w:color="auto" w:fill="FFFFFF"/>
+        </w:rPr>
+        <w:t>plan</w:t>
+      </w:r>
+      <w:proofErr w:type="spellEnd"/>
+      <w:r>
+        <w:rPr>
+          <w:rFonts w:asciiTheme="majorBidi" w:hAnsiTheme="majorBidi" w:cstheme="majorBidi"/>
+          <w:color w:val="BF4E14" w:themeColor="accent2" w:themeShade="BF"/>
+          <w:shd w:val="clear" w:color="auto" w:fill="FFFFFF"/>
+        </w:rPr>
+        <w:t>(</w:t>
+      </w:r>
+      <w:proofErr w:type="gramEnd"/>
+      <w:r>
+        <w:rPr>
+          <w:rFonts w:asciiTheme="majorBidi" w:hAnsiTheme="majorBidi" w:cstheme="majorBidi"/>
+          <w:color w:val="BF4E14" w:themeColor="accent2" w:themeShade="BF"/>
+          <w:shd w:val="clear" w:color="auto" w:fill="FFFFFF"/>
+        </w:rPr>
+        <w:t>)</w:t>
       </w:r>
       <w:r>
         <w:rPr>
@@ -11047,6 +13196,7 @@
           <w:shd w:val="clear" w:color="auto" w:fill="FFFFFF"/>
         </w:rPr>
       </w:pPr>
+      <w:proofErr w:type="spellStart"/>
       <w:r>
         <w:rPr>
           <w:rFonts w:asciiTheme="majorBidi" w:hAnsiTheme="majorBidi" w:cstheme="majorBidi"/>
@@ -11056,6 +13206,7 @@
         </w:rPr>
         <w:t>data_import_targets</w:t>
       </w:r>
+      <w:proofErr w:type="spellEnd"/>
       <w:r>
         <w:rPr>
           <w:rFonts w:asciiTheme="majorBidi" w:hAnsiTheme="majorBidi" w:cstheme="majorBidi"/>
@@ -11106,6 +13257,7 @@
           <w:shd w:val="clear" w:color="auto" w:fill="FFFFFF"/>
         </w:rPr>
       </w:pPr>
+      <w:proofErr w:type="spellStart"/>
       <w:r>
         <w:rPr>
           <w:rFonts w:asciiTheme="majorBidi" w:hAnsiTheme="majorBidi" w:cstheme="majorBidi"/>
@@ -11114,6 +13266,7 @@
         </w:rPr>
         <w:t>rvf_seroprevalence</w:t>
       </w:r>
+      <w:proofErr w:type="spellEnd"/>
       <w:r>
         <w:rPr>
           <w:rFonts w:asciiTheme="majorBidi" w:hAnsiTheme="majorBidi" w:cstheme="majorBidi"/>
@@ -11136,7 +13289,25 @@
           <w:color w:val="1F2328"/>
           <w:shd w:val="clear" w:color="auto" w:fill="FFFFFF"/>
         </w:rPr>
-        <w:t xml:space="preserve">Pan-African serorepvalence data from the published literature gathered for another project. Used here to build an immunity decay layer </w:t>
+        <w:t xml:space="preserve">Pan-African </w:t>
+      </w:r>
+      <w:proofErr w:type="spellStart"/>
+      <w:r>
+        <w:rPr>
+          <w:rFonts w:asciiTheme="majorBidi" w:hAnsiTheme="majorBidi" w:cstheme="majorBidi"/>
+          <w:color w:val="1F2328"/>
+          <w:shd w:val="clear" w:color="auto" w:fill="FFFFFF"/>
+        </w:rPr>
+        <w:t>serorepvalence</w:t>
+      </w:r>
+      <w:proofErr w:type="spellEnd"/>
+      <w:r>
+        <w:rPr>
+          <w:rFonts w:asciiTheme="majorBidi" w:hAnsiTheme="majorBidi" w:cstheme="majorBidi"/>
+          <w:color w:val="1F2328"/>
+          <w:shd w:val="clear" w:color="auto" w:fill="FFFFFF"/>
+        </w:rPr>
+        <w:t xml:space="preserve"> data from the published literature gathered for another project. Used here to build an immunity decay layer </w:t>
       </w:r>
       <w:r>
         <w:rPr>
@@ -11162,6 +13333,7 @@
         </w:rPr>
         <w:t xml:space="preserve"> </w:t>
       </w:r>
+      <w:proofErr w:type="spellStart"/>
       <w:r>
         <w:rPr>
           <w:rFonts w:asciiTheme="majorBidi" w:hAnsiTheme="majorBidi" w:cstheme="majorBidi"/>
@@ -11172,6 +13344,7 @@
         </w:rPr>
         <w:t>modeling_targets</w:t>
       </w:r>
+      <w:proofErr w:type="spellEnd"/>
       <w:r>
         <w:rPr>
           <w:rFonts w:asciiTheme="majorBidi" w:hAnsiTheme="majorBidi" w:cstheme="majorBidi"/>
@@ -11238,6 +13411,7 @@
           <w:shd w:val="clear" w:color="auto" w:fill="FFFFFF"/>
         </w:rPr>
       </w:pPr>
+      <w:proofErr w:type="spellStart"/>
       <w:r>
         <w:rPr>
           <w:rFonts w:asciiTheme="majorBidi" w:hAnsiTheme="majorBidi" w:cstheme="majorBidi"/>
@@ -11246,6 +13420,7 @@
         </w:rPr>
         <w:t>rvf_response</w:t>
       </w:r>
+      <w:proofErr w:type="spellEnd"/>
       <w:r>
         <w:rPr>
           <w:rFonts w:asciiTheme="majorBidi" w:hAnsiTheme="majorBidi" w:cstheme="majorBidi"/>
@@ -11278,6 +13453,7 @@
         </w:rPr>
         <w:t xml:space="preserve">argument </w:t>
       </w:r>
+      <w:proofErr w:type="spellStart"/>
       <w:r>
         <w:rPr>
           <w:rFonts w:asciiTheme="majorBidi" w:hAnsiTheme="majorBidi" w:cstheme="majorBidi"/>
@@ -11286,6 +13462,7 @@
         </w:rPr>
         <w:t>forecast_intervals</w:t>
       </w:r>
+      <w:proofErr w:type="spellEnd"/>
       <w:r>
         <w:rPr>
           <w:rFonts w:asciiTheme="majorBidi" w:hAnsiTheme="majorBidi" w:cstheme="majorBidi"/>
@@ -11316,14 +13493,17 @@
           <w:shd w:val="clear" w:color="auto" w:fill="FFFFFF"/>
         </w:rPr>
       </w:pPr>
+      <w:proofErr w:type="spellStart"/>
       <w:r>
         <w:rPr>
           <w:rFonts w:asciiTheme="majorBidi" w:hAnsiTheme="majorBidi" w:cstheme="majorBidi"/>
           <w:color w:val="215E99" w:themeColor="text2" w:themeTint="BF"/>
           <w:shd w:val="clear" w:color="auto" w:fill="FFFFFF"/>
         </w:rPr>
+        <w:lastRenderedPageBreak/>
         <w:t>region_map</w:t>
       </w:r>
+      <w:proofErr w:type="spellEnd"/>
       <w:r>
         <w:rPr>
           <w:rFonts w:asciiTheme="majorBidi" w:hAnsiTheme="majorBidi" w:cstheme="majorBidi"/>
@@ -11348,6 +13528,7 @@
         </w:rPr>
         <w:t xml:space="preserve">either </w:t>
       </w:r>
+      <w:proofErr w:type="spellStart"/>
       <w:r>
         <w:rPr>
           <w:rFonts w:asciiTheme="majorBidi" w:hAnsiTheme="majorBidi" w:cstheme="majorBidi"/>
@@ -11356,6 +13537,7 @@
         </w:rPr>
         <w:t>region_districts</w:t>
       </w:r>
+      <w:proofErr w:type="spellEnd"/>
       <w:r>
         <w:rPr>
           <w:rFonts w:asciiTheme="majorBidi" w:hAnsiTheme="majorBidi" w:cstheme="majorBidi"/>
@@ -11364,6 +13546,7 @@
         </w:rPr>
         <w:t xml:space="preserve"> (ADM2 regions) OR </w:t>
       </w:r>
+      <w:proofErr w:type="spellStart"/>
       <w:r>
         <w:rPr>
           <w:rFonts w:asciiTheme="majorBidi" w:hAnsiTheme="majorBidi" w:cstheme="majorBidi"/>
@@ -11372,6 +13555,7 @@
         </w:rPr>
         <w:t>region_hexes</w:t>
       </w:r>
+      <w:proofErr w:type="spellEnd"/>
       <w:r>
         <w:rPr>
           <w:rFonts w:asciiTheme="majorBidi" w:hAnsiTheme="majorBidi" w:cstheme="majorBidi"/>
@@ -11388,6 +13572,7 @@
         </w:rPr>
         <w:t xml:space="preserve">depending on the choice for </w:t>
       </w:r>
+      <w:proofErr w:type="spellStart"/>
       <w:r>
         <w:rPr>
           <w:rFonts w:asciiTheme="majorBidi" w:hAnsiTheme="majorBidi" w:cstheme="majorBidi"/>
@@ -11396,6 +13581,7 @@
         </w:rPr>
         <w:t>using_hexes</w:t>
       </w:r>
+      <w:proofErr w:type="spellEnd"/>
     </w:p>
     <w:p>
       <w:pPr>
@@ -11410,6 +13596,7 @@
           <w:shd w:val="clear" w:color="auto" w:fill="FFFFFF"/>
         </w:rPr>
       </w:pPr>
+      <w:proofErr w:type="spellStart"/>
       <w:r>
         <w:rPr>
           <w:rFonts w:asciiTheme="majorBidi" w:hAnsiTheme="majorBidi" w:cstheme="majorBidi"/>
@@ -11428,6 +13615,7 @@
         </w:rPr>
         <w:t>_targets</w:t>
       </w:r>
+      <w:proofErr w:type="spellEnd"/>
       <w:r>
         <w:rPr>
           <w:rFonts w:asciiTheme="majorBidi" w:hAnsiTheme="majorBidi" w:cstheme="majorBidi"/>
@@ -11444,27 +13632,57 @@
         <w:rPr>
           <w:rFonts w:asciiTheme="majorBidi" w:hAnsiTheme="majorBidi" w:cstheme="majorBidi"/>
         </w:rPr>
-        <w:t xml:space="preserve">A target where the data is built for the </w:t>
+        <w:t xml:space="preserve">A target where the data is built for </w:t>
+      </w:r>
+      <w:proofErr w:type="gramStart"/>
+      <w:r>
+        <w:rPr>
+          <w:rFonts w:asciiTheme="majorBidi" w:hAnsiTheme="majorBidi" w:cstheme="majorBidi"/>
+        </w:rPr>
+        <w:t xml:space="preserve">the </w:t>
       </w:r>
       <w:r>
         <w:rPr>
           <w:rFonts w:asciiTheme="majorBidi" w:hAnsiTheme="majorBidi" w:cstheme="majorBidi"/>
           <w:color w:val="124F1A" w:themeColor="accent3" w:themeShade="BF"/>
         </w:rPr>
-        <w:t xml:space="preserve">.stan </w:t>
-      </w:r>
-      <w:r>
-        <w:rPr>
-          <w:rFonts w:asciiTheme="majorBidi" w:hAnsiTheme="majorBidi" w:cstheme="majorBidi"/>
-        </w:rPr>
-        <w:t xml:space="preserve">model and then the target where the </w:t>
-      </w:r>
+        <w:t>.stan</w:t>
+      </w:r>
+      <w:proofErr w:type="gramEnd"/>
       <w:r>
         <w:rPr>
           <w:rFonts w:asciiTheme="majorBidi" w:hAnsiTheme="majorBidi" w:cstheme="majorBidi"/>
           <w:color w:val="124F1A" w:themeColor="accent3" w:themeShade="BF"/>
         </w:rPr>
-        <w:t xml:space="preserve">.stan </w:t>
+        <w:t xml:space="preserve"> </w:t>
+      </w:r>
+      <w:r>
+        <w:rPr>
+          <w:rFonts w:asciiTheme="majorBidi" w:hAnsiTheme="majorBidi" w:cstheme="majorBidi"/>
+        </w:rPr>
+        <w:t xml:space="preserve">model and then the target where </w:t>
+      </w:r>
+      <w:proofErr w:type="gramStart"/>
+      <w:r>
+        <w:rPr>
+          <w:rFonts w:asciiTheme="majorBidi" w:hAnsiTheme="majorBidi" w:cstheme="majorBidi"/>
+        </w:rPr>
+        <w:t xml:space="preserve">the </w:t>
+      </w:r>
+      <w:r>
+        <w:rPr>
+          <w:rFonts w:asciiTheme="majorBidi" w:hAnsiTheme="majorBidi" w:cstheme="majorBidi"/>
+          <w:color w:val="124F1A" w:themeColor="accent3" w:themeShade="BF"/>
+        </w:rPr>
+        <w:t>.stan</w:t>
+      </w:r>
+      <w:proofErr w:type="gramEnd"/>
+      <w:r>
+        <w:rPr>
+          <w:rFonts w:asciiTheme="majorBidi" w:hAnsiTheme="majorBidi" w:cstheme="majorBidi"/>
+          <w:color w:val="124F1A" w:themeColor="accent3" w:themeShade="BF"/>
+        </w:rPr>
+        <w:t xml:space="preserve"> </w:t>
       </w:r>
       <w:r>
         <w:rPr>
@@ -11510,6 +13728,7 @@
           <w:shd w:val="clear" w:color="auto" w:fill="FFFFFF"/>
         </w:rPr>
       </w:pPr>
+      <w:proofErr w:type="spellStart"/>
       <w:r>
         <w:rPr>
           <w:rFonts w:asciiTheme="majorBidi" w:hAnsiTheme="majorBidi" w:cstheme="majorBidi"/>
@@ -11519,6 +13738,7 @@
         </w:rPr>
         <w:t>rvf_processing_targets</w:t>
       </w:r>
+      <w:proofErr w:type="spellEnd"/>
       <w:r>
         <w:rPr>
           <w:rFonts w:asciiTheme="majorBidi" w:hAnsiTheme="majorBidi" w:cstheme="majorBidi"/>
@@ -11535,7 +13755,21 @@
         <w:rPr>
           <w:rFonts w:asciiTheme="majorBidi" w:hAnsiTheme="majorBidi" w:cstheme="majorBidi"/>
         </w:rPr>
-        <w:t>few targets that summarize the data into the chosen regions occurs, build lagged covariates, and create the single master tibble for model fitting</w:t>
+        <w:t xml:space="preserve">few targets that summarize the data into the chosen regions occurs, build lagged covariates, and create the single master </w:t>
+      </w:r>
+      <w:proofErr w:type="spellStart"/>
+      <w:r>
+        <w:rPr>
+          <w:rFonts w:asciiTheme="majorBidi" w:hAnsiTheme="majorBidi" w:cstheme="majorBidi"/>
+        </w:rPr>
+        <w:t>tibble</w:t>
+      </w:r>
+      <w:proofErr w:type="spellEnd"/>
+      <w:r>
+        <w:rPr>
+          <w:rFonts w:asciiTheme="majorBidi" w:hAnsiTheme="majorBidi" w:cstheme="majorBidi"/>
+        </w:rPr>
+        <w:t xml:space="preserve"> for model fitting</w:t>
       </w:r>
     </w:p>
     <w:p>
@@ -11573,12 +13807,21 @@
         </w:rPr>
         <w:t xml:space="preserve">The target </w:t>
       </w:r>
+      <w:proofErr w:type="spellStart"/>
       <w:r>
         <w:rPr>
           <w:rFonts w:asciiTheme="majorBidi" w:hAnsiTheme="majorBidi" w:cstheme="majorBidi"/>
           <w:color w:val="215E99" w:themeColor="text2" w:themeTint="BF"/>
         </w:rPr>
-        <w:t xml:space="preserve">dates_in_predictors </w:t>
+        <w:t>dates_in_predictors</w:t>
+      </w:r>
+      <w:proofErr w:type="spellEnd"/>
+      <w:r>
+        <w:rPr>
+          <w:rFonts w:asciiTheme="majorBidi" w:hAnsiTheme="majorBidi" w:cstheme="majorBidi"/>
+          <w:color w:val="215E99" w:themeColor="text2" w:themeTint="BF"/>
+        </w:rPr>
+        <w:t xml:space="preserve"> </w:t>
       </w:r>
       <w:r>
         <w:rPr>
@@ -11599,7 +13842,6 @@
       <w:bookmarkStart w:id="131" w:name="_Toc225340576"/>
       <w:bookmarkStart w:id="132" w:name="_Toc227764041"/>
       <w:r>
-        <w:lastRenderedPageBreak/>
         <w:t>A note on space</w:t>
       </w:r>
       <w:bookmarkEnd w:id="127"/>
@@ -11645,6 +13887,7 @@
         </w:rPr>
         <w:t xml:space="preserve"> </w:t>
       </w:r>
+      <w:proofErr w:type="spellStart"/>
       <w:r>
         <w:rPr>
           <w:rFonts w:asciiTheme="majorBidi" w:hAnsiTheme="majorBidi" w:cstheme="majorBidi"/>
@@ -11652,6 +13895,7 @@
         </w:rPr>
         <w:t>region_map</w:t>
       </w:r>
+      <w:proofErr w:type="spellEnd"/>
       <w:r>
         <w:rPr>
           <w:rFonts w:asciiTheme="majorBidi" w:hAnsiTheme="majorBidi" w:cstheme="majorBidi"/>
@@ -11721,14 +13965,26 @@
           <w:shd w:val="clear" w:color="auto" w:fill="FFFFFF"/>
         </w:rPr>
       </w:pPr>
+      <w:proofErr w:type="spellStart"/>
       <w:r>
         <w:rPr>
           <w:rFonts w:asciiTheme="majorBidi" w:hAnsiTheme="majorBidi" w:cstheme="majorBidi"/>
           <w:color w:val="196B24" w:themeColor="accent3"/>
           <w:shd w:val="clear" w:color="auto" w:fill="FFFFFF"/>
         </w:rPr>
-        <w:t>model_framework_targets.R</w:t>
-      </w:r>
+        <w:t>model_framework_</w:t>
+      </w:r>
+      <w:proofErr w:type="gramStart"/>
+      <w:r>
+        <w:rPr>
+          <w:rFonts w:asciiTheme="majorBidi" w:hAnsiTheme="majorBidi" w:cstheme="majorBidi"/>
+          <w:color w:val="196B24" w:themeColor="accent3"/>
+          <w:shd w:val="clear" w:color="auto" w:fill="FFFFFF"/>
+        </w:rPr>
+        <w:t>targets.R</w:t>
+      </w:r>
+      <w:proofErr w:type="spellEnd"/>
+      <w:proofErr w:type="gramEnd"/>
     </w:p>
     <w:p>
       <w:pPr>
@@ -11861,11 +14117,19 @@
         </w:rPr>
         <w:t xml:space="preserve">fit with </w:t>
       </w:r>
-      <w:r>
-        <w:rPr>
-          <w:rFonts w:asciiTheme="majorBidi" w:hAnsiTheme="majorBidi" w:cstheme="majorBidi"/>
-        </w:rPr>
-        <w:t>xgboost.</w:t>
+      <w:proofErr w:type="spellStart"/>
+      <w:r>
+        <w:rPr>
+          <w:rFonts w:asciiTheme="majorBidi" w:hAnsiTheme="majorBidi" w:cstheme="majorBidi"/>
+        </w:rPr>
+        <w:t>xgboost</w:t>
+      </w:r>
+      <w:proofErr w:type="spellEnd"/>
+      <w:r>
+        <w:rPr>
+          <w:rFonts w:asciiTheme="majorBidi" w:hAnsiTheme="majorBidi" w:cstheme="majorBidi"/>
+        </w:rPr>
+        <w:t>.</w:t>
       </w:r>
       <w:r>
         <w:rPr>
@@ -11879,25 +14143,74 @@
         </w:rPr>
         <w:t xml:space="preserve">See functions </w:t>
       </w:r>
+      <w:proofErr w:type="spellStart"/>
       <w:r>
         <w:rPr>
           <w:rFonts w:asciiTheme="majorBidi" w:hAnsiTheme="majorBidi" w:cstheme="majorBidi"/>
           <w:color w:val="BF4E14" w:themeColor="accent2" w:themeShade="BF"/>
         </w:rPr>
-        <w:t>make_recipe()</w:t>
-      </w:r>
-      <w:r>
-        <w:rPr>
-          <w:rFonts w:asciiTheme="majorBidi" w:hAnsiTheme="majorBidi" w:cstheme="majorBidi"/>
-        </w:rPr>
-        <w:t xml:space="preserve">, and </w:t>
-      </w:r>
+        <w:t>make_</w:t>
+      </w:r>
+      <w:proofErr w:type="gramStart"/>
       <w:r>
         <w:rPr>
           <w:rFonts w:asciiTheme="majorBidi" w:hAnsiTheme="majorBidi" w:cstheme="majorBidi"/>
           <w:color w:val="BF4E14" w:themeColor="accent2" w:themeShade="BF"/>
         </w:rPr>
-        <w:t xml:space="preserve">make_model() </w:t>
+        <w:t>recipe</w:t>
+      </w:r>
+      <w:proofErr w:type="spellEnd"/>
+      <w:r>
+        <w:rPr>
+          <w:rFonts w:asciiTheme="majorBidi" w:hAnsiTheme="majorBidi" w:cstheme="majorBidi"/>
+          <w:color w:val="BF4E14" w:themeColor="accent2" w:themeShade="BF"/>
+        </w:rPr>
+        <w:t>()</w:t>
+      </w:r>
+      <w:r>
+        <w:rPr>
+          <w:rFonts w:asciiTheme="majorBidi" w:hAnsiTheme="majorBidi" w:cstheme="majorBidi"/>
+        </w:rPr>
+        <w:t>, and</w:t>
+      </w:r>
+      <w:proofErr w:type="gramEnd"/>
+      <w:r>
+        <w:rPr>
+          <w:rFonts w:asciiTheme="majorBidi" w:hAnsiTheme="majorBidi" w:cstheme="majorBidi"/>
+        </w:rPr>
+        <w:t xml:space="preserve"> </w:t>
+      </w:r>
+      <w:proofErr w:type="spellStart"/>
+      <w:r>
+        <w:rPr>
+          <w:rFonts w:asciiTheme="majorBidi" w:hAnsiTheme="majorBidi" w:cstheme="majorBidi"/>
+          <w:color w:val="BF4E14" w:themeColor="accent2" w:themeShade="BF"/>
+        </w:rPr>
+        <w:t>make_</w:t>
+      </w:r>
+      <w:proofErr w:type="gramStart"/>
+      <w:r>
+        <w:rPr>
+          <w:rFonts w:asciiTheme="majorBidi" w:hAnsiTheme="majorBidi" w:cstheme="majorBidi"/>
+          <w:color w:val="BF4E14" w:themeColor="accent2" w:themeShade="BF"/>
+        </w:rPr>
+        <w:t>model</w:t>
+      </w:r>
+      <w:proofErr w:type="spellEnd"/>
+      <w:r>
+        <w:rPr>
+          <w:rFonts w:asciiTheme="majorBidi" w:hAnsiTheme="majorBidi" w:cstheme="majorBidi"/>
+          <w:color w:val="BF4E14" w:themeColor="accent2" w:themeShade="BF"/>
+        </w:rPr>
+        <w:t>(</w:t>
+      </w:r>
+      <w:proofErr w:type="gramEnd"/>
+      <w:r>
+        <w:rPr>
+          <w:rFonts w:asciiTheme="majorBidi" w:hAnsiTheme="majorBidi" w:cstheme="majorBidi"/>
+          <w:color w:val="BF4E14" w:themeColor="accent2" w:themeShade="BF"/>
+        </w:rPr>
+        <w:t xml:space="preserve">) </w:t>
       </w:r>
       <w:r>
         <w:rPr>
@@ -11939,7 +14252,49 @@
         <w:rPr>
           <w:rFonts w:asciiTheme="majorBidi" w:hAnsiTheme="majorBidi" w:cstheme="majorBidi"/>
         </w:rPr>
-        <w:t>The current model is rather simple, further development is likely warranted (e.g., interaction constraints to control feature relationships, monotonic constraints).</w:t>
+        <w:t>The model i</w:t>
+      </w:r>
+      <w:r>
+        <w:rPr>
+          <w:rFonts w:asciiTheme="majorBidi" w:hAnsiTheme="majorBidi" w:cstheme="majorBidi"/>
+        </w:rPr>
+        <w:t>tself is</w:t>
+      </w:r>
+      <w:r>
+        <w:rPr>
+          <w:rFonts w:asciiTheme="majorBidi" w:hAnsiTheme="majorBidi" w:cstheme="majorBidi"/>
+        </w:rPr>
+        <w:t xml:space="preserve"> rather </w:t>
+      </w:r>
+      <w:r>
+        <w:rPr>
+          <w:rFonts w:asciiTheme="majorBidi" w:hAnsiTheme="majorBidi" w:cstheme="majorBidi"/>
+        </w:rPr>
+        <w:t>“simple”</w:t>
+      </w:r>
+      <w:r>
+        <w:rPr>
+          <w:rFonts w:asciiTheme="majorBidi" w:hAnsiTheme="majorBidi" w:cstheme="majorBidi"/>
+        </w:rPr>
+        <w:t>;</w:t>
+      </w:r>
+      <w:r>
+        <w:rPr>
+          <w:rFonts w:asciiTheme="majorBidi" w:hAnsiTheme="majorBidi" w:cstheme="majorBidi"/>
+        </w:rPr>
+        <w:t xml:space="preserve"> further development is </w:t>
+      </w:r>
+      <w:r>
+        <w:rPr>
+          <w:rFonts w:asciiTheme="majorBidi" w:hAnsiTheme="majorBidi" w:cstheme="majorBidi"/>
+        </w:rPr>
+        <w:t>potentially</w:t>
+      </w:r>
+      <w:r>
+        <w:rPr>
+          <w:rFonts w:asciiTheme="majorBidi" w:hAnsiTheme="majorBidi" w:cstheme="majorBidi"/>
+        </w:rPr>
+        <w:t xml:space="preserve"> warranted (e.g., interaction constraints to control feature relationships, monotonic constraints).</w:t>
       </w:r>
     </w:p>
     <w:p>
@@ -11983,13 +14338,54 @@
         <w:rPr>
           <w:rFonts w:asciiTheme="majorBidi" w:hAnsiTheme="majorBidi" w:cstheme="majorBidi"/>
         </w:rPr>
-        <w:t xml:space="preserve">split the training data (data prior to some date, for now set to </w:t>
+        <w:t xml:space="preserve">split the training data </w:t>
+      </w:r>
+      <w:r>
+        <w:rPr>
+          <w:rFonts w:asciiTheme="majorBidi" w:hAnsiTheme="majorBidi" w:cstheme="majorBidi"/>
+        </w:rPr>
+        <w:lastRenderedPageBreak/>
+        <w:t xml:space="preserve">(data prior to some date, for now set to </w:t>
       </w:r>
       <w:r>
         <w:rPr>
           <w:rFonts w:asciiTheme="majorBidi" w:hAnsiTheme="majorBidi" w:cstheme="majorBidi"/>
         </w:rPr>
         <w:t>2020-12-19</w:t>
+      </w:r>
+      <w:r>
+        <w:rPr>
+          <w:rFonts w:asciiTheme="majorBidi" w:hAnsiTheme="majorBidi" w:cstheme="majorBidi"/>
+        </w:rPr>
+        <w:t xml:space="preserve">; </w:t>
+      </w:r>
+      <w:r>
+        <w:rPr>
+          <w:rFonts w:asciiTheme="majorBidi" w:hAnsiTheme="majorBidi" w:cstheme="majorBidi"/>
+          <w:b/>
+          <w:bCs/>
+          <w:color w:val="EE0000"/>
+          <w:shd w:val="clear" w:color="auto" w:fill="FFFFFF"/>
+        </w:rPr>
+        <w:t>Note:</w:t>
+      </w:r>
+      <w:r>
+        <w:rPr>
+          <w:rFonts w:asciiTheme="majorBidi" w:hAnsiTheme="majorBidi" w:cstheme="majorBidi"/>
+          <w:b/>
+          <w:bCs/>
+          <w:color w:val="EE0000"/>
+          <w:shd w:val="clear" w:color="auto" w:fill="FFFFFF"/>
+        </w:rPr>
+        <w:t xml:space="preserve"> </w:t>
+      </w:r>
+      <w:r>
+        <w:rPr>
+          <w:rFonts w:asciiTheme="majorBidi" w:hAnsiTheme="majorBidi" w:cstheme="majorBidi"/>
+          <w:color w:val="000000" w:themeColor="text1"/>
+          <w:shd w:val="clear" w:color="auto" w:fill="FFFFFF"/>
+        </w:rPr>
+        <w:t>as more data is obtained, this date could be moved forward in time for a longer training period</w:t>
       </w:r>
       <w:r>
         <w:rPr>
@@ -12089,7 +14485,19 @@
         <w:rPr>
           <w:rFonts w:asciiTheme="majorBidi" w:hAnsiTheme="majorBidi" w:cstheme="majorBidi"/>
         </w:rPr>
-        <w:t>leave-one-out “inner folds”, where the model is fit using N-1 spatial chunks and model performance is evaluated on the left out chunk</w:t>
+        <w:t xml:space="preserve">leave-one-out “inner folds”, where the model is fit using N-1 spatial chunks and model performance is evaluated on the </w:t>
+      </w:r>
+      <w:r>
+        <w:rPr>
+          <w:rFonts w:asciiTheme="majorBidi" w:hAnsiTheme="majorBidi" w:cstheme="majorBidi"/>
+        </w:rPr>
+        <w:t>left-out</w:t>
+      </w:r>
+      <w:r>
+        <w:rPr>
+          <w:rFonts w:asciiTheme="majorBidi" w:hAnsiTheme="majorBidi" w:cstheme="majorBidi"/>
+        </w:rPr>
+        <w:t xml:space="preserve"> chunk</w:t>
       </w:r>
       <w:r>
         <w:rPr>
@@ -12129,6 +14537,7 @@
         </w:rPr>
         <w:t xml:space="preserve">Data is folded in the target </w:t>
       </w:r>
+      <w:proofErr w:type="spellStart"/>
       <w:r>
         <w:rPr>
           <w:rFonts w:asciiTheme="majorBidi" w:hAnsiTheme="majorBidi" w:cstheme="majorBidi"/>
@@ -12136,6 +14545,7 @@
         </w:rPr>
         <w:t>folded_data_training_raw</w:t>
       </w:r>
+      <w:proofErr w:type="spellEnd"/>
       <w:r>
         <w:rPr>
           <w:rFonts w:asciiTheme="majorBidi" w:hAnsiTheme="majorBidi" w:cstheme="majorBidi"/>
@@ -12238,7 +14648,14 @@
           <w:rFonts w:asciiTheme="majorBidi" w:hAnsiTheme="majorBidi" w:cstheme="majorBidi"/>
           <w:color w:val="000000" w:themeColor="text1"/>
         </w:rPr>
-        <w:t>full grid of possible hyperparameters</w:t>
+        <w:t xml:space="preserve">“global” </w:t>
+      </w:r>
+      <w:r>
+        <w:rPr>
+          <w:rFonts w:asciiTheme="majorBidi" w:hAnsiTheme="majorBidi" w:cstheme="majorBidi"/>
+          <w:color w:val="000000" w:themeColor="text1"/>
+        </w:rPr>
+        <w:t>grid of possible hyperparameters</w:t>
       </w:r>
       <w:r>
         <w:rPr>
@@ -12247,12 +14664,21 @@
         </w:rPr>
         <w:t xml:space="preserve"> (which is set up with targets </w:t>
       </w:r>
+      <w:proofErr w:type="spellStart"/>
       <w:r>
         <w:rPr>
           <w:rFonts w:asciiTheme="majorBidi" w:hAnsiTheme="majorBidi" w:cstheme="majorBidi"/>
           <w:color w:val="215E99" w:themeColor="text2" w:themeTint="BF"/>
         </w:rPr>
-        <w:t xml:space="preserve">tune_pars </w:t>
+        <w:t>tune_pars</w:t>
+      </w:r>
+      <w:proofErr w:type="spellEnd"/>
+      <w:r>
+        <w:rPr>
+          <w:rFonts w:asciiTheme="majorBidi" w:hAnsiTheme="majorBidi" w:cstheme="majorBidi"/>
+          <w:color w:val="215E99" w:themeColor="text2" w:themeTint="BF"/>
+        </w:rPr>
+        <w:t xml:space="preserve"> </w:t>
       </w:r>
       <w:r>
         <w:rPr>
@@ -12261,6 +14687,7 @@
         </w:rPr>
         <w:t xml:space="preserve">and </w:t>
       </w:r>
+      <w:proofErr w:type="spellStart"/>
       <w:r>
         <w:rPr>
           <w:rFonts w:asciiTheme="majorBidi" w:hAnsiTheme="majorBidi" w:cstheme="majorBidi"/>
@@ -12268,6 +14695,7 @@
         </w:rPr>
         <w:t>tuning_grid</w:t>
       </w:r>
+      <w:proofErr w:type="spellEnd"/>
       <w:r>
         <w:rPr>
           <w:rFonts w:asciiTheme="majorBidi" w:hAnsiTheme="majorBidi" w:cstheme="majorBidi"/>
@@ -12294,6 +14722,13 @@
           <w:rFonts w:asciiTheme="majorBidi" w:hAnsiTheme="majorBidi" w:cstheme="majorBidi"/>
           <w:color w:val="000000" w:themeColor="text1"/>
         </w:rPr>
+        <w:t xml:space="preserve"> for each outer fold</w:t>
+      </w:r>
+      <w:r>
+        <w:rPr>
+          <w:rFonts w:asciiTheme="majorBidi" w:hAnsiTheme="majorBidi" w:cstheme="majorBidi"/>
+          <w:color w:val="000000" w:themeColor="text1"/>
+        </w:rPr>
         <w:t xml:space="preserve"> </w:t>
       </w:r>
       <w:r>
@@ -12301,27 +14736,68 @@
           <w:rFonts w:asciiTheme="majorBidi" w:hAnsiTheme="majorBidi" w:cstheme="majorBidi"/>
           <w:color w:val="000000" w:themeColor="text1"/>
         </w:rPr>
-        <w:t xml:space="preserve">performance is evaluated with a weighted logloss if </w:t>
-      </w:r>
-      <w:r>
-        <w:rPr>
-          <w:rFonts w:asciiTheme="majorBidi" w:hAnsiTheme="majorBidi" w:cstheme="majorBidi"/>
-          <w:color w:val="000000" w:themeColor="text1"/>
-        </w:rPr>
-        <w:t>there are no outbreaks in the left out spatial chunk and both the weighted logloss and precision recall area under the curve</w:t>
-      </w:r>
+        <w:t xml:space="preserve">performance is evaluated with a weighted </w:t>
+      </w:r>
+      <w:proofErr w:type="spellStart"/>
+      <w:r>
+        <w:rPr>
+          <w:rFonts w:asciiTheme="majorBidi" w:hAnsiTheme="majorBidi" w:cstheme="majorBidi"/>
+          <w:color w:val="000000" w:themeColor="text1"/>
+        </w:rPr>
+        <w:t>logloss</w:t>
+      </w:r>
+      <w:proofErr w:type="spellEnd"/>
+      <w:r>
+        <w:rPr>
+          <w:rFonts w:asciiTheme="majorBidi" w:hAnsiTheme="majorBidi" w:cstheme="majorBidi"/>
+          <w:color w:val="000000" w:themeColor="text1"/>
+        </w:rPr>
+        <w:t xml:space="preserve"> </w:t>
+      </w:r>
+      <w:r>
+        <w:rPr>
+          <w:rFonts w:asciiTheme="majorBidi" w:hAnsiTheme="majorBidi" w:cstheme="majorBidi"/>
+          <w:color w:val="000000" w:themeColor="text1"/>
+        </w:rPr>
+        <w:t xml:space="preserve">(see functions </w:t>
+      </w:r>
+      <w:proofErr w:type="spellStart"/>
       <w:r>
         <w:rPr>
           <w:rFonts w:asciiTheme="majorBidi" w:hAnsiTheme="majorBidi" w:cstheme="majorBidi"/>
           <w:color w:val="BF4E14" w:themeColor="accent2" w:themeShade="BF"/>
         </w:rPr>
-        <w:t xml:space="preserve"> yardstick::pr_auc()</w:t>
-      </w:r>
+        <w:t>compute_metrics_</w:t>
+      </w:r>
+      <w:proofErr w:type="gramStart"/>
       <w:r>
         <w:rPr>
           <w:rFonts w:asciiTheme="majorBidi" w:hAnsiTheme="majorBidi" w:cstheme="majorBidi"/>
           <w:color w:val="BF4E14" w:themeColor="accent2" w:themeShade="BF"/>
         </w:rPr>
+        <w:t>vec</w:t>
+      </w:r>
+      <w:proofErr w:type="spellEnd"/>
+      <w:r>
+        <w:rPr>
+          <w:rFonts w:asciiTheme="majorBidi" w:hAnsiTheme="majorBidi" w:cstheme="majorBidi"/>
+          <w:color w:val="BF4E14" w:themeColor="accent2" w:themeShade="BF"/>
+        </w:rPr>
+        <w:t>(</w:t>
+      </w:r>
+      <w:proofErr w:type="gramEnd"/>
+      <w:r>
+        <w:rPr>
+          <w:rFonts w:asciiTheme="majorBidi" w:hAnsiTheme="majorBidi" w:cstheme="majorBidi"/>
+          <w:color w:val="BF4E14" w:themeColor="accent2" w:themeShade="BF"/>
+        </w:rPr>
+        <w:t>)</w:t>
+      </w:r>
+      <w:r>
+        <w:rPr>
+          <w:rFonts w:asciiTheme="majorBidi" w:hAnsiTheme="majorBidi" w:cstheme="majorBidi"/>
+          <w:color w:val="BF4E14" w:themeColor="accent2" w:themeShade="BF"/>
+        </w:rPr>
         <w:t xml:space="preserve"> </w:t>
       </w:r>
       <w:r>
@@ -12329,35 +14805,39 @@
           <w:rFonts w:asciiTheme="majorBidi" w:hAnsiTheme="majorBidi" w:cstheme="majorBidi"/>
           <w:color w:val="000000" w:themeColor="text1"/>
         </w:rPr>
-        <w:t>if there are some outbreaks</w:t>
-      </w:r>
-      <w:r>
-        <w:rPr>
-          <w:rFonts w:asciiTheme="majorBidi" w:hAnsiTheme="majorBidi" w:cstheme="majorBidi"/>
-          <w:color w:val="000000" w:themeColor="text1"/>
-        </w:rPr>
-        <w:t xml:space="preserve"> (see function </w:t>
-      </w:r>
+        <w:t xml:space="preserve">and </w:t>
+      </w:r>
+      <w:proofErr w:type="spellStart"/>
       <w:r>
         <w:rPr>
           <w:rFonts w:asciiTheme="majorBidi" w:hAnsiTheme="majorBidi" w:cstheme="majorBidi"/>
           <w:color w:val="BF4E14" w:themeColor="accent2" w:themeShade="BF"/>
         </w:rPr>
-        <w:t xml:space="preserve">compute_metrics_vec() </w:t>
-      </w:r>
-      <w:r>
-        <w:rPr>
-          <w:rFonts w:asciiTheme="majorBidi" w:hAnsiTheme="majorBidi" w:cstheme="majorBidi"/>
-          <w:color w:val="000000" w:themeColor="text1"/>
-        </w:rPr>
-        <w:t xml:space="preserve">called from within, for example, target </w:t>
-      </w:r>
-      <w:r>
-        <w:rPr>
-          <w:rFonts w:asciiTheme="majorBidi" w:hAnsiTheme="majorBidi" w:cstheme="majorBidi"/>
-          <w:color w:val="215E99" w:themeColor="text2" w:themeTint="BF"/>
-        </w:rPr>
-        <w:t>tuned_results_per_outer_fold</w:t>
+        <w:t>finalize_hyperparameters_from_</w:t>
+      </w:r>
+      <w:proofErr w:type="gramStart"/>
+      <w:r>
+        <w:rPr>
+          <w:rFonts w:asciiTheme="majorBidi" w:hAnsiTheme="majorBidi" w:cstheme="majorBidi"/>
+          <w:color w:val="BF4E14" w:themeColor="accent2" w:themeShade="BF"/>
+        </w:rPr>
+        <w:t>inner</w:t>
+      </w:r>
+      <w:proofErr w:type="spellEnd"/>
+      <w:r>
+        <w:rPr>
+          <w:rFonts w:asciiTheme="majorBidi" w:hAnsiTheme="majorBidi" w:cstheme="majorBidi"/>
+          <w:color w:val="BF4E14" w:themeColor="accent2" w:themeShade="BF"/>
+        </w:rPr>
+        <w:t>(</w:t>
+      </w:r>
+      <w:proofErr w:type="gramEnd"/>
+      <w:r>
+        <w:rPr>
+          <w:rFonts w:asciiTheme="majorBidi" w:hAnsiTheme="majorBidi" w:cstheme="majorBidi"/>
+          <w:color w:val="BF4E14" w:themeColor="accent2" w:themeShade="BF"/>
+        </w:rPr>
+        <w:t>)</w:t>
       </w:r>
       <w:r>
         <w:rPr>
@@ -12365,65 +14845,6 @@
           <w:color w:val="000000" w:themeColor="text1"/>
         </w:rPr>
         <w:t xml:space="preserve">. </w:t>
-      </w:r>
-      <w:r>
-        <w:rPr>
-          <w:rFonts w:asciiTheme="majorBidi" w:hAnsiTheme="majorBidi" w:cstheme="majorBidi"/>
-          <w:color w:val="000000" w:themeColor="text1"/>
-        </w:rPr>
-        <w:t>F</w:t>
-      </w:r>
-      <w:r>
-        <w:rPr>
-          <w:rFonts w:asciiTheme="majorBidi" w:hAnsiTheme="majorBidi" w:cstheme="majorBidi"/>
-          <w:color w:val="000000" w:themeColor="text1"/>
-        </w:rPr>
-        <w:t>or each outer fold</w:t>
-      </w:r>
-      <w:r>
-        <w:rPr>
-          <w:rFonts w:asciiTheme="majorBidi" w:hAnsiTheme="majorBidi" w:cstheme="majorBidi"/>
-          <w:color w:val="000000" w:themeColor="text1"/>
-        </w:rPr>
-        <w:t>,</w:t>
-      </w:r>
-      <w:r>
-        <w:rPr>
-          <w:rFonts w:asciiTheme="majorBidi" w:hAnsiTheme="majorBidi" w:cstheme="majorBidi"/>
-          <w:color w:val="000000" w:themeColor="text1"/>
-        </w:rPr>
-        <w:t xml:space="preserve"> the best </w:t>
-      </w:r>
-      <w:r>
-        <w:rPr>
-          <w:rFonts w:asciiTheme="majorBidi" w:hAnsiTheme="majorBidi" w:cstheme="majorBidi"/>
-          <w:color w:val="000000" w:themeColor="text1"/>
-        </w:rPr>
-        <w:t xml:space="preserve">hyperparameter set is chosen given choices for how these metrics are weighted (given emphasis on predicting 1s). In </w:t>
-      </w:r>
-      <w:r>
-        <w:rPr>
-          <w:rFonts w:asciiTheme="majorBidi" w:hAnsiTheme="majorBidi" w:cstheme="majorBidi"/>
-          <w:color w:val="000000" w:themeColor="text1"/>
-        </w:rPr>
-        <w:lastRenderedPageBreak/>
-        <w:t xml:space="preserve">this inner fold training, the “test” data for the outer fold is not yet used (as shown in </w:t>
-      </w:r>
-      <w:r>
-        <w:rPr>
-          <w:rFonts w:asciiTheme="majorBidi" w:hAnsiTheme="majorBidi" w:cstheme="majorBidi"/>
-          <w:b/>
-          <w:bCs/>
-          <w:color w:val="000000" w:themeColor="text1"/>
-        </w:rPr>
-        <w:t>Figure 1</w:t>
-      </w:r>
-      <w:r>
-        <w:rPr>
-          <w:rFonts w:asciiTheme="majorBidi" w:hAnsiTheme="majorBidi" w:cstheme="majorBidi"/>
-          <w:color w:val="000000" w:themeColor="text1"/>
-        </w:rPr>
-        <w:t>).</w:t>
       </w:r>
     </w:p>
     <w:p>
@@ -12442,12 +14863,187 @@
           <w:rFonts w:asciiTheme="majorBidi" w:hAnsiTheme="majorBidi" w:cstheme="majorBidi"/>
           <w:color w:val="000000" w:themeColor="text1"/>
         </w:rPr>
-        <w:t>Each outer fold is then fit with the best hyperparameter set for that outer fold based on the training across inner folds, with performance being evaluated on the “test” data. The single best hyperparameter set (chosen using the same method as previously) is now chosen as the overall best set for model fitting.</w:t>
+        <w:t>The best few hyperparameter sets are chosen and a “local” grid around these hyperparameters is built. The tuning process repeats.</w:t>
       </w:r>
     </w:p>
     <w:p>
       <w:pPr>
-        <w:ind w:left="360"/>
+        <w:pStyle w:val="ListParagraph"/>
+        <w:numPr>
+          <w:ilvl w:val="0"/>
+          <w:numId w:val="30"/>
+        </w:numPr>
+        <w:rPr>
+          <w:rFonts w:asciiTheme="majorBidi" w:hAnsiTheme="majorBidi" w:cstheme="majorBidi"/>
+        </w:rPr>
+      </w:pPr>
+      <w:r>
+        <w:rPr>
+          <w:rFonts w:asciiTheme="majorBidi" w:hAnsiTheme="majorBidi" w:cstheme="majorBidi"/>
+          <w:color w:val="000000" w:themeColor="text1"/>
+        </w:rPr>
+        <w:t xml:space="preserve">The best hyperparameter set is chosen across all sets across all inner folds -by- outer folds in function </w:t>
+      </w:r>
+      <w:proofErr w:type="spellStart"/>
+      <w:r>
+        <w:rPr>
+          <w:rFonts w:asciiTheme="majorBidi" w:hAnsiTheme="majorBidi" w:cstheme="majorBidi"/>
+          <w:color w:val="BF4E14" w:themeColor="accent2" w:themeShade="BF"/>
+        </w:rPr>
+        <w:t>finalize_hyperparameters_from_</w:t>
+      </w:r>
+      <w:proofErr w:type="gramStart"/>
+      <w:r>
+        <w:rPr>
+          <w:rFonts w:asciiTheme="majorBidi" w:hAnsiTheme="majorBidi" w:cstheme="majorBidi"/>
+          <w:color w:val="BF4E14" w:themeColor="accent2" w:themeShade="BF"/>
+        </w:rPr>
+        <w:t>inner</w:t>
+      </w:r>
+      <w:proofErr w:type="spellEnd"/>
+      <w:r>
+        <w:rPr>
+          <w:rFonts w:asciiTheme="majorBidi" w:hAnsiTheme="majorBidi" w:cstheme="majorBidi"/>
+          <w:color w:val="BF4E14" w:themeColor="accent2" w:themeShade="BF"/>
+        </w:rPr>
+        <w:t>(</w:t>
+      </w:r>
+      <w:proofErr w:type="gramEnd"/>
+      <w:r>
+        <w:rPr>
+          <w:rFonts w:asciiTheme="majorBidi" w:hAnsiTheme="majorBidi" w:cstheme="majorBidi"/>
+          <w:color w:val="BF4E14" w:themeColor="accent2" w:themeShade="BF"/>
+        </w:rPr>
+        <w:t>)</w:t>
+      </w:r>
+      <w:r>
+        <w:rPr>
+          <w:rFonts w:asciiTheme="majorBidi" w:hAnsiTheme="majorBidi" w:cstheme="majorBidi"/>
+          <w:color w:val="000000" w:themeColor="text1"/>
+        </w:rPr>
+        <w:t xml:space="preserve">. </w:t>
+      </w:r>
+      <w:r>
+        <w:rPr>
+          <w:rFonts w:asciiTheme="majorBidi" w:hAnsiTheme="majorBidi" w:cstheme="majorBidi"/>
+          <w:color w:val="000000" w:themeColor="text1"/>
+        </w:rPr>
+        <w:t>A</w:t>
+      </w:r>
+      <w:r>
+        <w:rPr>
+          <w:rFonts w:asciiTheme="majorBidi" w:hAnsiTheme="majorBidi" w:cstheme="majorBidi"/>
+          <w:color w:val="000000" w:themeColor="text1"/>
+        </w:rPr>
+        <w:t xml:space="preserve"> single best hyperparameter set </w:t>
+      </w:r>
+      <w:r>
+        <w:rPr>
+          <w:rFonts w:asciiTheme="majorBidi" w:hAnsiTheme="majorBidi" w:cstheme="majorBidi"/>
+          <w:color w:val="000000" w:themeColor="text1"/>
+        </w:rPr>
+        <w:t xml:space="preserve">is used </w:t>
+      </w:r>
+      <w:r>
+        <w:rPr>
+          <w:rFonts w:asciiTheme="majorBidi" w:hAnsiTheme="majorBidi" w:cstheme="majorBidi"/>
+          <w:color w:val="000000" w:themeColor="text1"/>
+        </w:rPr>
+        <w:t>for model fitting.</w:t>
+      </w:r>
+    </w:p>
+    <w:p>
+      <w:pPr>
+        <w:rPr>
+          <w:rFonts w:asciiTheme="majorBidi" w:hAnsiTheme="majorBidi" w:cstheme="majorBidi"/>
+          <w:b/>
+          <w:bCs/>
+          <w:color w:val="BF4E14" w:themeColor="accent2" w:themeShade="BF"/>
+          <w:shd w:val="clear" w:color="auto" w:fill="FFFFFF"/>
+        </w:rPr>
+      </w:pPr>
+      <w:r>
+        <w:rPr>
+          <w:rFonts w:asciiTheme="majorBidi" w:hAnsiTheme="majorBidi" w:cstheme="majorBidi"/>
+          <w:b/>
+          <w:bCs/>
+          <w:color w:val="EE0000"/>
+        </w:rPr>
+        <w:t xml:space="preserve">Note: </w:t>
+      </w:r>
+      <w:r>
+        <w:rPr>
+          <w:rFonts w:asciiTheme="majorBidi" w:hAnsiTheme="majorBidi" w:cstheme="majorBidi"/>
+          <w:color w:val="000000" w:themeColor="text1"/>
+        </w:rPr>
+        <w:t>For</w:t>
+      </w:r>
+      <w:r>
+        <w:rPr>
+          <w:rFonts w:asciiTheme="majorBidi" w:hAnsiTheme="majorBidi" w:cstheme="majorBidi"/>
+          <w:b/>
+          <w:bCs/>
+          <w:color w:val="000000" w:themeColor="text1"/>
+        </w:rPr>
+        <w:t xml:space="preserve"> </w:t>
+      </w:r>
+      <w:r>
+        <w:rPr>
+          <w:rFonts w:asciiTheme="majorBidi" w:hAnsiTheme="majorBidi" w:cstheme="majorBidi"/>
+          <w:color w:val="000000" w:themeColor="text1"/>
+        </w:rPr>
+        <w:t xml:space="preserve">just monthly forecasting, machinery exists to simply reuse the tuning from a previous “tuning run”. See </w:t>
+      </w:r>
+      <w:proofErr w:type="gramStart"/>
+      <w:r>
+        <w:rPr>
+          <w:rFonts w:asciiTheme="majorBidi" w:hAnsiTheme="majorBidi" w:cstheme="majorBidi"/>
+          <w:color w:val="000000" w:themeColor="text1"/>
+        </w:rPr>
+        <w:t xml:space="preserve">the </w:t>
+      </w:r>
+      <w:r>
+        <w:rPr>
+          <w:rFonts w:asciiTheme="majorBidi" w:hAnsiTheme="majorBidi" w:cstheme="majorBidi"/>
+          <w:color w:val="3A7C22" w:themeColor="accent6" w:themeShade="BF"/>
+        </w:rPr>
+        <w:t>.env</w:t>
+      </w:r>
+      <w:proofErr w:type="gramEnd"/>
+      <w:r>
+        <w:rPr>
+          <w:rFonts w:asciiTheme="majorBidi" w:hAnsiTheme="majorBidi" w:cstheme="majorBidi"/>
+          <w:color w:val="000000" w:themeColor="text1"/>
+        </w:rPr>
+        <w:t xml:space="preserve"> variable </w:t>
+      </w:r>
+      <w:r>
+        <w:rPr>
+          <w:rFonts w:asciiTheme="majorBidi" w:hAnsiTheme="majorBidi" w:cstheme="majorBidi"/>
+          <w:color w:val="BF4E14" w:themeColor="accent2" w:themeShade="BF"/>
+          <w:shd w:val="clear" w:color="auto" w:fill="FFFFFF"/>
+        </w:rPr>
+        <w:t>PURPOSE</w:t>
+      </w:r>
+      <w:r>
+        <w:rPr>
+          <w:rFonts w:asciiTheme="majorBidi" w:hAnsiTheme="majorBidi" w:cstheme="majorBidi"/>
+          <w:color w:val="BF4E14" w:themeColor="accent2" w:themeShade="BF"/>
+          <w:shd w:val="clear" w:color="auto" w:fill="FFFFFF"/>
+        </w:rPr>
+        <w:t>=forecast</w:t>
+      </w:r>
+      <w:r>
+        <w:rPr>
+          <w:rFonts w:asciiTheme="majorBidi" w:hAnsiTheme="majorBidi" w:cstheme="majorBidi"/>
+          <w:color w:val="000000" w:themeColor="text1"/>
+          <w:shd w:val="clear" w:color="auto" w:fill="FFFFFF"/>
+        </w:rPr>
+        <w:t>.</w:t>
+      </w:r>
+    </w:p>
+    <w:p>
+      <w:pPr>
         <w:rPr>
           <w:rFonts w:asciiTheme="majorBidi" w:hAnsiTheme="majorBidi" w:cstheme="majorBidi"/>
         </w:rPr>
@@ -12918,11 +15514,19 @@
         </w:rPr>
         <w:t xml:space="preserve">, forecasts for each date in the </w:t>
       </w:r>
-      <w:r>
-        <w:rPr>
-          <w:rFonts w:asciiTheme="majorBidi" w:hAnsiTheme="majorBidi" w:cstheme="majorBidi"/>
-        </w:rPr>
-        <w:t xml:space="preserve">5 month evaluation period </w:t>
+      <w:proofErr w:type="gramStart"/>
+      <w:r>
+        <w:rPr>
+          <w:rFonts w:asciiTheme="majorBidi" w:hAnsiTheme="majorBidi" w:cstheme="majorBidi"/>
+        </w:rPr>
+        <w:t>5 month</w:t>
+      </w:r>
+      <w:proofErr w:type="gramEnd"/>
+      <w:r>
+        <w:rPr>
+          <w:rFonts w:asciiTheme="majorBidi" w:hAnsiTheme="majorBidi" w:cstheme="majorBidi"/>
+        </w:rPr>
+        <w:t xml:space="preserve"> evaluation period </w:t>
       </w:r>
       <w:r>
         <w:rPr>
@@ -12995,7 +15599,35 @@
         <w:rPr>
           <w:rFonts w:asciiTheme="majorBidi" w:hAnsiTheme="majorBidi" w:cstheme="majorBidi"/>
         </w:rPr>
-        <w:t xml:space="preserve">, there is some overlap in the same forecasts windows between consecutive dates. We do not think this is a big issue, but is something to keep in mind. </w:t>
+        <w:t xml:space="preserve">, there is some overlap in the same </w:t>
+      </w:r>
+      <w:proofErr w:type="gramStart"/>
+      <w:r>
+        <w:rPr>
+          <w:rFonts w:asciiTheme="majorBidi" w:hAnsiTheme="majorBidi" w:cstheme="majorBidi"/>
+        </w:rPr>
+        <w:t>forecasts</w:t>
+      </w:r>
+      <w:proofErr w:type="gramEnd"/>
+      <w:r>
+        <w:rPr>
+          <w:rFonts w:asciiTheme="majorBidi" w:hAnsiTheme="majorBidi" w:cstheme="majorBidi"/>
+        </w:rPr>
+        <w:t xml:space="preserve"> windows between consecutive dates. We do not think this is a big </w:t>
+      </w:r>
+      <w:proofErr w:type="gramStart"/>
+      <w:r>
+        <w:rPr>
+          <w:rFonts w:asciiTheme="majorBidi" w:hAnsiTheme="majorBidi" w:cstheme="majorBidi"/>
+        </w:rPr>
+        <w:t>issue, but</w:t>
+      </w:r>
+      <w:proofErr w:type="gramEnd"/>
+      <w:r>
+        <w:rPr>
+          <w:rFonts w:asciiTheme="majorBidi" w:hAnsiTheme="majorBidi" w:cstheme="majorBidi"/>
+        </w:rPr>
+        <w:t xml:space="preserve"> is something to keep in mind. </w:t>
       </w:r>
       <w:r>
         <w:rPr>
@@ -13024,80 +15656,11 @@
           <w:rFonts w:asciiTheme="majorBidi" w:hAnsiTheme="majorBidi" w:cstheme="majorBidi"/>
         </w:rPr>
       </w:pPr>
-    </w:p>
-    <w:p>
-      <w:pPr>
-        <w:rPr>
-          <w:rFonts w:asciiTheme="majorBidi" w:hAnsiTheme="majorBidi" w:cstheme="majorBidi"/>
-        </w:rPr>
-      </w:pPr>
-    </w:p>
-    <w:p>
-      <w:pPr>
-        <w:rPr>
-          <w:rFonts w:asciiTheme="majorBidi" w:hAnsiTheme="majorBidi" w:cstheme="majorBidi"/>
-        </w:rPr>
-      </w:pPr>
-    </w:p>
-    <w:p>
-      <w:pPr>
-        <w:rPr>
-          <w:rFonts w:asciiTheme="majorBidi" w:hAnsiTheme="majorBidi" w:cstheme="majorBidi"/>
-        </w:rPr>
-      </w:pPr>
-    </w:p>
-    <w:p>
-      <w:pPr>
-        <w:rPr>
-          <w:rFonts w:asciiTheme="majorBidi" w:hAnsiTheme="majorBidi" w:cstheme="majorBidi"/>
-        </w:rPr>
-      </w:pPr>
-    </w:p>
-    <w:p>
-      <w:pPr>
-        <w:rPr>
-          <w:rFonts w:asciiTheme="majorBidi" w:hAnsiTheme="majorBidi" w:cstheme="majorBidi"/>
-        </w:rPr>
-      </w:pPr>
-    </w:p>
-    <w:p>
-      <w:pPr>
-        <w:rPr>
-          <w:rFonts w:asciiTheme="majorBidi" w:hAnsiTheme="majorBidi" w:cstheme="majorBidi"/>
-        </w:rPr>
-      </w:pPr>
-    </w:p>
-    <w:p>
-      <w:pPr>
-        <w:rPr>
-          <w:rFonts w:asciiTheme="majorBidi" w:hAnsiTheme="majorBidi" w:cstheme="majorBidi"/>
-        </w:rPr>
-      </w:pPr>
-    </w:p>
-    <w:p>
-      <w:pPr>
-        <w:rPr>
-          <w:rFonts w:asciiTheme="majorBidi" w:hAnsiTheme="majorBidi" w:cstheme="majorBidi"/>
-        </w:rPr>
-      </w:pPr>
-    </w:p>
-    <w:p>
-      <w:pPr>
-        <w:rPr>
-          <w:rFonts w:asciiTheme="majorBidi" w:hAnsiTheme="majorBidi" w:cstheme="majorBidi"/>
-        </w:rPr>
-      </w:pPr>
-    </w:p>
-    <w:p>
-      <w:pPr>
-        <w:rPr>
-          <w:rFonts w:asciiTheme="majorBidi" w:hAnsiTheme="majorBidi" w:cstheme="majorBidi"/>
-        </w:rPr>
-      </w:pPr>
       <w:r>
         <w:rPr>
           <w:noProof/>
         </w:rPr>
+        <w:lastRenderedPageBreak/>
         <w:drawing>
           <wp:anchor distT="0" distB="0" distL="114300" distR="114300" simplePos="0" relativeHeight="251657216" behindDoc="1" locked="0" layoutInCell="1" allowOverlap="1" wp14:anchorId="0B96C624" wp14:editId="45BC284A">
             <wp:simplePos x="0" y="0"/>
@@ -13398,7 +15961,21 @@
         <w:rPr>
           <w:rFonts w:asciiTheme="majorBidi" w:hAnsiTheme="majorBidi" w:cstheme="majorBidi"/>
         </w:rPr>
-        <w:t>and model performance is evaluated on the left out chunk</w:t>
+        <w:t xml:space="preserve">and model performance is evaluated on the </w:t>
+      </w:r>
+      <w:proofErr w:type="gramStart"/>
+      <w:r>
+        <w:rPr>
+          <w:rFonts w:asciiTheme="majorBidi" w:hAnsiTheme="majorBidi" w:cstheme="majorBidi"/>
+        </w:rPr>
+        <w:t>left out</w:t>
+      </w:r>
+      <w:proofErr w:type="gramEnd"/>
+      <w:r>
+        <w:rPr>
+          <w:rFonts w:asciiTheme="majorBidi" w:hAnsiTheme="majorBidi" w:cstheme="majorBidi"/>
+        </w:rPr>
+        <w:t xml:space="preserve"> chunk</w:t>
       </w:r>
       <w:r>
         <w:rPr>
@@ -13435,14 +16012,14 @@
     <w:p/>
     <w:p/>
     <w:p/>
-    <w:p/>
     <w:p>
       <w:r>
         <w:rPr>
           <w:noProof/>
         </w:rPr>
+        <w:lastRenderedPageBreak/>
         <w:drawing>
-          <wp:anchor distT="0" distB="0" distL="114300" distR="114300" simplePos="0" relativeHeight="251658240" behindDoc="1" locked="0" layoutInCell="1" allowOverlap="1" wp14:anchorId="1D489B3F" wp14:editId="52C623BA">
+          <wp:anchor distT="0" distB="0" distL="114300" distR="114300" simplePos="0" relativeHeight="251658240" behindDoc="1" locked="0" layoutInCell="1" allowOverlap="1" wp14:anchorId="1D489B3F" wp14:editId="2FE9A6F4">
             <wp:simplePos x="0" y="0"/>
             <wp:positionH relativeFrom="column">
               <wp:posOffset>-204470</wp:posOffset>
@@ -13821,12 +16398,14 @@
         </w:rPr>
         <w:t xml:space="preserve">, </w:t>
       </w:r>
+      <w:proofErr w:type="spellStart"/>
       <w:r>
         <w:rPr>
           <w:rFonts w:ascii="Miriam Fixed" w:hAnsi="Miriam Fixed" w:cs="Miriam Fixed" w:hint="cs"/>
         </w:rPr>
         <w:t>tidymodels</w:t>
       </w:r>
+      <w:proofErr w:type="spellEnd"/>
       <w:r>
         <w:rPr>
           <w:rFonts w:asciiTheme="majorBidi" w:hAnsiTheme="majorBidi" w:cstheme="majorBidi"/>
@@ -13898,6 +16477,7 @@
           <w:iCs/>
         </w:rPr>
       </w:pPr>
+      <w:proofErr w:type="spellStart"/>
       <w:r>
         <w:rPr>
           <w:rFonts w:asciiTheme="majorBidi" w:hAnsiTheme="majorBidi" w:cstheme="majorBidi"/>
@@ -13905,9 +16485,9 @@
           <w:iCs/>
           <w:color w:val="215E99" w:themeColor="text2" w:themeTint="BF"/>
         </w:rPr>
-        <w:lastRenderedPageBreak/>
         <w:t>model_data_targets</w:t>
       </w:r>
+      <w:proofErr w:type="spellEnd"/>
       <w:r>
         <w:rPr>
           <w:rFonts w:asciiTheme="majorBidi" w:hAnsiTheme="majorBidi" w:cstheme="majorBidi"/>
@@ -13956,6 +16536,7 @@
           <w:iCs/>
         </w:rPr>
       </w:pPr>
+      <w:proofErr w:type="spellStart"/>
       <w:r>
         <w:rPr>
           <w:rFonts w:asciiTheme="majorBidi" w:hAnsiTheme="majorBidi" w:cstheme="majorBidi"/>
@@ -13965,6 +16546,7 @@
         </w:rPr>
         <w:t>cross_validation_targets</w:t>
       </w:r>
+      <w:proofErr w:type="spellEnd"/>
       <w:r>
         <w:rPr>
           <w:rFonts w:asciiTheme="majorBidi" w:hAnsiTheme="majorBidi" w:cstheme="majorBidi"/>
@@ -14011,13 +16593,16 @@
           <w:iCs/>
         </w:rPr>
       </w:pPr>
+      <w:proofErr w:type="spellStart"/>
       <w:r>
         <w:rPr>
           <w:rFonts w:asciiTheme="majorBidi" w:hAnsiTheme="majorBidi" w:cstheme="majorBidi"/>
           <w:color w:val="215E99" w:themeColor="text2" w:themeTint="BF"/>
         </w:rPr>
+        <w:lastRenderedPageBreak/>
         <w:t>splitted_data</w:t>
       </w:r>
+      <w:proofErr w:type="spellEnd"/>
       <w:r>
         <w:rPr>
           <w:rFonts w:asciiTheme="majorBidi" w:hAnsiTheme="majorBidi" w:cstheme="majorBidi"/>
@@ -14063,6 +16648,7 @@
           <w:iCs/>
         </w:rPr>
       </w:pPr>
+      <w:proofErr w:type="spellStart"/>
       <w:r>
         <w:rPr>
           <w:rFonts w:asciiTheme="majorBidi" w:hAnsiTheme="majorBidi" w:cstheme="majorBidi"/>
@@ -14070,6 +16656,7 @@
         </w:rPr>
         <w:t>clustered_Africa_districts</w:t>
       </w:r>
+      <w:proofErr w:type="spellEnd"/>
       <w:r>
         <w:rPr>
           <w:rFonts w:asciiTheme="majorBidi" w:hAnsiTheme="majorBidi" w:cstheme="majorBidi"/>
@@ -14179,12 +16766,21 @@
           <w:iCs/>
         </w:rPr>
       </w:pPr>
+      <w:proofErr w:type="spellStart"/>
       <w:r>
         <w:rPr>
           <w:rFonts w:asciiTheme="majorBidi" w:hAnsiTheme="majorBidi" w:cstheme="majorBidi"/>
           <w:color w:val="215E99" w:themeColor="text2" w:themeTint="BF"/>
         </w:rPr>
-        <w:t xml:space="preserve">folded_data_training_raw </w:t>
+        <w:t>folded_data_training_raw</w:t>
+      </w:r>
+      <w:proofErr w:type="spellEnd"/>
+      <w:r>
+        <w:rPr>
+          <w:rFonts w:asciiTheme="majorBidi" w:hAnsiTheme="majorBidi" w:cstheme="majorBidi"/>
+          <w:color w:val="215E99" w:themeColor="text2" w:themeTint="BF"/>
+        </w:rPr>
+        <w:t xml:space="preserve"> </w:t>
       </w:r>
       <w:r>
         <w:rPr>
@@ -14192,6 +16788,7 @@
         </w:rPr>
         <w:t xml:space="preserve">+ </w:t>
       </w:r>
+      <w:proofErr w:type="spellStart"/>
       <w:r>
         <w:rPr>
           <w:rFonts w:asciiTheme="majorBidi" w:hAnsiTheme="majorBidi" w:cstheme="majorBidi"/>
@@ -14199,6 +16796,7 @@
         </w:rPr>
         <w:t>folded_data_training</w:t>
       </w:r>
+      <w:proofErr w:type="spellEnd"/>
       <w:r>
         <w:rPr>
           <w:rFonts w:asciiTheme="majorBidi" w:hAnsiTheme="majorBidi" w:cstheme="majorBidi"/>
@@ -14264,7 +16862,21 @@
         <w:rPr>
           <w:rFonts w:asciiTheme="majorBidi" w:hAnsiTheme="majorBidi" w:cstheme="majorBidi"/>
         </w:rPr>
-        <w:t xml:space="preserve"> outher folds </w:t>
+        <w:t xml:space="preserve"> </w:t>
+      </w:r>
+      <w:proofErr w:type="spellStart"/>
+      <w:r>
+        <w:rPr>
+          <w:rFonts w:asciiTheme="majorBidi" w:hAnsiTheme="majorBidi" w:cstheme="majorBidi"/>
+        </w:rPr>
+        <w:t>outher</w:t>
+      </w:r>
+      <w:proofErr w:type="spellEnd"/>
+      <w:r>
+        <w:rPr>
+          <w:rFonts w:asciiTheme="majorBidi" w:hAnsiTheme="majorBidi" w:cstheme="majorBidi"/>
+        </w:rPr>
+        <w:t xml:space="preserve"> folds </w:t>
       </w:r>
       <w:r>
         <w:rPr>
@@ -14278,12 +16890,21 @@
         </w:rPr>
         <w:t xml:space="preserve">too little data (controlled with arguments </w:t>
       </w:r>
+      <w:proofErr w:type="spellStart"/>
       <w:r>
         <w:rPr>
           <w:rFonts w:asciiTheme="majorBidi" w:hAnsiTheme="majorBidi" w:cstheme="majorBidi"/>
           <w:color w:val="BF4E14" w:themeColor="accent2" w:themeShade="BF"/>
         </w:rPr>
-        <w:t xml:space="preserve">epidemic_threshold_total </w:t>
+        <w:t>epidemic_threshold_total</w:t>
+      </w:r>
+      <w:proofErr w:type="spellEnd"/>
+      <w:r>
+        <w:rPr>
+          <w:rFonts w:asciiTheme="majorBidi" w:hAnsiTheme="majorBidi" w:cstheme="majorBidi"/>
+          <w:color w:val="BF4E14" w:themeColor="accent2" w:themeShade="BF"/>
+        </w:rPr>
+        <w:t xml:space="preserve"> </w:t>
       </w:r>
       <w:r>
         <w:rPr>
@@ -14291,6 +16912,7 @@
         </w:rPr>
         <w:t xml:space="preserve">and </w:t>
       </w:r>
+      <w:proofErr w:type="spellStart"/>
       <w:r>
         <w:rPr>
           <w:rFonts w:asciiTheme="majorBidi" w:hAnsiTheme="majorBidi" w:cstheme="majorBidi"/>
@@ -14298,6 +16920,7 @@
         </w:rPr>
         <w:t>epidemic_threshold_space</w:t>
       </w:r>
+      <w:proofErr w:type="spellEnd"/>
       <w:r>
         <w:rPr>
           <w:rFonts w:asciiTheme="majorBidi" w:hAnsiTheme="majorBidi" w:cstheme="majorBidi"/>
@@ -14324,6 +16947,7 @@
           <w:iCs/>
         </w:rPr>
       </w:pPr>
+      <w:proofErr w:type="spellStart"/>
       <w:r>
         <w:rPr>
           <w:rFonts w:asciiTheme="majorBidi" w:hAnsiTheme="majorBidi" w:cstheme="majorBidi"/>
@@ -14331,6 +16955,7 @@
         </w:rPr>
         <w:t>folded_data_testing</w:t>
       </w:r>
+      <w:proofErr w:type="spellEnd"/>
       <w:r>
         <w:rPr>
           <w:rFonts w:asciiTheme="majorBidi" w:hAnsiTheme="majorBidi" w:cstheme="majorBidi"/>
@@ -14394,6 +17019,7 @@
           <w:iCs/>
         </w:rPr>
       </w:pPr>
+      <w:proofErr w:type="spellStart"/>
       <w:r>
         <w:rPr>
           <w:rFonts w:asciiTheme="majorBidi" w:hAnsiTheme="majorBidi" w:cstheme="majorBidi"/>
@@ -14403,6 +17029,7 @@
         </w:rPr>
         <w:t>model_tuning_targets</w:t>
       </w:r>
+      <w:proofErr w:type="spellEnd"/>
       <w:r>
         <w:rPr>
           <w:rFonts w:asciiTheme="majorBidi" w:hAnsiTheme="majorBidi" w:cstheme="majorBidi"/>
@@ -14455,6 +17082,7 @@
           <w:iCs/>
         </w:rPr>
       </w:pPr>
+      <w:proofErr w:type="spellStart"/>
       <w:r>
         <w:rPr>
           <w:rFonts w:asciiTheme="majorBidi" w:hAnsiTheme="majorBidi" w:cstheme="majorBidi"/>
@@ -14464,6 +17092,7 @@
         </w:rPr>
         <w:t>model_fitting_targets</w:t>
       </w:r>
+      <w:proofErr w:type="spellEnd"/>
       <w:r>
         <w:rPr>
           <w:rFonts w:asciiTheme="majorBidi" w:hAnsiTheme="majorBidi" w:cstheme="majorBidi"/>
@@ -14504,6 +17133,7 @@
         </w:rPr>
         <w:t xml:space="preserve">and predictions are made for all of the time periods over which predictions are evaluated (see target </w:t>
       </w:r>
+      <w:proofErr w:type="spellStart"/>
       <w:r>
         <w:rPr>
           <w:rFonts w:asciiTheme="majorBidi" w:hAnsiTheme="majorBidi" w:cstheme="majorBidi"/>
@@ -14511,6 +17141,7 @@
         </w:rPr>
         <w:t>folded_data_testing</w:t>
       </w:r>
+      <w:proofErr w:type="spellEnd"/>
       <w:r>
         <w:rPr>
           <w:rFonts w:asciiTheme="majorBidi" w:hAnsiTheme="majorBidi" w:cstheme="majorBidi"/>
@@ -14537,6 +17168,7 @@
           <w:iCs/>
         </w:rPr>
       </w:pPr>
+      <w:proofErr w:type="spellStart"/>
       <w:r>
         <w:rPr>
           <w:rFonts w:asciiTheme="majorBidi" w:hAnsiTheme="majorBidi" w:cstheme="majorBidi"/>
@@ -14546,6 +17178,7 @@
         </w:rPr>
         <w:t>model_evaluation_targets</w:t>
       </w:r>
+      <w:proofErr w:type="spellEnd"/>
       <w:r>
         <w:rPr>
           <w:rFonts w:asciiTheme="majorBidi" w:hAnsiTheme="majorBidi" w:cstheme="majorBidi"/>
@@ -14588,12 +17221,21 @@
           <w:iCs/>
         </w:rPr>
       </w:pPr>
+      <w:proofErr w:type="spellStart"/>
       <w:r>
         <w:rPr>
           <w:rFonts w:asciiTheme="majorBidi" w:hAnsiTheme="majorBidi" w:cstheme="majorBidi"/>
           <w:color w:val="215E99" w:themeColor="text2" w:themeTint="BF"/>
         </w:rPr>
-        <w:t xml:space="preserve">calibration_curves </w:t>
+        <w:t>shap_prep_a</w:t>
+      </w:r>
+      <w:proofErr w:type="spellEnd"/>
+      <w:r>
+        <w:rPr>
+          <w:rFonts w:asciiTheme="majorBidi" w:hAnsiTheme="majorBidi" w:cstheme="majorBidi"/>
+          <w:color w:val="215E99" w:themeColor="text2" w:themeTint="BF"/>
+        </w:rPr>
+        <w:t xml:space="preserve"> </w:t>
       </w:r>
       <w:r>
         <w:rPr>
@@ -14601,54 +17243,61 @@
         </w:rPr>
         <w:t xml:space="preserve">+ </w:t>
       </w:r>
+      <w:proofErr w:type="spellStart"/>
       <w:r>
         <w:rPr>
           <w:rFonts w:asciiTheme="majorBidi" w:hAnsiTheme="majorBidi" w:cstheme="majorBidi"/>
           <w:color w:val="215E99" w:themeColor="text2" w:themeTint="BF"/>
         </w:rPr>
-        <w:t>plotted_calibration</w:t>
-      </w:r>
-      <w:r>
-        <w:rPr>
-          <w:rFonts w:asciiTheme="majorBidi" w:hAnsiTheme="majorBidi" w:cstheme="majorBidi"/>
-        </w:rPr>
-        <w:t>: calibration curves are generated and plot</w:t>
-      </w:r>
-      <w:r>
-        <w:rPr>
-          <w:rFonts w:asciiTheme="majorBidi" w:hAnsiTheme="majorBidi" w:cstheme="majorBidi"/>
-        </w:rPr>
-        <w:t xml:space="preserve"> (see </w:t>
-      </w:r>
-      <w:hyperlink r:id="rId15" w:history="1">
-        <w:r>
-          <w:rPr>
-            <w:rStyle w:val="Hyperlink"/>
-            <w:rFonts w:asciiTheme="majorBidi" w:hAnsiTheme="majorBidi" w:cstheme="majorBidi"/>
-          </w:rPr>
-          <w:t>here</w:t>
-        </w:r>
-      </w:hyperlink>
-      <w:r>
-        <w:rPr>
-          <w:rFonts w:asciiTheme="majorBidi" w:hAnsiTheme="majorBidi" w:cstheme="majorBidi"/>
-        </w:rPr>
-        <w:t xml:space="preserve"> and </w:t>
-      </w:r>
-      <w:hyperlink r:id="rId16" w:anchor="calibration-curve" w:history="1">
-        <w:r>
-          <w:rPr>
-            <w:rStyle w:val="Hyperlink"/>
-            <w:rFonts w:asciiTheme="majorBidi" w:hAnsiTheme="majorBidi" w:cstheme="majorBidi"/>
-          </w:rPr>
-          <w:t>here</w:t>
-        </w:r>
-      </w:hyperlink>
-      <w:r>
-        <w:rPr>
-          <w:rFonts w:asciiTheme="majorBidi" w:hAnsiTheme="majorBidi" w:cstheme="majorBidi"/>
-        </w:rPr>
-        <w:t xml:space="preserve"> for some info)</w:t>
+        <w:t>shap_by_forecast_interval</w:t>
+      </w:r>
+      <w:proofErr w:type="spellEnd"/>
+      <w:r>
+        <w:rPr>
+          <w:rFonts w:asciiTheme="majorBidi" w:hAnsiTheme="majorBidi" w:cstheme="majorBidi"/>
+          <w:color w:val="215E99" w:themeColor="text2" w:themeTint="BF"/>
+        </w:rPr>
+        <w:t xml:space="preserve"> </w:t>
+      </w:r>
+      <w:r>
+        <w:rPr>
+          <w:rFonts w:asciiTheme="majorBidi" w:hAnsiTheme="majorBidi" w:cstheme="majorBidi"/>
+        </w:rPr>
+        <w:t xml:space="preserve">+ </w:t>
+      </w:r>
+      <w:proofErr w:type="spellStart"/>
+      <w:r>
+        <w:rPr>
+          <w:rFonts w:asciiTheme="majorBidi" w:hAnsiTheme="majorBidi" w:cstheme="majorBidi"/>
+          <w:color w:val="215E99" w:themeColor="text2" w:themeTint="BF"/>
+        </w:rPr>
+        <w:t>shap_compariso</w:t>
+      </w:r>
+      <w:r>
+        <w:rPr>
+          <w:rFonts w:asciiTheme="majorBidi" w:hAnsiTheme="majorBidi" w:cstheme="majorBidi"/>
+          <w:color w:val="215E99" w:themeColor="text2" w:themeTint="BF"/>
+        </w:rPr>
+        <w:t>n</w:t>
+      </w:r>
+      <w:proofErr w:type="spellEnd"/>
+      <w:r>
+        <w:rPr>
+          <w:rFonts w:asciiTheme="majorBidi" w:hAnsiTheme="majorBidi" w:cstheme="majorBidi"/>
+        </w:rPr>
+        <w:t>:</w:t>
+      </w:r>
+      <w:r>
+        <w:rPr>
+          <w:rFonts w:asciiTheme="majorBidi" w:hAnsiTheme="majorBidi" w:cstheme="majorBidi"/>
+        </w:rPr>
+        <w:t xml:space="preserve"> </w:t>
+      </w:r>
+      <w:r>
+        <w:rPr>
+          <w:rFonts w:asciiTheme="majorBidi" w:hAnsiTheme="majorBidi" w:cstheme="majorBidi"/>
+        </w:rPr>
+        <w:t>a strategy to calculate variable importance -by- forecast interval</w:t>
       </w:r>
     </w:p>
     <w:p>
@@ -14664,26 +17313,78 @@
           <w:iCs/>
         </w:rPr>
       </w:pPr>
+      <w:proofErr w:type="spellStart"/>
       <w:r>
         <w:rPr>
           <w:rFonts w:asciiTheme="majorBidi" w:hAnsiTheme="majorBidi" w:cstheme="majorBidi"/>
           <w:color w:val="215E99" w:themeColor="text2" w:themeTint="BF"/>
         </w:rPr>
-        <w:t>variable_importance</w:t>
-      </w:r>
-      <w:r>
-        <w:rPr>
-          <w:rFonts w:asciiTheme="majorBidi" w:hAnsiTheme="majorBidi" w:cstheme="majorBidi"/>
-          <w:i/>
-          <w:iCs/>
-        </w:rPr>
-        <w:t xml:space="preserve">: </w:t>
-      </w:r>
-      <w:r>
-        <w:rPr>
-          <w:rFonts w:asciiTheme="majorBidi" w:hAnsiTheme="majorBidi" w:cstheme="majorBidi"/>
-        </w:rPr>
-        <w:t>variable importance plots</w:t>
+        <w:t>calibration_curves</w:t>
+      </w:r>
+      <w:proofErr w:type="spellEnd"/>
+      <w:r>
+        <w:rPr>
+          <w:rFonts w:asciiTheme="majorBidi" w:hAnsiTheme="majorBidi" w:cstheme="majorBidi"/>
+          <w:color w:val="215E99" w:themeColor="text2" w:themeTint="BF"/>
+        </w:rPr>
+        <w:t xml:space="preserve"> </w:t>
+      </w:r>
+      <w:r>
+        <w:rPr>
+          <w:rFonts w:asciiTheme="majorBidi" w:hAnsiTheme="majorBidi" w:cstheme="majorBidi"/>
+        </w:rPr>
+        <w:t xml:space="preserve">+ </w:t>
+      </w:r>
+      <w:proofErr w:type="spellStart"/>
+      <w:r>
+        <w:rPr>
+          <w:rFonts w:asciiTheme="majorBidi" w:hAnsiTheme="majorBidi" w:cstheme="majorBidi"/>
+          <w:color w:val="215E99" w:themeColor="text2" w:themeTint="BF"/>
+        </w:rPr>
+        <w:t>plotted_calibration</w:t>
+      </w:r>
+      <w:proofErr w:type="spellEnd"/>
+      <w:r>
+        <w:rPr>
+          <w:rFonts w:asciiTheme="majorBidi" w:hAnsiTheme="majorBidi" w:cstheme="majorBidi"/>
+        </w:rPr>
+        <w:t>: calibration curves are generated and plot</w:t>
+      </w:r>
+      <w:r>
+        <w:rPr>
+          <w:rFonts w:asciiTheme="majorBidi" w:hAnsiTheme="majorBidi" w:cstheme="majorBidi"/>
+        </w:rPr>
+        <w:t xml:space="preserve"> (see </w:t>
+      </w:r>
+      <w:hyperlink r:id="rId15" w:history="1">
+        <w:r>
+          <w:rPr>
+            <w:rStyle w:val="Hyperlink"/>
+            <w:rFonts w:asciiTheme="majorBidi" w:hAnsiTheme="majorBidi" w:cstheme="majorBidi"/>
+          </w:rPr>
+          <w:t>here</w:t>
+        </w:r>
+      </w:hyperlink>
+      <w:r>
+        <w:rPr>
+          <w:rFonts w:asciiTheme="majorBidi" w:hAnsiTheme="majorBidi" w:cstheme="majorBidi"/>
+        </w:rPr>
+        <w:t xml:space="preserve"> and </w:t>
+      </w:r>
+      <w:hyperlink r:id="rId16" w:anchor="calibration-curve" w:history="1">
+        <w:r>
+          <w:rPr>
+            <w:rStyle w:val="Hyperlink"/>
+            <w:rFonts w:asciiTheme="majorBidi" w:hAnsiTheme="majorBidi" w:cstheme="majorBidi"/>
+          </w:rPr>
+          <w:t>here</w:t>
+        </w:r>
+      </w:hyperlink>
+      <w:r>
+        <w:rPr>
+          <w:rFonts w:asciiTheme="majorBidi" w:hAnsiTheme="majorBidi" w:cstheme="majorBidi"/>
+        </w:rPr>
+        <w:t xml:space="preserve"> for some info)</w:t>
       </w:r>
     </w:p>
     <w:p>
@@ -14699,13 +17400,15 @@
           <w:iCs/>
         </w:rPr>
       </w:pPr>
+      <w:proofErr w:type="spellStart"/>
       <w:r>
         <w:rPr>
           <w:rFonts w:asciiTheme="majorBidi" w:hAnsiTheme="majorBidi" w:cstheme="majorBidi"/>
           <w:color w:val="215E99" w:themeColor="text2" w:themeTint="BF"/>
         </w:rPr>
-        <w:t>examined_fits_within</w:t>
-      </w:r>
+        <w:t>variable_importance</w:t>
+      </w:r>
+      <w:proofErr w:type="spellEnd"/>
       <w:r>
         <w:rPr>
           <w:rFonts w:asciiTheme="majorBidi" w:hAnsiTheme="majorBidi" w:cstheme="majorBidi"/>
@@ -14718,7 +17421,7 @@
         <w:rPr>
           <w:rFonts w:asciiTheme="majorBidi" w:hAnsiTheme="majorBidi" w:cstheme="majorBidi"/>
         </w:rPr>
-        <w:t>the primary function for plotting predictions by space, but also contains confusion matrices and some density plots</w:t>
+        <w:t>variable importance plots</w:t>
       </w:r>
     </w:p>
     <w:p>
@@ -14734,18 +17437,160 @@
           <w:iCs/>
         </w:rPr>
       </w:pPr>
+      <w:proofErr w:type="spellStart"/>
       <w:r>
         <w:rPr>
           <w:rFonts w:asciiTheme="majorBidi" w:hAnsiTheme="majorBidi" w:cstheme="majorBidi"/>
           <w:color w:val="215E99" w:themeColor="text2" w:themeTint="BF"/>
         </w:rPr>
-        <w:t>examined_fits_across</w:t>
-      </w:r>
-      <w:r>
-        <w:rPr>
-          <w:rFonts w:asciiTheme="majorBidi" w:hAnsiTheme="majorBidi" w:cstheme="majorBidi"/>
-        </w:rPr>
-        <w:t>: compares summaries/performance between the various time chunks</w:t>
+        <w:t>examined_fits_</w:t>
+      </w:r>
+      <w:proofErr w:type="gramStart"/>
+      <w:r>
+        <w:rPr>
+          <w:rFonts w:asciiTheme="majorBidi" w:hAnsiTheme="majorBidi" w:cstheme="majorBidi"/>
+          <w:color w:val="215E99" w:themeColor="text2" w:themeTint="BF"/>
+        </w:rPr>
+        <w:t>within</w:t>
+      </w:r>
+      <w:proofErr w:type="spellEnd"/>
+      <w:r>
+        <w:rPr>
+          <w:rFonts w:asciiTheme="majorBidi" w:hAnsiTheme="majorBidi" w:cstheme="majorBidi"/>
+          <w:i/>
+          <w:iCs/>
+        </w:rPr>
+        <w:t>:</w:t>
+      </w:r>
+      <w:proofErr w:type="gramEnd"/>
+      <w:r>
+        <w:rPr>
+          <w:rFonts w:asciiTheme="majorBidi" w:hAnsiTheme="majorBidi" w:cstheme="majorBidi"/>
+          <w:i/>
+          <w:iCs/>
+        </w:rPr>
+        <w:t xml:space="preserve"> </w:t>
+      </w:r>
+      <w:r>
+        <w:rPr>
+          <w:rFonts w:asciiTheme="majorBidi" w:hAnsiTheme="majorBidi" w:cstheme="majorBidi"/>
+        </w:rPr>
+        <w:t>the primary function for plotting predictions by space, but also contains confusion matrices and some density plots</w:t>
+      </w:r>
+    </w:p>
+    <w:p>
+      <w:pPr>
+        <w:pStyle w:val="ListParagraph"/>
+        <w:numPr>
+          <w:ilvl w:val="1"/>
+          <w:numId w:val="26"/>
+        </w:numPr>
+        <w:rPr>
+          <w:rFonts w:asciiTheme="majorBidi" w:hAnsiTheme="majorBidi" w:cstheme="majorBidi"/>
+          <w:i/>
+          <w:iCs/>
+        </w:rPr>
+      </w:pPr>
+      <w:proofErr w:type="spellStart"/>
+      <w:r>
+        <w:rPr>
+          <w:rFonts w:asciiTheme="majorBidi" w:hAnsiTheme="majorBidi" w:cstheme="majorBidi"/>
+          <w:color w:val="215E99" w:themeColor="text2" w:themeTint="BF"/>
+        </w:rPr>
+        <w:t>examined_fits_</w:t>
+      </w:r>
+      <w:proofErr w:type="gramStart"/>
+      <w:r>
+        <w:rPr>
+          <w:rFonts w:asciiTheme="majorBidi" w:hAnsiTheme="majorBidi" w:cstheme="majorBidi"/>
+          <w:color w:val="215E99" w:themeColor="text2" w:themeTint="BF"/>
+        </w:rPr>
+        <w:t>across</w:t>
+      </w:r>
+      <w:proofErr w:type="spellEnd"/>
+      <w:r>
+        <w:rPr>
+          <w:rFonts w:asciiTheme="majorBidi" w:hAnsiTheme="majorBidi" w:cstheme="majorBidi"/>
+        </w:rPr>
+        <w:t>:</w:t>
+      </w:r>
+      <w:proofErr w:type="gramEnd"/>
+      <w:r>
+        <w:rPr>
+          <w:rFonts w:asciiTheme="majorBidi" w:hAnsiTheme="majorBidi" w:cstheme="majorBidi"/>
+        </w:rPr>
+        <w:t xml:space="preserve"> compares summaries/performance between the various time chunks</w:t>
+      </w:r>
+    </w:p>
+    <w:p>
+      <w:pPr>
+        <w:pStyle w:val="ListParagraph"/>
+        <w:numPr>
+          <w:ilvl w:val="1"/>
+          <w:numId w:val="26"/>
+        </w:numPr>
+        <w:rPr>
+          <w:rFonts w:asciiTheme="majorBidi" w:hAnsiTheme="majorBidi" w:cstheme="majorBidi"/>
+        </w:rPr>
+      </w:pPr>
+      <w:proofErr w:type="spellStart"/>
+      <w:r>
+        <w:rPr>
+          <w:rFonts w:asciiTheme="majorBidi" w:hAnsiTheme="majorBidi" w:cstheme="majorBidi"/>
+          <w:color w:val="215E99" w:themeColor="text2" w:themeTint="BF"/>
+        </w:rPr>
+        <w:t>app_file_needs</w:t>
+      </w:r>
+      <w:proofErr w:type="spellEnd"/>
+      <w:r>
+        <w:rPr>
+          <w:rFonts w:asciiTheme="majorBidi" w:hAnsiTheme="majorBidi" w:cstheme="majorBidi"/>
+          <w:color w:val="215E99" w:themeColor="text2" w:themeTint="BF"/>
+        </w:rPr>
+        <w:t xml:space="preserve"> </w:t>
+      </w:r>
+      <w:r>
+        <w:rPr>
+          <w:rFonts w:asciiTheme="majorBidi" w:hAnsiTheme="majorBidi" w:cstheme="majorBidi"/>
+        </w:rPr>
+        <w:t xml:space="preserve">+ </w:t>
+      </w:r>
+      <w:proofErr w:type="spellStart"/>
+      <w:r>
+        <w:rPr>
+          <w:rFonts w:asciiTheme="majorBidi" w:hAnsiTheme="majorBidi" w:cstheme="majorBidi"/>
+          <w:color w:val="215E99" w:themeColor="text2" w:themeTint="BF"/>
+        </w:rPr>
+        <w:t>built_app_components_predictions</w:t>
+      </w:r>
+      <w:proofErr w:type="spellEnd"/>
+      <w:r>
+        <w:rPr>
+          <w:rFonts w:asciiTheme="majorBidi" w:hAnsiTheme="majorBidi" w:cstheme="majorBidi"/>
+          <w:color w:val="215E99" w:themeColor="text2" w:themeTint="BF"/>
+        </w:rPr>
+        <w:t xml:space="preserve"> </w:t>
+      </w:r>
+      <w:r>
+        <w:rPr>
+          <w:rFonts w:asciiTheme="majorBidi" w:hAnsiTheme="majorBidi" w:cstheme="majorBidi"/>
+        </w:rPr>
+        <w:t xml:space="preserve">+ </w:t>
+      </w:r>
+      <w:proofErr w:type="spellStart"/>
+      <w:r>
+        <w:rPr>
+          <w:rFonts w:asciiTheme="majorBidi" w:hAnsiTheme="majorBidi" w:cstheme="majorBidi"/>
+          <w:color w:val="215E99" w:themeColor="text2" w:themeTint="BF"/>
+        </w:rPr>
+        <w:t>built_app_components_data</w:t>
+      </w:r>
+      <w:proofErr w:type="spellEnd"/>
+      <w:r>
+        <w:rPr>
+          <w:rFonts w:asciiTheme="majorBidi" w:hAnsiTheme="majorBidi" w:cstheme="majorBidi"/>
+        </w:rPr>
+        <w:t>: build necessary components for the visualization app</w:t>
       </w:r>
     </w:p>
     <w:p>
@@ -14761,6 +17606,7 @@
           <w:iCs/>
         </w:rPr>
       </w:pPr>
+      <w:proofErr w:type="spellStart"/>
       <w:r>
         <w:rPr>
           <w:rFonts w:asciiTheme="majorBidi" w:hAnsiTheme="majorBidi" w:cstheme="majorBidi"/>
@@ -14770,6 +17616,7 @@
         </w:rPr>
         <w:t>report_targets</w:t>
       </w:r>
+      <w:proofErr w:type="spellEnd"/>
       <w:r>
         <w:rPr>
           <w:rFonts w:asciiTheme="majorBidi" w:hAnsiTheme="majorBidi" w:cstheme="majorBidi"/>
@@ -14804,6 +17651,7 @@
         </w:rPr>
         <w:t xml:space="preserve">the summaries / plotting that occurs in </w:t>
       </w:r>
+      <w:proofErr w:type="spellStart"/>
       <w:r>
         <w:rPr>
           <w:rFonts w:asciiTheme="majorBidi" w:hAnsiTheme="majorBidi" w:cstheme="majorBidi"/>
@@ -14811,7 +17659,17 @@
           <w:iCs/>
           <w:color w:val="215E99" w:themeColor="text2" w:themeTint="BF"/>
         </w:rPr>
-        <w:t xml:space="preserve">model_evaluation_targets </w:t>
+        <w:t>model_evaluation_targets</w:t>
+      </w:r>
+      <w:proofErr w:type="spellEnd"/>
+      <w:r>
+        <w:rPr>
+          <w:rFonts w:asciiTheme="majorBidi" w:hAnsiTheme="majorBidi" w:cstheme="majorBidi"/>
+          <w:i/>
+          <w:iCs/>
+          <w:color w:val="215E99" w:themeColor="text2" w:themeTint="BF"/>
+        </w:rPr>
+        <w:t xml:space="preserve"> </w:t>
       </w:r>
       <w:r>
         <w:rPr>
@@ -14830,8 +17688,6 @@
       <w:bookmarkStart w:id="160" w:name="_Toc219814589"/>
       <w:bookmarkStart w:id="161" w:name="_Toc219814947"/>
     </w:p>
-    <w:p/>
-    <w:p/>
     <w:p>
       <w:pPr>
         <w:pStyle w:val="Heading1"/>
@@ -14841,6 +17697,7 @@
       <w:bookmarkStart w:id="164" w:name="_Toc225340581"/>
       <w:bookmarkStart w:id="165" w:name="_Toc227764046"/>
       <w:r>
+        <w:lastRenderedPageBreak/>
         <w:t>Miscellaneous Notes and Suggestions</w:t>
       </w:r>
       <w:bookmarkEnd w:id="160"/>
@@ -14892,7 +17749,16 @@
           <w:color w:val="1F2328"/>
           <w:shd w:val="clear" w:color="auto" w:fill="FFFFFF"/>
         </w:rPr>
-        <w:t xml:space="preserve">Currently with the parameter choices spread between </w:t>
+        <w:t xml:space="preserve">Currently with the parameter choices spread </w:t>
+      </w:r>
+      <w:proofErr w:type="gramStart"/>
+      <w:r>
+        <w:rPr>
+          <w:rFonts w:asciiTheme="majorBidi" w:hAnsiTheme="majorBidi" w:cstheme="majorBidi"/>
+          <w:color w:val="1F2328"/>
+          <w:shd w:val="clear" w:color="auto" w:fill="FFFFFF"/>
+        </w:rPr>
+        <w:t xml:space="preserve">between </w:t>
       </w:r>
       <w:r>
         <w:rPr>
@@ -14900,7 +17766,26 @@
           <w:color w:val="124F1A" w:themeColor="accent3" w:themeShade="BF"/>
           <w:shd w:val="clear" w:color="auto" w:fill="FFFFFF"/>
         </w:rPr>
-        <w:t xml:space="preserve">.Rprofile </w:t>
+        <w:t>.</w:t>
+      </w:r>
+      <w:proofErr w:type="spellStart"/>
+      <w:r>
+        <w:rPr>
+          <w:rFonts w:asciiTheme="majorBidi" w:hAnsiTheme="majorBidi" w:cstheme="majorBidi"/>
+          <w:color w:val="124F1A" w:themeColor="accent3" w:themeShade="BF"/>
+          <w:shd w:val="clear" w:color="auto" w:fill="FFFFFF"/>
+        </w:rPr>
+        <w:t>Rprofile</w:t>
+      </w:r>
+      <w:proofErr w:type="spellEnd"/>
+      <w:proofErr w:type="gramEnd"/>
+      <w:r>
+        <w:rPr>
+          <w:rFonts w:asciiTheme="majorBidi" w:hAnsiTheme="majorBidi" w:cstheme="majorBidi"/>
+          <w:color w:val="124F1A" w:themeColor="accent3" w:themeShade="BF"/>
+          <w:shd w:val="clear" w:color="auto" w:fill="FFFFFF"/>
+        </w:rPr>
+        <w:t xml:space="preserve"> </w:t>
       </w:r>
       <w:r>
         <w:rPr>
@@ -14916,15 +17801,61 @@
           <w:color w:val="124F1A" w:themeColor="accent3" w:themeShade="BF"/>
           <w:shd w:val="clear" w:color="auto" w:fill="FFFFFF"/>
         </w:rPr>
-        <w:t xml:space="preserve">_targets_settings.R </w:t>
-      </w:r>
-      <w:r>
-        <w:rPr>
-          <w:rFonts w:asciiTheme="majorBidi" w:hAnsiTheme="majorBidi" w:cstheme="majorBidi"/>
-          <w:color w:val="1F2328"/>
-          <w:shd w:val="clear" w:color="auto" w:fill="FFFFFF"/>
-        </w:rPr>
-        <w:t>parallelization is working on my local machine and on the compute machine owned by Noam</w:t>
+        <w:t>_</w:t>
+      </w:r>
+      <w:proofErr w:type="spellStart"/>
+      <w:r>
+        <w:rPr>
+          <w:rFonts w:asciiTheme="majorBidi" w:hAnsiTheme="majorBidi" w:cstheme="majorBidi"/>
+          <w:color w:val="124F1A" w:themeColor="accent3" w:themeShade="BF"/>
+          <w:shd w:val="clear" w:color="auto" w:fill="FFFFFF"/>
+        </w:rPr>
+        <w:t>targets_</w:t>
+      </w:r>
+      <w:proofErr w:type="gramStart"/>
+      <w:r>
+        <w:rPr>
+          <w:rFonts w:asciiTheme="majorBidi" w:hAnsiTheme="majorBidi" w:cstheme="majorBidi"/>
+          <w:color w:val="124F1A" w:themeColor="accent3" w:themeShade="BF"/>
+          <w:shd w:val="clear" w:color="auto" w:fill="FFFFFF"/>
+        </w:rPr>
+        <w:t>settings.R</w:t>
+      </w:r>
+      <w:proofErr w:type="spellEnd"/>
+      <w:proofErr w:type="gramEnd"/>
+      <w:r>
+        <w:rPr>
+          <w:rFonts w:asciiTheme="majorBidi" w:hAnsiTheme="majorBidi" w:cstheme="majorBidi"/>
+          <w:color w:val="124F1A" w:themeColor="accent3" w:themeShade="BF"/>
+          <w:shd w:val="clear" w:color="auto" w:fill="FFFFFF"/>
+        </w:rPr>
+        <w:t xml:space="preserve"> </w:t>
+      </w:r>
+      <w:r>
+        <w:rPr>
+          <w:rFonts w:asciiTheme="majorBidi" w:hAnsiTheme="majorBidi" w:cstheme="majorBidi"/>
+          <w:color w:val="1F2328"/>
+          <w:shd w:val="clear" w:color="auto" w:fill="FFFFFF"/>
+        </w:rPr>
+        <w:t xml:space="preserve">parallelization is working on my local machine and on the </w:t>
+      </w:r>
+      <w:proofErr w:type="gramStart"/>
+      <w:r>
+        <w:rPr>
+          <w:rFonts w:asciiTheme="majorBidi" w:hAnsiTheme="majorBidi" w:cstheme="majorBidi"/>
+          <w:color w:val="1F2328"/>
+          <w:shd w:val="clear" w:color="auto" w:fill="FFFFFF"/>
+        </w:rPr>
+        <w:t>compute</w:t>
+      </w:r>
+      <w:proofErr w:type="gramEnd"/>
+      <w:r>
+        <w:rPr>
+          <w:rFonts w:asciiTheme="majorBidi" w:hAnsiTheme="majorBidi" w:cstheme="majorBidi"/>
+          <w:color w:val="1F2328"/>
+          <w:shd w:val="clear" w:color="auto" w:fill="FFFFFF"/>
+        </w:rPr>
+        <w:t xml:space="preserve"> machine owned by Noam</w:t>
       </w:r>
       <w:r>
         <w:rPr>
@@ -14962,12 +17893,14 @@
       <w:r>
         <w:t xml:space="preserve"> </w:t>
       </w:r>
+      <w:proofErr w:type="spellStart"/>
       <w:r>
         <w:rPr>
           <w:rFonts w:ascii="Miriam Fixed" w:hAnsi="Miriam Fixed" w:cs="Miriam Fixed"/>
         </w:rPr>
         <w:t>mirai</w:t>
       </w:r>
+      <w:proofErr w:type="spellEnd"/>
       <w:r>
         <w:rPr>
           <w:rFonts w:asciiTheme="majorBidi" w:hAnsiTheme="majorBidi" w:cstheme="majorBidi"/>
@@ -15059,7 +17992,25 @@
           <w:color w:val="1F2328"/>
           <w:shd w:val="clear" w:color="auto" w:fill="FFFFFF"/>
         </w:rPr>
-        <w:t xml:space="preserve">It remains on the ToDo list to build a single unified ReadMe file for the entire data stack. Currently, </w:t>
+        <w:t xml:space="preserve">It remains on the </w:t>
+      </w:r>
+      <w:proofErr w:type="spellStart"/>
+      <w:r>
+        <w:rPr>
+          <w:rFonts w:asciiTheme="majorBidi" w:hAnsiTheme="majorBidi" w:cstheme="majorBidi"/>
+          <w:color w:val="1F2328"/>
+          <w:shd w:val="clear" w:color="auto" w:fill="FFFFFF"/>
+        </w:rPr>
+        <w:t>ToDo</w:t>
+      </w:r>
+      <w:proofErr w:type="spellEnd"/>
+      <w:r>
+        <w:rPr>
+          <w:rFonts w:asciiTheme="majorBidi" w:hAnsiTheme="majorBidi" w:cstheme="majorBidi"/>
+          <w:color w:val="1F2328"/>
+          <w:shd w:val="clear" w:color="auto" w:fill="FFFFFF"/>
+        </w:rPr>
+        <w:t xml:space="preserve"> list to build a single unified ReadMe file for the entire data stack. Currently, </w:t>
       </w:r>
       <w:r>
         <w:rPr>
@@ -15091,7 +18042,43 @@
           <w:color w:val="1F2328"/>
           <w:shd w:val="clear" w:color="auto" w:fill="FFFFFF"/>
         </w:rPr>
-        <w:t>closed Github issues, the Github ReadMe, or just at the source where the data is downloaded. You may have to hunt a bit if you are particularly interested in some detail about one of the covariates. Cleaning, lagging, etc. are explained quite well in commenting in the code if you follow the pipeline.</w:t>
+        <w:t xml:space="preserve">closed </w:t>
+      </w:r>
+      <w:proofErr w:type="spellStart"/>
+      <w:r>
+        <w:rPr>
+          <w:rFonts w:asciiTheme="majorBidi" w:hAnsiTheme="majorBidi" w:cstheme="majorBidi"/>
+          <w:color w:val="1F2328"/>
+          <w:shd w:val="clear" w:color="auto" w:fill="FFFFFF"/>
+        </w:rPr>
+        <w:t>Github</w:t>
+      </w:r>
+      <w:proofErr w:type="spellEnd"/>
+      <w:r>
+        <w:rPr>
+          <w:rFonts w:asciiTheme="majorBidi" w:hAnsiTheme="majorBidi" w:cstheme="majorBidi"/>
+          <w:color w:val="1F2328"/>
+          <w:shd w:val="clear" w:color="auto" w:fill="FFFFFF"/>
+        </w:rPr>
+        <w:t xml:space="preserve"> issues, the </w:t>
+      </w:r>
+      <w:proofErr w:type="spellStart"/>
+      <w:r>
+        <w:rPr>
+          <w:rFonts w:asciiTheme="majorBidi" w:hAnsiTheme="majorBidi" w:cstheme="majorBidi"/>
+          <w:color w:val="1F2328"/>
+          <w:shd w:val="clear" w:color="auto" w:fill="FFFFFF"/>
+        </w:rPr>
+        <w:t>Github</w:t>
+      </w:r>
+      <w:proofErr w:type="spellEnd"/>
+      <w:r>
+        <w:rPr>
+          <w:rFonts w:asciiTheme="majorBidi" w:hAnsiTheme="majorBidi" w:cstheme="majorBidi"/>
+          <w:color w:val="1F2328"/>
+          <w:shd w:val="clear" w:color="auto" w:fill="FFFFFF"/>
+        </w:rPr>
+        <w:t xml:space="preserve"> ReadMe, or just at the source where the data is downloaded. You may have to hunt a bit if you are particularly interested in some detail about one of the covariates. Cleaning, lagging, etc. are explained quite well in commenting in the code if you follow the pipeline.</w:t>
       </w:r>
     </w:p>
     <w:p>
@@ -15128,7 +18115,16 @@
           <w:color w:val="1F2328"/>
           <w:shd w:val="clear" w:color="auto" w:fill="FFFFFF"/>
         </w:rPr>
-        <w:t xml:space="preserve">For speed and memory consideration we use </w:t>
+        <w:t xml:space="preserve">For speed and memory consideration we </w:t>
+      </w:r>
+      <w:proofErr w:type="gramStart"/>
+      <w:r>
+        <w:rPr>
+          <w:rFonts w:asciiTheme="majorBidi" w:hAnsiTheme="majorBidi" w:cstheme="majorBidi"/>
+          <w:color w:val="1F2328"/>
+          <w:shd w:val="clear" w:color="auto" w:fill="FFFFFF"/>
+        </w:rPr>
+        <w:t xml:space="preserve">use </w:t>
       </w:r>
       <w:r>
         <w:rPr>
@@ -15136,7 +18132,16 @@
           <w:color w:val="124F1A" w:themeColor="accent3" w:themeShade="BF"/>
           <w:shd w:val="clear" w:color="auto" w:fill="FFFFFF"/>
         </w:rPr>
-        <w:t xml:space="preserve">.parquet </w:t>
+        <w:t>.parquet</w:t>
+      </w:r>
+      <w:proofErr w:type="gramEnd"/>
+      <w:r>
+        <w:rPr>
+          <w:rFonts w:asciiTheme="majorBidi" w:hAnsiTheme="majorBidi" w:cstheme="majorBidi"/>
+          <w:color w:val="124F1A" w:themeColor="accent3" w:themeShade="BF"/>
+          <w:shd w:val="clear" w:color="auto" w:fill="FFFFFF"/>
+        </w:rPr>
+        <w:t xml:space="preserve"> </w:t>
       </w:r>
       <w:r>
         <w:rPr>
@@ -15192,7 +18197,16 @@
           <w:color w:val="1F2328"/>
           <w:shd w:val="clear" w:color="auto" w:fill="FFFFFF"/>
         </w:rPr>
-        <w:t xml:space="preserve">Building the master covariate stack from the many </w:t>
+        <w:t xml:space="preserve">Building the master covariate stack from the </w:t>
+      </w:r>
+      <w:proofErr w:type="gramStart"/>
+      <w:r>
+        <w:rPr>
+          <w:rFonts w:asciiTheme="majorBidi" w:hAnsiTheme="majorBidi" w:cstheme="majorBidi"/>
+          <w:color w:val="1F2328"/>
+          <w:shd w:val="clear" w:color="auto" w:fill="FFFFFF"/>
+        </w:rPr>
+        <w:t xml:space="preserve">many </w:t>
       </w:r>
       <w:r>
         <w:rPr>
@@ -15200,7 +18214,16 @@
           <w:color w:val="124F1A" w:themeColor="accent3" w:themeShade="BF"/>
           <w:shd w:val="clear" w:color="auto" w:fill="FFFFFF"/>
         </w:rPr>
-        <w:t xml:space="preserve">.parquet </w:t>
+        <w:t>.parquet</w:t>
+      </w:r>
+      <w:proofErr w:type="gramEnd"/>
+      <w:r>
+        <w:rPr>
+          <w:rFonts w:asciiTheme="majorBidi" w:hAnsiTheme="majorBidi" w:cstheme="majorBidi"/>
+          <w:color w:val="124F1A" w:themeColor="accent3" w:themeShade="BF"/>
+          <w:shd w:val="clear" w:color="auto" w:fill="FFFFFF"/>
+        </w:rPr>
+        <w:t xml:space="preserve"> </w:t>
       </w:r>
       <w:r>
         <w:rPr>
@@ -15218,6 +18241,7 @@
         </w:rPr>
         <w:t>{</w:t>
       </w:r>
+      <w:proofErr w:type="spellStart"/>
       <w:r>
         <w:rPr>
           <w:rFonts w:ascii="Miriam Fixed" w:hAnsi="Miriam Fixed" w:cs="Miriam Fixed"/>
@@ -15226,6 +18250,7 @@
         </w:rPr>
         <w:t>duckdb</w:t>
       </w:r>
+      <w:proofErr w:type="spellEnd"/>
       <w:r>
         <w:rPr>
           <w:rFonts w:asciiTheme="majorBidi" w:hAnsiTheme="majorBidi" w:cstheme="majorBidi"/>
@@ -15463,6 +18488,7 @@
         </w:rPr>
         <w:t xml:space="preserve">), while those that have used but a fraction of the available data (e.g., see </w:t>
       </w:r>
+      <w:proofErr w:type="spellStart"/>
       <w:r>
         <w:rPr>
           <w:rFonts w:ascii="Times New Roman" w:eastAsia="Times New Roman" w:hAnsi="Times New Roman" w:cs="Times New Roman"/>
@@ -15475,30 +18501,9 @@
           <w:lang w:bidi="he-IL"/>
           <w14:ligatures w14:val="none"/>
         </w:rPr>
-        <w:t>Chemison et al., 2024</w:t>
-      </w:r>
-      <w:r>
-        <w:rPr>
-          <w:rFonts w:ascii="Times New Roman" w:eastAsia="Times New Roman" w:hAnsi="Times New Roman" w:cs="Times New Roman"/>
-          <w:kern w:val="0"/>
-          <w:sz w:val="22"/>
-          <w:szCs w:val="22"/>
-          <w:lang w:bidi="he-IL"/>
-          <w14:ligatures w14:val="none"/>
-        </w:rPr>
-        <w:t>)</w:t>
-      </w:r>
-      <w:r>
-        <w:rPr>
-          <w:rFonts w:ascii="Times New Roman" w:eastAsia="Times New Roman" w:hAnsi="Times New Roman" w:cs="Times New Roman"/>
-          <w:kern w:val="0"/>
-          <w:sz w:val="22"/>
-          <w:szCs w:val="22"/>
-          <w:lang w:bidi="he-IL"/>
-          <w14:ligatures w14:val="none"/>
-        </w:rPr>
-        <w:t>, likely because there is no central repository for these data. For a different pan-African RVF modeling project (</w:t>
-      </w:r>
+        <w:t>Chemison</w:t>
+      </w:r>
+      <w:proofErr w:type="spellEnd"/>
       <w:r>
         <w:rPr>
           <w:rFonts w:ascii="Times New Roman" w:eastAsia="Times New Roman" w:hAnsi="Times New Roman" w:cs="Times New Roman"/>
@@ -15511,7 +18516,7 @@
           <w:lang w:bidi="he-IL"/>
           <w14:ligatures w14:val="none"/>
         </w:rPr>
-        <w:t>private repository, contact us for details</w:t>
+        <w:t xml:space="preserve"> et al., 2024</w:t>
       </w:r>
       <w:r>
         <w:rPr>
@@ -15522,7 +18527,7 @@
           <w:lang w:bidi="he-IL"/>
           <w14:ligatures w14:val="none"/>
         </w:rPr>
-        <w:t xml:space="preserve">), we built a comprehensive animal seroprevalence </w:t>
+        <w:t>)</w:t>
       </w:r>
       <w:r>
         <w:rPr>
@@ -15533,8 +18538,21 @@
           <w:lang w:bidi="he-IL"/>
           <w14:ligatures w14:val="none"/>
         </w:rPr>
-        <w:lastRenderedPageBreak/>
-        <w:t xml:space="preserve">dataset from the published literature. Given our goal of an automated forecasting pipeline, it is impossible for us to simply use raw extracted seroprevalence as an additional covariate because we compiled our seroprevalence data by means of a labor-intensive manual extraction effort from published literature. Thus, we built a spatio-temporal seroprevalence predictive model designed to be fit once using the full seroprevalence dataset, after which future seroprevalence values can be predicted as part of the automated pipeline using publicly available data obtained as part of the data scraping phase. Specifically, we </w:t>
+        <w:t>, likely because there is no central repository for these data. For a different pan-African RVF modeling project (</w:t>
+      </w:r>
+      <w:r>
+        <w:rPr>
+          <w:rFonts w:ascii="Times New Roman" w:eastAsia="Times New Roman" w:hAnsi="Times New Roman" w:cs="Times New Roman"/>
+          <w:i/>
+          <w:iCs/>
+          <w:color w:val="77206D" w:themeColor="accent5" w:themeShade="BF"/>
+          <w:kern w:val="0"/>
+          <w:sz w:val="22"/>
+          <w:szCs w:val="22"/>
+          <w:lang w:bidi="he-IL"/>
+          <w14:ligatures w14:val="none"/>
+        </w:rPr>
+        <w:t>private repository, contact us for details</w:t>
       </w:r>
       <w:r>
         <w:rPr>
@@ -15545,7 +18563,7 @@
           <w:lang w:bidi="he-IL"/>
           <w14:ligatures w14:val="none"/>
         </w:rPr>
-        <w:t>developed a Bayesian spatio-temporal model to relate</w:t>
+        <w:t xml:space="preserve">), we built a comprehensive animal seroprevalence dataset from the published literature. Given our goal of an automated forecasting pipeline, it is impossible for us to simply use raw extracted seroprevalence as an additional covariate because we compiled our seroprevalence data by means of a labor-intensive manual extraction effort from published literature. </w:t>
       </w:r>
       <w:r>
         <w:rPr>
@@ -15556,8 +18574,10 @@
           <w:lang w:bidi="he-IL"/>
           <w14:ligatures w14:val="none"/>
         </w:rPr>
-        <w:t xml:space="preserve"> our aggregated seroprevalence dataset</w:t>
-      </w:r>
+        <w:lastRenderedPageBreak/>
+        <w:t xml:space="preserve">Thus, we built a </w:t>
+      </w:r>
+      <w:proofErr w:type="spellStart"/>
       <w:r>
         <w:rPr>
           <w:rFonts w:ascii="Times New Roman" w:eastAsia="Times New Roman" w:hAnsi="Times New Roman" w:cs="Times New Roman"/>
@@ -15567,8 +18587,9 @@
           <w:lang w:bidi="he-IL"/>
           <w14:ligatures w14:val="none"/>
         </w:rPr>
-        <w:t xml:space="preserve"> to </w:t>
-      </w:r>
+        <w:t>spatio</w:t>
+      </w:r>
+      <w:proofErr w:type="spellEnd"/>
       <w:r>
         <w:rPr>
           <w:rFonts w:ascii="Times New Roman" w:eastAsia="Times New Roman" w:hAnsi="Times New Roman" w:cs="Times New Roman"/>
@@ -15578,7 +18599,7 @@
           <w:lang w:bidi="he-IL"/>
           <w14:ligatures w14:val="none"/>
         </w:rPr>
-        <w:t xml:space="preserve">WAHIS </w:t>
+        <w:t xml:space="preserve">-temporal seroprevalence predictive model designed to be fit once using the full seroprevalence dataset, after which future seroprevalence values can be predicted as part of the automated pipeline using publicly available data obtained as part of the data scraping phase. Specifically, we </w:t>
       </w:r>
       <w:r>
         <w:rPr>
@@ -15589,8 +18610,9 @@
           <w:lang w:bidi="he-IL"/>
           <w14:ligatures w14:val="none"/>
         </w:rPr>
-        <w:t>outbreak</w:t>
-      </w:r>
+        <w:t xml:space="preserve">developed a Bayesian </w:t>
+      </w:r>
+      <w:proofErr w:type="spellStart"/>
       <w:r>
         <w:rPr>
           <w:rFonts w:ascii="Times New Roman" w:eastAsia="Times New Roman" w:hAnsi="Times New Roman" w:cs="Times New Roman"/>
@@ -15600,13 +18622,10 @@
           <w:lang w:bidi="he-IL"/>
           <w14:ligatures w14:val="none"/>
         </w:rPr>
-        <w:t xml:space="preserve">s, data that is updated using one of our scraping functions. </w:t>
-      </w:r>
-    </w:p>
-    <w:p>
-      <w:pPr>
-        <w:spacing w:after="0" w:line="360" w:lineRule="auto"/>
-        <w:ind w:firstLine="720"/>
+        <w:t>spatio</w:t>
+      </w:r>
+      <w:proofErr w:type="spellEnd"/>
+      <w:r>
         <w:rPr>
           <w:rFonts w:ascii="Times New Roman" w:eastAsia="Times New Roman" w:hAnsi="Times New Roman" w:cs="Times New Roman"/>
           <w:kern w:val="0"/>
@@ -15615,7 +18634,8 @@
           <w:lang w:bidi="he-IL"/>
           <w14:ligatures w14:val="none"/>
         </w:rPr>
-      </w:pPr>
+        <w:t>-temporal model to relate</w:t>
+      </w:r>
       <w:r>
         <w:rPr>
           <w:rFonts w:ascii="Times New Roman" w:eastAsia="Times New Roman" w:hAnsi="Times New Roman" w:cs="Times New Roman"/>
@@ -15625,7 +18645,7 @@
           <w:lang w:bidi="he-IL"/>
           <w14:ligatures w14:val="none"/>
         </w:rPr>
-        <w:t>A</w:t>
+        <w:t xml:space="preserve"> our aggregated seroprevalence dataset</w:t>
       </w:r>
       <w:r>
         <w:rPr>
@@ -15636,7 +18656,7 @@
           <w:lang w:bidi="he-IL"/>
           <w14:ligatures w14:val="none"/>
         </w:rPr>
-        <w:t xml:space="preserve"> challenge is that serological surveys and outbreak reports are sparse, noisy, and misaligned in space and time, such that</w:t>
+        <w:t xml:space="preserve"> to </w:t>
       </w:r>
       <w:r>
         <w:rPr>
@@ -15647,7 +18667,7 @@
           <w:lang w:bidi="he-IL"/>
           <w14:ligatures w14:val="none"/>
         </w:rPr>
-        <w:t xml:space="preserve"> many</w:t>
+        <w:t xml:space="preserve">WAHIS </w:t>
       </w:r>
       <w:r>
         <w:rPr>
@@ -15658,7 +18678,7 @@
           <w:lang w:bidi="he-IL"/>
           <w14:ligatures w14:val="none"/>
         </w:rPr>
-        <w:t xml:space="preserve"> seroprevalence </w:t>
+        <w:t>outbreak</w:t>
       </w:r>
       <w:r>
         <w:rPr>
@@ -15669,9 +18689,13 @@
           <w:lang w:bidi="he-IL"/>
           <w14:ligatures w14:val="none"/>
         </w:rPr>
-        <w:t>values have few “paired” outbreaks recorded nearby.</w:t>
-      </w:r>
-      <w:r>
+        <w:t xml:space="preserve">s, data that is updated using one of our scraping functions. </w:t>
+      </w:r>
+    </w:p>
+    <w:p>
+      <w:pPr>
+        <w:spacing w:after="0" w:line="360" w:lineRule="auto"/>
+        <w:ind w:firstLine="720"/>
         <w:rPr>
           <w:rFonts w:ascii="Times New Roman" w:eastAsia="Times New Roman" w:hAnsi="Times New Roman" w:cs="Times New Roman"/>
           <w:kern w:val="0"/>
@@ -15680,8 +18704,7 @@
           <w:lang w:bidi="he-IL"/>
           <w14:ligatures w14:val="none"/>
         </w:rPr>
-        <w:t xml:space="preserve"> </w:t>
-      </w:r>
+      </w:pPr>
       <w:r>
         <w:rPr>
           <w:rFonts w:ascii="Times New Roman" w:eastAsia="Times New Roman" w:hAnsi="Times New Roman" w:cs="Times New Roman"/>
@@ -15691,7 +18714,7 @@
           <w:lang w:bidi="he-IL"/>
           <w14:ligatures w14:val="none"/>
         </w:rPr>
-        <w:t xml:space="preserve">Our model treats seroprevalence as arising from: 1) the </w:t>
+        <w:t>A</w:t>
       </w:r>
       <w:r>
         <w:rPr>
@@ -15702,7 +18725,7 @@
           <w:lang w:bidi="he-IL"/>
           <w14:ligatures w14:val="none"/>
         </w:rPr>
-        <w:t xml:space="preserve">accumulated </w:t>
+        <w:t xml:space="preserve"> challenge is that serological surveys and outbreak reports are sparse, noisy, and misaligned in space and time, such that</w:t>
       </w:r>
       <w:r>
         <w:rPr>
@@ -15713,7 +18736,7 @@
           <w:lang w:bidi="he-IL"/>
           <w14:ligatures w14:val="none"/>
         </w:rPr>
-        <w:t xml:space="preserve">impacts of nearby outbreaks, the effects of which decay spatially and temporally; and, 2) </w:t>
+        <w:t xml:space="preserve"> many</w:t>
       </w:r>
       <w:r>
         <w:rPr>
@@ -15724,7 +18747,7 @@
           <w:lang w:bidi="he-IL"/>
           <w14:ligatures w14:val="none"/>
         </w:rPr>
-        <w:t>spatially structured background variation</w:t>
+        <w:t xml:space="preserve"> seroprevalence </w:t>
       </w:r>
       <w:r>
         <w:rPr>
@@ -15735,7 +18758,7 @@
           <w:lang w:bidi="he-IL"/>
           <w14:ligatures w14:val="none"/>
         </w:rPr>
-        <w:t xml:space="preserve"> not explained by the recorded outbreaks (to account for high underreporting of cases). That is, our</w:t>
+        <w:t>values have few “paired” outbreaks recorded nearby.</w:t>
       </w:r>
       <w:r>
         <w:rPr>
@@ -15746,7 +18769,121 @@
           <w:lang w:bidi="he-IL"/>
           <w14:ligatures w14:val="none"/>
         </w:rPr>
-        <w:t xml:space="preserve"> model combines a mechanistic spatio-temporal kernel for outbreak influence with a flexible spatial random field to absorb residual structure not explained by the outbreak data.</w:t>
+        <w:t xml:space="preserve"> </w:t>
+      </w:r>
+      <w:r>
+        <w:rPr>
+          <w:rFonts w:ascii="Times New Roman" w:eastAsia="Times New Roman" w:hAnsi="Times New Roman" w:cs="Times New Roman"/>
+          <w:kern w:val="0"/>
+          <w:sz w:val="22"/>
+          <w:szCs w:val="22"/>
+          <w:lang w:bidi="he-IL"/>
+          <w14:ligatures w14:val="none"/>
+        </w:rPr>
+        <w:t xml:space="preserve">Our model treats seroprevalence as arising from: 1) the </w:t>
+      </w:r>
+      <w:r>
+        <w:rPr>
+          <w:rFonts w:ascii="Times New Roman" w:eastAsia="Times New Roman" w:hAnsi="Times New Roman" w:cs="Times New Roman"/>
+          <w:kern w:val="0"/>
+          <w:sz w:val="22"/>
+          <w:szCs w:val="22"/>
+          <w:lang w:bidi="he-IL"/>
+          <w14:ligatures w14:val="none"/>
+        </w:rPr>
+        <w:t xml:space="preserve">accumulated </w:t>
+      </w:r>
+      <w:r>
+        <w:rPr>
+          <w:rFonts w:ascii="Times New Roman" w:eastAsia="Times New Roman" w:hAnsi="Times New Roman" w:cs="Times New Roman"/>
+          <w:kern w:val="0"/>
+          <w:sz w:val="22"/>
+          <w:szCs w:val="22"/>
+          <w:lang w:bidi="he-IL"/>
+          <w14:ligatures w14:val="none"/>
+        </w:rPr>
+        <w:t xml:space="preserve">impacts of nearby outbreaks, the effects of which decay spatially and temporally; </w:t>
+      </w:r>
+      <w:proofErr w:type="gramStart"/>
+      <w:r>
+        <w:rPr>
+          <w:rFonts w:ascii="Times New Roman" w:eastAsia="Times New Roman" w:hAnsi="Times New Roman" w:cs="Times New Roman"/>
+          <w:kern w:val="0"/>
+          <w:sz w:val="22"/>
+          <w:szCs w:val="22"/>
+          <w:lang w:bidi="he-IL"/>
+          <w14:ligatures w14:val="none"/>
+        </w:rPr>
+        <w:t>and,</w:t>
+      </w:r>
+      <w:proofErr w:type="gramEnd"/>
+      <w:r>
+        <w:rPr>
+          <w:rFonts w:ascii="Times New Roman" w:eastAsia="Times New Roman" w:hAnsi="Times New Roman" w:cs="Times New Roman"/>
+          <w:kern w:val="0"/>
+          <w:sz w:val="22"/>
+          <w:szCs w:val="22"/>
+          <w:lang w:bidi="he-IL"/>
+          <w14:ligatures w14:val="none"/>
+        </w:rPr>
+        <w:t xml:space="preserve"> 2) </w:t>
+      </w:r>
+      <w:r>
+        <w:rPr>
+          <w:rFonts w:ascii="Times New Roman" w:eastAsia="Times New Roman" w:hAnsi="Times New Roman" w:cs="Times New Roman"/>
+          <w:kern w:val="0"/>
+          <w:sz w:val="22"/>
+          <w:szCs w:val="22"/>
+          <w:lang w:bidi="he-IL"/>
+          <w14:ligatures w14:val="none"/>
+        </w:rPr>
+        <w:t>spatially structured background variation</w:t>
+      </w:r>
+      <w:r>
+        <w:rPr>
+          <w:rFonts w:ascii="Times New Roman" w:eastAsia="Times New Roman" w:hAnsi="Times New Roman" w:cs="Times New Roman"/>
+          <w:kern w:val="0"/>
+          <w:sz w:val="22"/>
+          <w:szCs w:val="22"/>
+          <w:lang w:bidi="he-IL"/>
+          <w14:ligatures w14:val="none"/>
+        </w:rPr>
+        <w:t xml:space="preserve"> not explained by the recorded outbreaks (to account for high underreporting of cases). That is, our</w:t>
+      </w:r>
+      <w:r>
+        <w:rPr>
+          <w:rFonts w:ascii="Times New Roman" w:eastAsia="Times New Roman" w:hAnsi="Times New Roman" w:cs="Times New Roman"/>
+          <w:kern w:val="0"/>
+          <w:sz w:val="22"/>
+          <w:szCs w:val="22"/>
+          <w:lang w:bidi="he-IL"/>
+          <w14:ligatures w14:val="none"/>
+        </w:rPr>
+        <w:t xml:space="preserve"> model combines a mechanistic </w:t>
+      </w:r>
+      <w:proofErr w:type="spellStart"/>
+      <w:r>
+        <w:rPr>
+          <w:rFonts w:ascii="Times New Roman" w:eastAsia="Times New Roman" w:hAnsi="Times New Roman" w:cs="Times New Roman"/>
+          <w:kern w:val="0"/>
+          <w:sz w:val="22"/>
+          <w:szCs w:val="22"/>
+          <w:lang w:bidi="he-IL"/>
+          <w14:ligatures w14:val="none"/>
+        </w:rPr>
+        <w:t>spatio</w:t>
+      </w:r>
+      <w:proofErr w:type="spellEnd"/>
+      <w:r>
+        <w:rPr>
+          <w:rFonts w:ascii="Times New Roman" w:eastAsia="Times New Roman" w:hAnsi="Times New Roman" w:cs="Times New Roman"/>
+          <w:kern w:val="0"/>
+          <w:sz w:val="22"/>
+          <w:szCs w:val="22"/>
+          <w:lang w:bidi="he-IL"/>
+          <w14:ligatures w14:val="none"/>
+        </w:rPr>
+        <w:t>-temporal kernel for outbreak influence with a flexible spatial random field to absorb residual structure not explained by the outbreak data.</w:t>
       </w:r>
     </w:p>
     <w:p>
@@ -16935,7 +20072,31 @@
           <w:lang w:bidi="he-IL"/>
           <w14:ligatures w14:val="none"/>
         </w:rPr>
-        <w:t xml:space="preserve">is the cumulative spatio-temporal influence of past outbreaks on that survey. The coefficient </w:t>
+        <w:t xml:space="preserve">is the cumulative </w:t>
+      </w:r>
+      <w:proofErr w:type="spellStart"/>
+      <w:r>
+        <w:rPr>
+          <w:rFonts w:ascii="Times New Roman" w:eastAsia="Times New Roman" w:hAnsi="Times New Roman" w:cs="Times New Roman"/>
+          <w:kern w:val="0"/>
+          <w:sz w:val="22"/>
+          <w:szCs w:val="22"/>
+          <w:lang w:bidi="he-IL"/>
+          <w14:ligatures w14:val="none"/>
+        </w:rPr>
+        <w:t>spatio</w:t>
+      </w:r>
+      <w:proofErr w:type="spellEnd"/>
+      <w:r>
+        <w:rPr>
+          <w:rFonts w:ascii="Times New Roman" w:eastAsia="Times New Roman" w:hAnsi="Times New Roman" w:cs="Times New Roman"/>
+          <w:kern w:val="0"/>
+          <w:sz w:val="22"/>
+          <w:szCs w:val="22"/>
+          <w:lang w:bidi="he-IL"/>
+          <w14:ligatures w14:val="none"/>
+        </w:rPr>
+        <w:t xml:space="preserve">-temporal influence of past outbreaks on that survey. The coefficient </w:t>
       </w:r>
       <m:oMath>
         <m:r>
@@ -17918,7 +21079,6 @@
               <w:lang w:bidi="he-IL"/>
               <w14:ligatures w14:val="none"/>
             </w:rPr>
-            <w:lastRenderedPageBreak/>
             <m:t>K(</m:t>
           </m:r>
           <m:sSub>
@@ -18364,6 +21524,7 @@
           <w:lang w:bidi="he-IL"/>
           <w14:ligatures w14:val="none"/>
         </w:rPr>
+        <w:lastRenderedPageBreak/>
         <w:t>w</w:t>
       </w:r>
       <w:r>
@@ -19405,6 +22566,7 @@
         </w:rPr>
         <w:t xml:space="preserve"> (</w:t>
       </w:r>
+      <w:proofErr w:type="spellStart"/>
       <w:r>
         <w:rPr>
           <w:rFonts w:ascii="Times New Roman" w:eastAsia="Times New Roman" w:hAnsi="Times New Roman" w:cs="Times New Roman"/>
@@ -19417,7 +22579,22 @@
           <w:lang w:bidi="he-IL"/>
           <w14:ligatures w14:val="none"/>
         </w:rPr>
-        <w:t>Besag et al., 1991</w:t>
+        <w:t>Besag</w:t>
+      </w:r>
+      <w:proofErr w:type="spellEnd"/>
+      <w:r>
+        <w:rPr>
+          <w:rFonts w:ascii="Times New Roman" w:eastAsia="Times New Roman" w:hAnsi="Times New Roman" w:cs="Times New Roman"/>
+          <w:i/>
+          <w:iCs/>
+          <w:color w:val="77206D" w:themeColor="accent5" w:themeShade="BF"/>
+          <w:kern w:val="0"/>
+          <w:sz w:val="22"/>
+          <w:szCs w:val="22"/>
+          <w:lang w:bidi="he-IL"/>
+          <w14:ligatures w14:val="none"/>
+        </w:rPr>
+        <w:t xml:space="preserve"> et al., 1991</w:t>
       </w:r>
       <w:r>
         <w:rPr>
@@ -21116,6 +24293,7 @@
           <w:lang w:bidi="he-IL"/>
           <w14:ligatures w14:val="none"/>
         </w:rPr>
+        <w:lastRenderedPageBreak/>
         <w:t xml:space="preserve">where </w:t>
       </w:r>
       <m:oMath>
@@ -22138,6 +25316,7 @@
           <w:shd w:val="clear" w:color="auto" w:fill="FFFFFF"/>
         </w:rPr>
       </w:pPr>
+      <w:proofErr w:type="spellStart"/>
       <w:r>
         <w:rPr>
           <w:rFonts w:asciiTheme="majorBidi" w:hAnsiTheme="majorBidi" w:cstheme="majorBidi"/>
@@ -22146,7 +25325,40 @@
           <w:szCs w:val="16"/>
           <w:shd w:val="clear" w:color="auto" w:fill="FFFFFF"/>
         </w:rPr>
-        <w:t>Besag, J., York, J., &amp; Mollié, A. (1991). Bayesian image restoration, with two applications in spatial statistics. </w:t>
+        <w:t>Besag</w:t>
+      </w:r>
+      <w:proofErr w:type="spellEnd"/>
+      <w:r>
+        <w:rPr>
+          <w:rFonts w:asciiTheme="majorBidi" w:hAnsiTheme="majorBidi" w:cstheme="majorBidi"/>
+          <w:color w:val="222222"/>
+          <w:sz w:val="16"/>
+          <w:szCs w:val="16"/>
+          <w:shd w:val="clear" w:color="auto" w:fill="FFFFFF"/>
+        </w:rPr>
+        <w:t xml:space="preserve">, J., York, J., &amp; </w:t>
+      </w:r>
+      <w:proofErr w:type="spellStart"/>
+      <w:r>
+        <w:rPr>
+          <w:rFonts w:asciiTheme="majorBidi" w:hAnsiTheme="majorBidi" w:cstheme="majorBidi"/>
+          <w:color w:val="222222"/>
+          <w:sz w:val="16"/>
+          <w:szCs w:val="16"/>
+          <w:shd w:val="clear" w:color="auto" w:fill="FFFFFF"/>
+        </w:rPr>
+        <w:t>Mollié</w:t>
+      </w:r>
+      <w:proofErr w:type="spellEnd"/>
+      <w:r>
+        <w:rPr>
+          <w:rFonts w:asciiTheme="majorBidi" w:hAnsiTheme="majorBidi" w:cstheme="majorBidi"/>
+          <w:color w:val="222222"/>
+          <w:sz w:val="16"/>
+          <w:szCs w:val="16"/>
+          <w:shd w:val="clear" w:color="auto" w:fill="FFFFFF"/>
+        </w:rPr>
+        <w:t>, A. (1991). Bayesian image restoration, with two applications in spatial statistics. </w:t>
       </w:r>
       <w:r>
         <w:rPr>
@@ -22212,7 +25424,29 @@
           <w:szCs w:val="16"/>
           <w:shd w:val="clear" w:color="auto" w:fill="FFFFFF"/>
         </w:rPr>
-        <w:t>Chemison, A., Ramstein, G., Jones, A., Morse, A., &amp; Caminade, C. (2024). Ability of a dynamical climate sensitive disease model to reproduce historical Rift Valley Fever outbreaks over Africa. </w:t>
+        <w:t xml:space="preserve">Chemison, A., Ramstein, G., Jones, A., Morse, A., &amp; </w:t>
+      </w:r>
+      <w:proofErr w:type="spellStart"/>
+      <w:r>
+        <w:rPr>
+          <w:rFonts w:asciiTheme="majorBidi" w:hAnsiTheme="majorBidi" w:cstheme="majorBidi"/>
+          <w:color w:val="222222"/>
+          <w:sz w:val="16"/>
+          <w:szCs w:val="16"/>
+          <w:shd w:val="clear" w:color="auto" w:fill="FFFFFF"/>
+        </w:rPr>
+        <w:t>Caminade</w:t>
+      </w:r>
+      <w:proofErr w:type="spellEnd"/>
+      <w:r>
+        <w:rPr>
+          <w:rFonts w:asciiTheme="majorBidi" w:hAnsiTheme="majorBidi" w:cstheme="majorBidi"/>
+          <w:color w:val="222222"/>
+          <w:sz w:val="16"/>
+          <w:szCs w:val="16"/>
+          <w:shd w:val="clear" w:color="auto" w:fill="FFFFFF"/>
+        </w:rPr>
+        <w:t>, C. (2024). Ability of a dynamical climate sensitive disease model to reproduce historical Rift Valley Fever outbreaks over Africa. </w:t>
       </w:r>
       <w:r>
         <w:rPr>
@@ -22278,7 +25512,51 @@
           <w:szCs w:val="16"/>
           <w:shd w:val="clear" w:color="auto" w:fill="FFFFFF"/>
         </w:rPr>
-        <w:t>Mulwa, D., Kazuzuru, B., Misinzo, G., &amp; Bett, B. (2025). Machine learning approach to predicting Rift Valley fever disease outbreaks in Kenya. </w:t>
+        <w:t xml:space="preserve">Mulwa, D., </w:t>
+      </w:r>
+      <w:proofErr w:type="spellStart"/>
+      <w:r>
+        <w:rPr>
+          <w:rFonts w:asciiTheme="majorBidi" w:hAnsiTheme="majorBidi" w:cstheme="majorBidi"/>
+          <w:color w:val="222222"/>
+          <w:sz w:val="16"/>
+          <w:szCs w:val="16"/>
+          <w:shd w:val="clear" w:color="auto" w:fill="FFFFFF"/>
+        </w:rPr>
+        <w:t>Kazuzuru</w:t>
+      </w:r>
+      <w:proofErr w:type="spellEnd"/>
+      <w:r>
+        <w:rPr>
+          <w:rFonts w:asciiTheme="majorBidi" w:hAnsiTheme="majorBidi" w:cstheme="majorBidi"/>
+          <w:color w:val="222222"/>
+          <w:sz w:val="16"/>
+          <w:szCs w:val="16"/>
+          <w:shd w:val="clear" w:color="auto" w:fill="FFFFFF"/>
+        </w:rPr>
+        <w:t xml:space="preserve">, B., </w:t>
+      </w:r>
+      <w:proofErr w:type="spellStart"/>
+      <w:r>
+        <w:rPr>
+          <w:rFonts w:asciiTheme="majorBidi" w:hAnsiTheme="majorBidi" w:cstheme="majorBidi"/>
+          <w:color w:val="222222"/>
+          <w:sz w:val="16"/>
+          <w:szCs w:val="16"/>
+          <w:shd w:val="clear" w:color="auto" w:fill="FFFFFF"/>
+        </w:rPr>
+        <w:t>Misinzo</w:t>
+      </w:r>
+      <w:proofErr w:type="spellEnd"/>
+      <w:r>
+        <w:rPr>
+          <w:rFonts w:asciiTheme="majorBidi" w:hAnsiTheme="majorBidi" w:cstheme="majorBidi"/>
+          <w:color w:val="222222"/>
+          <w:sz w:val="16"/>
+          <w:szCs w:val="16"/>
+          <w:shd w:val="clear" w:color="auto" w:fill="FFFFFF"/>
+        </w:rPr>
+        <w:t>, G., &amp; Bett, B. (2025). Machine learning approach to predicting Rift Valley fever disease outbreaks in Kenya. </w:t>
       </w:r>
       <w:r>
         <w:rPr>
@@ -22344,7 +25622,6 @@
           <w:szCs w:val="16"/>
           <w:shd w:val="clear" w:color="auto" w:fill="FFFFFF"/>
         </w:rPr>
-        <w:lastRenderedPageBreak/>
         <w:t>Redding, D. W., Tiedt, S., Lo Iacono, G., Bett, B., &amp; Jones, K. E. (2017). Spatial, seasonal and climatic predictive models of Rift Valley fever disease across Africa. </w:t>
       </w:r>
       <w:r>
@@ -22403,7 +25680,7 @@
 </file>
 
 <file path=word/numbering.xml><?xml version="1.0" encoding="utf-8"?>
-<w:numbering xmlns:wpc="http://schemas.microsoft.com/office/word/2010/wordprocessingCanvas" xmlns:cx="http://schemas.microsoft.com/office/drawing/2014/chartex" xmlns:cx1="http://schemas.microsoft.com/office/drawing/2015/9/8/chartex" xmlns:cx2="http://schemas.microsoft.com/office/drawing/2015/10/21/chartex" xmlns:cx3="http://schemas.microsoft.com/office/drawing/2016/5/9/chartex" xmlns:cx4="http://schemas.microsoft.com/office/drawing/2016/5/10/chartex" xmlns:cx5="http://schemas.microsoft.com/office/drawing/2016/5/11/chartex" xmlns:cx6="http://schemas.microsoft.com/office/drawing/2016/5/12/chartex" xmlns:cx7="http://schemas.microsoft.com/office/drawing/2016/5/13/chartex" xmlns:cx8="http://schemas.microsoft.com/office/drawing/2016/5/14/chartex" xmlns:mc="http://schemas.openxmlformats.org/markup-compatibility/2006" xmlns:aink="http://schemas.microsoft.com/office/drawing/2016/ink" xmlns:am3d="http://schemas.microsoft.com/office/drawing/2017/model3d" xmlns:o="urn:schemas-microsoft-com:office:office" xmlns:oel="http://schemas.microsoft.com/office/2019/extlst" xmlns:r="http://schemas.openxmlformats.org/officeDocument/2006/relationships" xmlns:m="http://schemas.openxmlformats.org/officeDocument/2006/math" xmlns:v="urn:schemas-microsoft-com:vml" xmlns:wp14="http://schemas.microsoft.com/office/word/2010/wordprocessingDrawing" xmlns:wp="http://schemas.openxmlformats.org/drawingml/2006/wordprocessingDrawing" xmlns:w10="urn:schemas-microsoft-com:office:word" xmlns:w="http://schemas.openxmlformats.org/wordprocessingml/2006/main" xmlns:w14="http://schemas.microsoft.com/office/word/2010/wordml" xmlns:w15="http://schemas.microsoft.com/office/word/2012/wordml" xmlns:w16cex="http://schemas.microsoft.com/office/word/2018/wordml/cex" xmlns:w16cid="http://schemas.microsoft.com/office/word/2016/wordml/cid" xmlns:w16="http://schemas.microsoft.com/office/word/2018/wordml" xmlns:w16du="http://schemas.microsoft.com/office/word/2023/wordml/word16du" xmlns:w16sdtdh="http://schemas.microsoft.com/office/word/2020/wordml/sdtdatahash" xmlns:w16sdtfl="http://schemas.microsoft.com/office/word/2024/wordml/sdtformatlock" xmlns:w16se="http://schemas.microsoft.com/office/word/2015/wordml/symex" xmlns:wpg="http://schemas.microsoft.com/office/word/2010/wordprocessingGroup" xmlns:wpi="http://schemas.microsoft.com/office/word/2010/wordprocessingInk" xmlns:wne="http://schemas.microsoft.com/office/word/2006/wordml" xmlns:wps="http://schemas.microsoft.com/office/word/2010/wordprocessingShape" mc:Ignorable="w14 w15 w16se w16cid w16 w16cex w16sdtdh w16sdtfl w16du wp14">
+<w:numbering xmlns:wpc="http://schemas.microsoft.com/office/word/2010/wordprocessingCanvas" xmlns:cx="http://schemas.microsoft.com/office/drawing/2014/chartex" xmlns:cx1="http://schemas.microsoft.com/office/drawing/2015/9/8/chartex" xmlns:cx2="http://schemas.microsoft.com/office/drawing/2015/10/21/chartex" xmlns:cx3="http://schemas.microsoft.com/office/drawing/2016/5/9/chartex" xmlns:cx4="http://schemas.microsoft.com/office/drawing/2016/5/10/chartex" xmlns:cx5="http://schemas.microsoft.com/office/drawing/2016/5/11/chartex" xmlns:cx6="http://schemas.microsoft.com/office/drawing/2016/5/12/chartex" xmlns:cx7="http://schemas.microsoft.com/office/drawing/2016/5/13/chartex" xmlns:cx8="http://schemas.microsoft.com/office/drawing/2016/5/14/chartex" xmlns:mc="http://schemas.openxmlformats.org/markup-compatibility/2006" xmlns:m="http://schemas.openxmlformats.org/officeDocument/2006/math" xmlns:aink="http://schemas.microsoft.com/office/drawing/2016/ink" xmlns:am3d="http://schemas.microsoft.com/office/drawing/2017/model3d" xmlns:oel="http://schemas.microsoft.com/office/2019/extlst" xmlns:r="http://schemas.openxmlformats.org/officeDocument/2006/relationships" xmlns:wp14="http://schemas.microsoft.com/office/word/2010/wordprocessingDrawing" xmlns:wp="http://schemas.openxmlformats.org/drawingml/2006/wordprocessingDrawing" xmlns:wpg="http://schemas.microsoft.com/office/word/2010/wordprocessingGroup" xmlns:wpi="http://schemas.microsoft.com/office/word/2010/wordprocessingInk" xmlns:wps="http://schemas.microsoft.com/office/word/2010/wordprocessingShape" xmlns:o="urn:schemas-microsoft-com:office:office" xmlns:v="urn:schemas-microsoft-com:vml" xmlns:w10="urn:schemas-microsoft-com:office:word" xmlns:w="http://schemas.openxmlformats.org/wordprocessingml/2006/main" xmlns:w14="http://schemas.microsoft.com/office/word/2010/wordml" xmlns:w15="http://schemas.microsoft.com/office/word/2012/wordml" xmlns:w16cei="http://schemas.microsoft.com/office/word/2026/wordml/cei" xmlns:w16cex="http://schemas.microsoft.com/office/word/2018/wordml/cex" xmlns:w16cid="http://schemas.microsoft.com/office/word/2016/wordml/cid" xmlns:w16="http://schemas.microsoft.com/office/word/2018/wordml" xmlns:w16sdtdh="http://schemas.microsoft.com/office/word/2020/wordml/sdtdatahash" xmlns:w16sdtfl="http://schemas.microsoft.com/office/word/2024/wordml/sdtformatlock" xmlns:w16se="http://schemas.microsoft.com/office/word/2015/wordml/symex" xmlns:w16du="http://schemas.microsoft.com/office/word/2023/wordml/word16du" xmlns:wne="http://schemas.microsoft.com/office/word/2006/wordml" mc:Ignorable="w14 w15 w16se w16cid w16 w16cex w16sdtdh w16sdtfl w16du wp14">
   <w:abstractNum w:abstractNumId="0" w15:restartNumberingAfterBreak="0">
     <w:nsid w:val="00474E10"/>
     <w:multiLevelType w:val="hybridMultilevel"/>
@@ -25637,7 +28914,7 @@
 </file>
 
 <file path=word/styles.xml><?xml version="1.0" encoding="utf-8"?>
-<w:styles xmlns:mc="http://schemas.openxmlformats.org/markup-compatibility/2006" xmlns:r="http://schemas.openxmlformats.org/officeDocument/2006/relationships" xmlns:w="http://schemas.openxmlformats.org/wordprocessingml/2006/main" xmlns:w14="http://schemas.microsoft.com/office/word/2010/wordml" xmlns:w15="http://schemas.microsoft.com/office/word/2012/wordml" xmlns:w16cex="http://schemas.microsoft.com/office/word/2018/wordml/cex" xmlns:w16cid="http://schemas.microsoft.com/office/word/2016/wordml/cid" xmlns:w16="http://schemas.microsoft.com/office/word/2018/wordml" xmlns:w16du="http://schemas.microsoft.com/office/word/2023/wordml/word16du" xmlns:w16sdtdh="http://schemas.microsoft.com/office/word/2020/wordml/sdtdatahash" xmlns:w16sdtfl="http://schemas.microsoft.com/office/word/2024/wordml/sdtformatlock" xmlns:w16se="http://schemas.microsoft.com/office/word/2015/wordml/symex" mc:Ignorable="w14 w15 w16se w16cid w16 w16cex w16sdtdh w16sdtfl w16du">
+<w:styles xmlns:mc="http://schemas.openxmlformats.org/markup-compatibility/2006" xmlns:r="http://schemas.openxmlformats.org/officeDocument/2006/relationships" xmlns:w="http://schemas.openxmlformats.org/wordprocessingml/2006/main" xmlns:w14="http://schemas.microsoft.com/office/word/2010/wordml" xmlns:w15="http://schemas.microsoft.com/office/word/2012/wordml" xmlns:w16cex="http://schemas.microsoft.com/office/word/2018/wordml/cex" xmlns:w16cid="http://schemas.microsoft.com/office/word/2016/wordml/cid" xmlns:w16="http://schemas.microsoft.com/office/word/2018/wordml" xmlns:w16sdtdh="http://schemas.microsoft.com/office/word/2020/wordml/sdtdatahash" xmlns:w16sdtfl="http://schemas.microsoft.com/office/word/2024/wordml/sdtformatlock" xmlns:w16se="http://schemas.microsoft.com/office/word/2015/wordml/symex" xmlns:w16du="http://schemas.microsoft.com/office/word/2023/wordml/word16du" mc:Ignorable="w14 w15 w16se w16cid w16 w16cex w16sdtdh w16sdtfl w16du">
   <w:docDefaults>
     <w:rPrDefault>
       <w:rPr>
